--- a/docs/Capstone Preliminary Analysis and Methodology_HealthcareManagement_github.docx
+++ b/docs/Capstone Preliminary Analysis and Methodology_HealthcareManagement_github.docx
@@ -147,6 +147,127 @@
         </w:rPr>
         <w:t>facilities.</w:t>
       </w:r>
+    </w:p>
+    <w:p>
+      <w:pPr>
+        <w:pStyle w:val="Body"/>
+        <w:rPr>
+          <w:i/>
+          <w:iCs/>
+          <w:sz w:val="24"/>
+          <w:szCs w:val="24"/>
+        </w:rPr>
+      </w:pPr>
+    </w:p>
+    <w:p>
+      <w:pPr>
+        <w:pStyle w:val="Body"/>
+        <w:rPr>
+          <w:i/>
+          <w:iCs/>
+          <w:sz w:val="20"/>
+          <w:szCs w:val="20"/>
+        </w:rPr>
+      </w:pPr>
+      <w:r>
+        <w:rPr>
+          <w:sz w:val="24"/>
+          <w:szCs w:val="24"/>
+        </w:rPr>
+        <w:t xml:space="preserve">Null Hypothesis: </w:t>
+      </w:r>
+      <w:r>
+        <w:rPr>
+          <w:i/>
+          <w:iCs/>
+          <w:sz w:val="20"/>
+          <w:szCs w:val="20"/>
+        </w:rPr>
+        <w:t>(a statement that asserts there is </w:t>
+      </w:r>
+      <w:r>
+        <w:rPr>
+          <w:b/>
+          <w:bCs/>
+          <w:i/>
+          <w:iCs/>
+          <w:sz w:val="20"/>
+          <w:szCs w:val="20"/>
+        </w:rPr>
+        <w:t>no relationship, no effect, or no difference</w:t>
+      </w:r>
+      <w:r>
+        <w:rPr>
+          <w:i/>
+          <w:iCs/>
+          <w:sz w:val="20"/>
+          <w:szCs w:val="20"/>
+        </w:rPr>
+        <w:t> between variables or groups in a population. It serves as the default, "status quo" assumption that researchers try to reject or disprove through statistical analysis)</w:t>
+      </w:r>
+    </w:p>
+    <w:p>
+      <w:pPr>
+        <w:pStyle w:val="Body"/>
+        <w:rPr>
+          <w:i/>
+          <w:iCs/>
+          <w:sz w:val="20"/>
+          <w:szCs w:val="20"/>
+        </w:rPr>
+      </w:pPr>
+    </w:p>
+    <w:p>
+      <w:pPr>
+        <w:pStyle w:val="Body"/>
+        <w:rPr>
+          <w:sz w:val="20"/>
+          <w:szCs w:val="20"/>
+        </w:rPr>
+      </w:pPr>
+      <w:r>
+        <w:rPr>
+          <w:sz w:val="20"/>
+          <w:szCs w:val="20"/>
+        </w:rPr>
+        <w:t>Null Hypothesis: Patients readmitted within 30 days of being treated and discharged, readmittance is not related to previous treatment received.</w:t>
+      </w:r>
+    </w:p>
+    <w:p>
+      <w:pPr>
+        <w:pStyle w:val="Body"/>
+        <w:rPr>
+          <w:sz w:val="20"/>
+          <w:szCs w:val="20"/>
+        </w:rPr>
+      </w:pPr>
+    </w:p>
+    <w:p>
+      <w:pPr>
+        <w:pStyle w:val="Body"/>
+        <w:rPr>
+          <w:sz w:val="20"/>
+          <w:szCs w:val="20"/>
+        </w:rPr>
+      </w:pPr>
+      <w:r>
+        <w:rPr>
+          <w:sz w:val="20"/>
+          <w:szCs w:val="20"/>
+        </w:rPr>
+        <w:t>Alternative Hypothesis: Readmittance within 30 is related to previous treatment.</w:t>
+      </w:r>
+    </w:p>
+    <w:p>
+      <w:pPr>
+        <w:pStyle w:val="Body"/>
+        <w:rPr>
+          <w:i/>
+          <w:iCs/>
+          <w:sz w:val="24"/>
+          <w:szCs w:val="24"/>
+        </w:rPr>
+      </w:pPr>
     </w:p>
     <w:p>
       <w:pPr>
@@ -807,16 +928,7 @@
           <w:sz w:val="24"/>
           <w:szCs w:val="24"/>
         </w:rPr>
-        <w:t xml:space="preserve"> </w:t>
-      </w:r>
-      <w:r>
-        <w:rPr>
-          <w:i/>
-          <w:iCs/>
-          <w:sz w:val="24"/>
-          <w:szCs w:val="24"/>
-        </w:rPr>
-        <w:t>related fields and definitions</w:t>
+        <w:t xml:space="preserve"> related fields and definitions</w:t>
       </w:r>
       <w:r>
         <w:rPr>
@@ -900,25 +1012,7 @@
           <w:sz w:val="20"/>
           <w:szCs w:val="20"/>
         </w:rPr>
-        <w:t>Table storing init</w:t>
-      </w:r>
-      <w:r>
-        <w:rPr>
-          <w:i/>
-          <w:iCs/>
-          <w:sz w:val="20"/>
-          <w:szCs w:val="20"/>
-        </w:rPr>
-        <w:t>i</w:t>
-      </w:r>
-      <w:r>
-        <w:rPr>
-          <w:i/>
-          <w:iCs/>
-          <w:sz w:val="20"/>
-          <w:szCs w:val="20"/>
-        </w:rPr>
-        <w:t>al data of discharge disposition'</w:t>
+        <w:t>Table storing initial data of discharge disposition'</w:t>
       </w:r>
     </w:p>
     <w:p>
@@ -1192,6 +1286,7 @@
           <w:sz w:val="24"/>
           <w:szCs w:val="24"/>
         </w:rPr>
+        <w:lastRenderedPageBreak/>
         <w:t xml:space="preserve">   </w:t>
       </w:r>
       <w:r>
@@ -1545,17 +1640,7 @@
           <w:sz w:val="24"/>
           <w:szCs w:val="24"/>
         </w:rPr>
-        <w:t xml:space="preserve">  The data extracted </w:t>
-      </w:r>
-      <w:r>
-        <w:rPr>
-          <w:i/>
-          <w:iCs/>
-          <w:sz w:val="24"/>
-          <w:szCs w:val="24"/>
-        </w:rPr>
-        <w:lastRenderedPageBreak/>
-        <w:t>from the website was inserted into a table on the diabetic_data.csv file and transformed to match the icd9 table.</w:t>
+        <w:t xml:space="preserve">  The data extracted from the website was inserted into a table on the diabetic_data.csv file and transformed to match the icd9 table.</w:t>
       </w:r>
     </w:p>
     <w:p>
@@ -1630,34 +1715,7 @@
           <w:sz w:val="20"/>
           <w:szCs w:val="20"/>
         </w:rPr>
-        <w:t xml:space="preserve">Table storing </w:t>
-      </w:r>
-      <w:r>
-        <w:rPr>
-          <w:i/>
-          <w:iCs/>
-          <w:sz w:val="20"/>
-          <w:szCs w:val="20"/>
-        </w:rPr>
-        <w:t>initial</w:t>
-      </w:r>
-      <w:r>
-        <w:rPr>
-          <w:i/>
-          <w:iCs/>
-          <w:sz w:val="20"/>
-          <w:szCs w:val="20"/>
-        </w:rPr>
-        <w:t xml:space="preserve"> data of ICD9 code</w:t>
-      </w:r>
-      <w:r>
-        <w:rPr>
-          <w:i/>
-          <w:iCs/>
-          <w:sz w:val="20"/>
-          <w:szCs w:val="20"/>
-        </w:rPr>
-        <w:t>’</w:t>
+        <w:t>Table storing initial data of ICD9 code’</w:t>
       </w:r>
     </w:p>
     <w:p>
@@ -2081,16 +2139,7 @@
           <w:sz w:val="24"/>
           <w:szCs w:val="24"/>
         </w:rPr>
-        <w:t>T</w:t>
-      </w:r>
-      <w:r>
-        <w:rPr>
-          <w:i/>
-          <w:iCs/>
-          <w:sz w:val="24"/>
-          <w:szCs w:val="24"/>
-        </w:rPr>
-        <w:t xml:space="preserve">he patient and </w:t>
+        <w:t xml:space="preserve">The patient and </w:t>
       </w:r>
       <w:proofErr w:type="spellStart"/>
       <w:r>
@@ -2119,43 +2168,7 @@
           <w:sz w:val="24"/>
           <w:szCs w:val="24"/>
         </w:rPr>
-        <w:t xml:space="preserve"> were loaded using Python </w:t>
-      </w:r>
-      <w:r>
-        <w:rPr>
-          <w:i/>
-          <w:iCs/>
-          <w:sz w:val="24"/>
-          <w:szCs w:val="24"/>
-        </w:rPr>
-        <w:t xml:space="preserve">into the bronze level tables </w:t>
-      </w:r>
-      <w:r>
-        <w:rPr>
-          <w:i/>
-          <w:iCs/>
-          <w:sz w:val="24"/>
-          <w:szCs w:val="24"/>
-        </w:rPr>
-        <w:t>which is another tool used during my analysis</w:t>
-      </w:r>
-      <w:r>
-        <w:rPr>
-          <w:i/>
-          <w:iCs/>
-          <w:sz w:val="24"/>
-          <w:szCs w:val="24"/>
-        </w:rPr>
-        <w:t xml:space="preserve">. Using MySQL, </w:t>
-      </w:r>
-      <w:r>
-        <w:rPr>
-          <w:i/>
-          <w:iCs/>
-          <w:sz w:val="24"/>
-          <w:szCs w:val="24"/>
-        </w:rPr>
-        <w:t xml:space="preserve">the data </w:t>
+        <w:t xml:space="preserve"> were loaded using Python into the bronze level tables which is another tool used during my analysis. Using MySQL, the data </w:t>
       </w:r>
       <w:r>
         <w:rPr>
@@ -2392,25 +2405,7 @@
           <w:szCs w:val="24"/>
         </w:rPr>
         <w:tab/>
-        <w:t>race</w:t>
-      </w:r>
-      <w:r>
-        <w:rPr>
-          <w:i/>
-          <w:iCs/>
-          <w:sz w:val="24"/>
-          <w:szCs w:val="24"/>
-        </w:rPr>
-        <w:t>:</w:t>
-      </w:r>
-      <w:r>
-        <w:rPr>
-          <w:i/>
-          <w:iCs/>
-          <w:sz w:val="24"/>
-          <w:szCs w:val="24"/>
-        </w:rPr>
-        <w:t xml:space="preserve"> </w:t>
+        <w:t xml:space="preserve">race: </w:t>
       </w:r>
       <w:r>
         <w:rPr>
@@ -2440,16 +2435,7 @@
           <w:szCs w:val="24"/>
         </w:rPr>
         <w:tab/>
-        <w:t>gender</w:t>
-      </w:r>
-      <w:r>
-        <w:rPr>
-          <w:i/>
-          <w:iCs/>
-          <w:sz w:val="24"/>
-          <w:szCs w:val="24"/>
-        </w:rPr>
-        <w:t xml:space="preserve">: </w:t>
+        <w:t xml:space="preserve">gender: </w:t>
       </w:r>
       <w:r>
         <w:rPr>
@@ -2479,25 +2465,7 @@
           <w:szCs w:val="24"/>
         </w:rPr>
         <w:tab/>
-        <w:t>age</w:t>
-      </w:r>
-      <w:r>
-        <w:rPr>
-          <w:i/>
-          <w:iCs/>
-          <w:sz w:val="24"/>
-          <w:szCs w:val="24"/>
-        </w:rPr>
-        <w:t>:</w:t>
-      </w:r>
-      <w:r>
-        <w:rPr>
-          <w:i/>
-          <w:iCs/>
-          <w:sz w:val="24"/>
-          <w:szCs w:val="24"/>
-        </w:rPr>
-        <w:t xml:space="preserve"> </w:t>
+        <w:t xml:space="preserve">age: </w:t>
       </w:r>
       <w:r>
         <w:rPr>
@@ -2536,16 +2504,7 @@
           <w:sz w:val="24"/>
           <w:szCs w:val="24"/>
         </w:rPr>
-        <w:t>weight</w:t>
-      </w:r>
-      <w:r>
-        <w:rPr>
-          <w:i/>
-          <w:iCs/>
-          <w:sz w:val="24"/>
-          <w:szCs w:val="24"/>
-        </w:rPr>
-        <w:t xml:space="preserve">: </w:t>
+        <w:t xml:space="preserve">weight: </w:t>
       </w:r>
       <w:r>
         <w:rPr>
@@ -3137,6 +3096,7 @@
           <w:sz w:val="24"/>
           <w:szCs w:val="24"/>
         </w:rPr>
+        <w:lastRenderedPageBreak/>
         <w:t>payer_code</w:t>
       </w:r>
       <w:proofErr w:type="spellEnd"/>
@@ -3491,9 +3451,1331 @@
           <w:sz w:val="24"/>
           <w:szCs w:val="24"/>
         </w:rPr>
+        <w:t>diag_1</w:t>
+      </w:r>
+      <w:r>
+        <w:rPr>
+          <w:i/>
+          <w:iCs/>
+          <w:sz w:val="24"/>
+          <w:szCs w:val="24"/>
+        </w:rPr>
+        <w:t xml:space="preserve">: </w:t>
+      </w:r>
+      <w:r>
+        <w:rPr>
+          <w:i/>
+          <w:iCs/>
+          <w:sz w:val="20"/>
+          <w:szCs w:val="20"/>
+        </w:rPr>
+        <w:t>Primary diagnosis code (ICD-9-CM). Represents the main condition diagnosed.'</w:t>
+      </w:r>
+    </w:p>
+    <w:p>
+      <w:pPr>
+        <w:pStyle w:val="Body"/>
+        <w:ind w:left="720"/>
+        <w:rPr>
+          <w:i/>
+          <w:iCs/>
+          <w:sz w:val="24"/>
+          <w:szCs w:val="24"/>
+        </w:rPr>
+      </w:pPr>
+      <w:r>
+        <w:rPr>
+          <w:i/>
+          <w:iCs/>
+          <w:sz w:val="24"/>
+          <w:szCs w:val="24"/>
+        </w:rPr>
+        <w:t>diag_2</w:t>
+      </w:r>
+      <w:r>
+        <w:rPr>
+          <w:i/>
+          <w:iCs/>
+          <w:sz w:val="24"/>
+          <w:szCs w:val="24"/>
+        </w:rPr>
+        <w:t>:</w:t>
+      </w:r>
+      <w:r>
+        <w:rPr>
+          <w:i/>
+          <w:iCs/>
+          <w:sz w:val="24"/>
+          <w:szCs w:val="24"/>
+        </w:rPr>
+        <w:t xml:space="preserve"> </w:t>
+      </w:r>
+      <w:r>
+        <w:rPr>
+          <w:i/>
+          <w:iCs/>
+          <w:sz w:val="20"/>
+          <w:szCs w:val="20"/>
+        </w:rPr>
+        <w:t>'Secondary diagnosis code (ICD-9-CM). Represents additional medical conditions.'</w:t>
+      </w:r>
+    </w:p>
+    <w:p>
+      <w:pPr>
+        <w:pStyle w:val="Body"/>
+        <w:ind w:left="720"/>
+        <w:rPr>
+          <w:i/>
+          <w:iCs/>
+          <w:sz w:val="20"/>
+          <w:szCs w:val="20"/>
+        </w:rPr>
+      </w:pPr>
+      <w:r>
+        <w:rPr>
+          <w:i/>
+          <w:iCs/>
+          <w:sz w:val="24"/>
+          <w:szCs w:val="24"/>
+        </w:rPr>
+        <w:t>diag_</w:t>
+      </w:r>
+      <w:proofErr w:type="gramStart"/>
+      <w:r>
+        <w:rPr>
+          <w:i/>
+          <w:iCs/>
+          <w:sz w:val="24"/>
+          <w:szCs w:val="24"/>
+        </w:rPr>
+        <w:t>3</w:t>
+      </w:r>
+      <w:r>
+        <w:rPr>
+          <w:i/>
+          <w:iCs/>
+          <w:sz w:val="24"/>
+          <w:szCs w:val="24"/>
+        </w:rPr>
+        <w:t>: ‘</w:t>
+      </w:r>
+      <w:proofErr w:type="gramEnd"/>
+      <w:r>
+        <w:rPr>
+          <w:i/>
+          <w:iCs/>
+          <w:sz w:val="20"/>
+          <w:szCs w:val="20"/>
+        </w:rPr>
+        <w:t>Tertiary diagnosis code (ICD-9-CM). Represents other relevant conditions.'</w:t>
+      </w:r>
+    </w:p>
+    <w:p>
+      <w:pPr>
+        <w:pStyle w:val="Body"/>
+        <w:ind w:left="720"/>
+        <w:rPr>
+          <w:i/>
+          <w:iCs/>
+          <w:sz w:val="20"/>
+          <w:szCs w:val="20"/>
+        </w:rPr>
+      </w:pPr>
+      <w:proofErr w:type="spellStart"/>
+      <w:r>
+        <w:rPr>
+          <w:i/>
+          <w:iCs/>
+          <w:sz w:val="24"/>
+          <w:szCs w:val="24"/>
+        </w:rPr>
+        <w:t>number_diagnoses</w:t>
+      </w:r>
+      <w:proofErr w:type="spellEnd"/>
+      <w:r>
+        <w:rPr>
+          <w:i/>
+          <w:iCs/>
+          <w:sz w:val="24"/>
+          <w:szCs w:val="24"/>
+        </w:rPr>
+        <w:t>:</w:t>
+      </w:r>
+      <w:r>
+        <w:rPr>
+          <w:i/>
+          <w:iCs/>
+          <w:sz w:val="24"/>
+          <w:szCs w:val="24"/>
+        </w:rPr>
+        <w:t xml:space="preserve"> </w:t>
+      </w:r>
+      <w:r>
+        <w:rPr>
+          <w:i/>
+          <w:iCs/>
+          <w:sz w:val="20"/>
+          <w:szCs w:val="20"/>
+        </w:rPr>
+        <w:t>'Total number of diagnoses assigned during the encounter.'</w:t>
+      </w:r>
+    </w:p>
+    <w:p>
+      <w:pPr>
+        <w:pStyle w:val="Body"/>
+        <w:ind w:left="720"/>
+        <w:rPr>
+          <w:i/>
+          <w:iCs/>
+          <w:sz w:val="20"/>
+          <w:szCs w:val="20"/>
+        </w:rPr>
+      </w:pPr>
+      <w:proofErr w:type="spellStart"/>
+      <w:r>
+        <w:rPr>
+          <w:i/>
+          <w:iCs/>
+          <w:sz w:val="24"/>
+          <w:szCs w:val="24"/>
+        </w:rPr>
+        <w:t>max_glu_serum</w:t>
+      </w:r>
+      <w:proofErr w:type="spellEnd"/>
+      <w:r>
+        <w:rPr>
+          <w:i/>
+          <w:iCs/>
+          <w:sz w:val="24"/>
+          <w:szCs w:val="24"/>
+        </w:rPr>
+        <w:t xml:space="preserve">: </w:t>
+      </w:r>
+      <w:r>
+        <w:rPr>
+          <w:i/>
+          <w:iCs/>
+          <w:sz w:val="20"/>
+          <w:szCs w:val="20"/>
+        </w:rPr>
+        <w:t xml:space="preserve">'Maximum glucose serum test result (e.g., &gt;200, &gt;300, Normal, </w:t>
+      </w:r>
+      <w:proofErr w:type="gramStart"/>
+      <w:r>
+        <w:rPr>
+          <w:i/>
+          <w:iCs/>
+          <w:sz w:val="20"/>
+          <w:szCs w:val="20"/>
+        </w:rPr>
+        <w:t>None</w:t>
+      </w:r>
+      <w:proofErr w:type="gramEnd"/>
+      <w:r>
+        <w:rPr>
+          <w:i/>
+          <w:iCs/>
+          <w:sz w:val="20"/>
+          <w:szCs w:val="20"/>
+        </w:rPr>
+        <w:t xml:space="preserve"> if not measured).'</w:t>
+      </w:r>
+    </w:p>
+    <w:p>
+      <w:pPr>
+        <w:pStyle w:val="Body"/>
+        <w:ind w:left="720"/>
+        <w:rPr>
+          <w:i/>
+          <w:iCs/>
+          <w:sz w:val="24"/>
+          <w:szCs w:val="24"/>
+        </w:rPr>
+      </w:pPr>
+      <w:r>
+        <w:rPr>
+          <w:i/>
+          <w:iCs/>
+          <w:sz w:val="24"/>
+          <w:szCs w:val="24"/>
+        </w:rPr>
+        <w:t>A1Cresult</w:t>
+      </w:r>
+      <w:r>
+        <w:rPr>
+          <w:i/>
+          <w:iCs/>
+          <w:sz w:val="24"/>
+          <w:szCs w:val="24"/>
+        </w:rPr>
+        <w:t>:</w:t>
+      </w:r>
+      <w:r>
+        <w:rPr>
+          <w:i/>
+          <w:iCs/>
+          <w:sz w:val="24"/>
+          <w:szCs w:val="24"/>
+        </w:rPr>
+        <w:t xml:space="preserve"> </w:t>
+      </w:r>
+      <w:r>
+        <w:rPr>
+          <w:i/>
+          <w:iCs/>
+          <w:sz w:val="20"/>
+          <w:szCs w:val="20"/>
+        </w:rPr>
+        <w:t xml:space="preserve">'Hemoglobin A1c test result indicating average blood sugar levels (e.g., &gt;7, &gt;8, Normal, </w:t>
+      </w:r>
+      <w:proofErr w:type="gramStart"/>
+      <w:r>
+        <w:rPr>
+          <w:i/>
+          <w:iCs/>
+          <w:sz w:val="20"/>
+          <w:szCs w:val="20"/>
+        </w:rPr>
+        <w:t>None</w:t>
+      </w:r>
+      <w:proofErr w:type="gramEnd"/>
+      <w:r>
+        <w:rPr>
+          <w:i/>
+          <w:iCs/>
+          <w:sz w:val="20"/>
+          <w:szCs w:val="20"/>
+        </w:rPr>
+        <w:t xml:space="preserve"> if not measured).'</w:t>
+      </w:r>
+    </w:p>
+    <w:p>
+      <w:pPr>
+        <w:pStyle w:val="Body"/>
+        <w:ind w:left="720"/>
+        <w:rPr>
+          <w:i/>
+          <w:iCs/>
+          <w:sz w:val="20"/>
+          <w:szCs w:val="20"/>
+        </w:rPr>
+      </w:pPr>
+      <w:r>
+        <w:rPr>
+          <w:i/>
+          <w:iCs/>
+          <w:sz w:val="24"/>
+          <w:szCs w:val="24"/>
+        </w:rPr>
+        <w:t>M</w:t>
+      </w:r>
+      <w:r>
+        <w:rPr>
+          <w:i/>
+          <w:iCs/>
+          <w:sz w:val="24"/>
+          <w:szCs w:val="24"/>
+        </w:rPr>
+        <w:t>etformin</w:t>
+      </w:r>
+      <w:r>
+        <w:rPr>
+          <w:i/>
+          <w:iCs/>
+          <w:sz w:val="24"/>
+          <w:szCs w:val="24"/>
+        </w:rPr>
+        <w:t>:</w:t>
+      </w:r>
+      <w:r>
+        <w:rPr>
+          <w:i/>
+          <w:iCs/>
+          <w:sz w:val="24"/>
+          <w:szCs w:val="24"/>
+        </w:rPr>
+        <w:t xml:space="preserve"> </w:t>
+      </w:r>
+      <w:r>
+        <w:rPr>
+          <w:i/>
+          <w:iCs/>
+          <w:sz w:val="20"/>
+          <w:szCs w:val="20"/>
+        </w:rPr>
+        <w:t>'Whether the drug metformin was prescribed (e.g., No drug not prescribed, Steady, Up, Down).'</w:t>
+      </w:r>
+    </w:p>
+    <w:p>
+      <w:pPr>
+        <w:pStyle w:val="Body"/>
+        <w:ind w:left="720"/>
+        <w:rPr>
+          <w:i/>
+          <w:iCs/>
+          <w:sz w:val="20"/>
+          <w:szCs w:val="20"/>
+        </w:rPr>
+      </w:pPr>
+      <w:r>
+        <w:rPr>
+          <w:i/>
+          <w:iCs/>
+          <w:sz w:val="24"/>
+          <w:szCs w:val="24"/>
+        </w:rPr>
+        <w:t>R</w:t>
+      </w:r>
+      <w:r>
+        <w:rPr>
+          <w:i/>
+          <w:iCs/>
+          <w:sz w:val="24"/>
+          <w:szCs w:val="24"/>
+        </w:rPr>
+        <w:t>epaglinide</w:t>
+      </w:r>
+      <w:r>
+        <w:rPr>
+          <w:i/>
+          <w:iCs/>
+          <w:sz w:val="24"/>
+          <w:szCs w:val="24"/>
+        </w:rPr>
+        <w:t>:</w:t>
+      </w:r>
+      <w:r>
+        <w:rPr>
+          <w:i/>
+          <w:iCs/>
+          <w:sz w:val="24"/>
+          <w:szCs w:val="24"/>
+        </w:rPr>
+        <w:t xml:space="preserve"> </w:t>
+      </w:r>
+      <w:r>
+        <w:rPr>
+          <w:i/>
+          <w:iCs/>
+          <w:sz w:val="20"/>
+          <w:szCs w:val="20"/>
+        </w:rPr>
+        <w:t>'Whether the drug metformin was prescribed (e.g., No drug not prescribed, Steady, Up, Down).'</w:t>
+      </w:r>
+    </w:p>
+    <w:p>
+      <w:pPr>
+        <w:pStyle w:val="Body"/>
+        <w:ind w:left="720"/>
+        <w:rPr>
+          <w:i/>
+          <w:iCs/>
+          <w:sz w:val="24"/>
+          <w:szCs w:val="24"/>
+        </w:rPr>
+      </w:pPr>
+      <w:r>
+        <w:rPr>
+          <w:i/>
+          <w:iCs/>
+          <w:sz w:val="24"/>
+          <w:szCs w:val="24"/>
+        </w:rPr>
+        <w:t>N</w:t>
+      </w:r>
+      <w:r>
+        <w:rPr>
+          <w:i/>
+          <w:iCs/>
+          <w:sz w:val="24"/>
+          <w:szCs w:val="24"/>
+        </w:rPr>
+        <w:t>ateglinide</w:t>
+      </w:r>
+      <w:r>
+        <w:rPr>
+          <w:i/>
+          <w:iCs/>
+          <w:sz w:val="24"/>
+          <w:szCs w:val="24"/>
+        </w:rPr>
+        <w:t>:</w:t>
+      </w:r>
+      <w:r>
+        <w:rPr>
+          <w:i/>
+          <w:iCs/>
+          <w:sz w:val="24"/>
+          <w:szCs w:val="24"/>
+        </w:rPr>
+        <w:t xml:space="preserve"> </w:t>
+      </w:r>
+      <w:r>
+        <w:rPr>
+          <w:i/>
+          <w:iCs/>
+          <w:sz w:val="20"/>
+          <w:szCs w:val="20"/>
+        </w:rPr>
+        <w:t>Whether the drug metformin was prescribed (e.g., No drug not prescribed, Steady, Up, Down).'</w:t>
+      </w:r>
+    </w:p>
+    <w:p>
+      <w:pPr>
+        <w:pStyle w:val="Body"/>
+        <w:ind w:left="720"/>
+        <w:rPr>
+          <w:i/>
+          <w:iCs/>
+          <w:sz w:val="20"/>
+          <w:szCs w:val="20"/>
+        </w:rPr>
+      </w:pPr>
+      <w:r>
+        <w:rPr>
+          <w:i/>
+          <w:iCs/>
+          <w:sz w:val="24"/>
+          <w:szCs w:val="24"/>
+        </w:rPr>
+        <w:t>Chlorpropamide</w:t>
+      </w:r>
+      <w:r>
+        <w:rPr>
+          <w:i/>
+          <w:iCs/>
+          <w:sz w:val="24"/>
+          <w:szCs w:val="24"/>
+        </w:rPr>
+        <w:t xml:space="preserve">: </w:t>
+      </w:r>
+      <w:r>
+        <w:rPr>
+          <w:i/>
+          <w:iCs/>
+          <w:sz w:val="20"/>
+          <w:szCs w:val="20"/>
+        </w:rPr>
+        <w:t>'Whether the drug metformin was prescribed (e.g., No drug not prescribed, Steady, Up, Down).’</w:t>
+      </w:r>
+    </w:p>
+    <w:p>
+      <w:pPr>
+        <w:pStyle w:val="Body"/>
+        <w:ind w:left="720"/>
+        <w:rPr>
+          <w:i/>
+          <w:iCs/>
+          <w:sz w:val="24"/>
+          <w:szCs w:val="24"/>
+        </w:rPr>
+      </w:pPr>
+      <w:proofErr w:type="spellStart"/>
+      <w:r>
+        <w:rPr>
+          <w:i/>
+          <w:iCs/>
+          <w:sz w:val="24"/>
+          <w:szCs w:val="24"/>
+        </w:rPr>
+        <w:t>glimepiride</w:t>
+      </w:r>
+      <w:r>
+        <w:rPr>
+          <w:i/>
+          <w:iCs/>
+          <w:sz w:val="24"/>
+          <w:szCs w:val="24"/>
+        </w:rPr>
+        <w:t>:</w:t>
+      </w:r>
+      <w:r>
+        <w:rPr>
+          <w:i/>
+          <w:iCs/>
+          <w:sz w:val="20"/>
+          <w:szCs w:val="20"/>
+        </w:rPr>
+        <w:t>'Whether</w:t>
+      </w:r>
+      <w:proofErr w:type="spellEnd"/>
+      <w:r>
+        <w:rPr>
+          <w:i/>
+          <w:iCs/>
+          <w:sz w:val="20"/>
+          <w:szCs w:val="20"/>
+        </w:rPr>
+        <w:t xml:space="preserve"> the drug metformin was prescribed (e.g., No drug not prescribed, Steady, Up, Down).</w:t>
+      </w:r>
+      <w:r>
+        <w:rPr>
+          <w:i/>
+          <w:iCs/>
+          <w:sz w:val="24"/>
+          <w:szCs w:val="24"/>
+        </w:rPr>
+        <w:t>’</w:t>
+      </w:r>
+    </w:p>
+    <w:p>
+      <w:pPr>
+        <w:pStyle w:val="Body"/>
+        <w:ind w:left="720"/>
+        <w:rPr>
+          <w:i/>
+          <w:iCs/>
+          <w:sz w:val="24"/>
+          <w:szCs w:val="24"/>
+        </w:rPr>
+      </w:pPr>
+      <w:proofErr w:type="spellStart"/>
+      <w:r>
+        <w:rPr>
+          <w:i/>
+          <w:iCs/>
+          <w:sz w:val="24"/>
+          <w:szCs w:val="24"/>
+        </w:rPr>
+        <w:t>acetohexamide</w:t>
+      </w:r>
+      <w:r>
+        <w:rPr>
+          <w:i/>
+          <w:iCs/>
+          <w:sz w:val="24"/>
+          <w:szCs w:val="24"/>
+        </w:rPr>
+        <w:t>:</w:t>
+      </w:r>
+      <w:r>
+        <w:rPr>
+          <w:i/>
+          <w:iCs/>
+          <w:sz w:val="20"/>
+          <w:szCs w:val="20"/>
+        </w:rPr>
+        <w:t>'Whether</w:t>
+      </w:r>
+      <w:proofErr w:type="spellEnd"/>
+      <w:r>
+        <w:rPr>
+          <w:i/>
+          <w:iCs/>
+          <w:sz w:val="20"/>
+          <w:szCs w:val="20"/>
+        </w:rPr>
+        <w:t xml:space="preserve"> the drug metformin was prescribed (e.g., No drug not prescribed, Steady, Up, Down).’</w:t>
+      </w:r>
+    </w:p>
+    <w:p>
+      <w:pPr>
+        <w:pStyle w:val="Body"/>
+        <w:ind w:left="720"/>
+        <w:rPr>
+          <w:i/>
+          <w:iCs/>
+          <w:sz w:val="24"/>
+          <w:szCs w:val="24"/>
+        </w:rPr>
+      </w:pPr>
+      <w:proofErr w:type="spellStart"/>
+      <w:r>
+        <w:rPr>
+          <w:i/>
+          <w:iCs/>
+          <w:sz w:val="24"/>
+          <w:szCs w:val="24"/>
+        </w:rPr>
+        <w:t>glipizide</w:t>
+      </w:r>
+      <w:r>
+        <w:rPr>
+          <w:i/>
+          <w:iCs/>
+          <w:sz w:val="24"/>
+          <w:szCs w:val="24"/>
+        </w:rPr>
+        <w:t>:</w:t>
+      </w:r>
+      <w:r>
+        <w:rPr>
+          <w:i/>
+          <w:iCs/>
+          <w:sz w:val="20"/>
+          <w:szCs w:val="20"/>
+        </w:rPr>
+        <w:t>'Whether</w:t>
+      </w:r>
+      <w:proofErr w:type="spellEnd"/>
+      <w:r>
+        <w:rPr>
+          <w:i/>
+          <w:iCs/>
+          <w:sz w:val="20"/>
+          <w:szCs w:val="20"/>
+        </w:rPr>
+        <w:t xml:space="preserve"> the drug metformin was prescribed (e.g., No drug not prescribed, Steady, Up, Down).’</w:t>
+      </w:r>
+    </w:p>
+    <w:p>
+      <w:pPr>
+        <w:pStyle w:val="Body"/>
+        <w:ind w:left="720"/>
+        <w:rPr>
+          <w:i/>
+          <w:iCs/>
+          <w:sz w:val="20"/>
+          <w:szCs w:val="20"/>
+        </w:rPr>
+      </w:pPr>
+      <w:proofErr w:type="spellStart"/>
+      <w:r>
+        <w:rPr>
+          <w:i/>
+          <w:iCs/>
+          <w:sz w:val="24"/>
+          <w:szCs w:val="24"/>
+        </w:rPr>
+        <w:t>glyburide</w:t>
+      </w:r>
+      <w:r>
+        <w:rPr>
+          <w:i/>
+          <w:iCs/>
+          <w:sz w:val="24"/>
+          <w:szCs w:val="24"/>
+        </w:rPr>
+        <w:t>:</w:t>
+      </w:r>
+      <w:r>
+        <w:rPr>
+          <w:i/>
+          <w:iCs/>
+          <w:sz w:val="20"/>
+          <w:szCs w:val="20"/>
+        </w:rPr>
+        <w:t>'Whether</w:t>
+      </w:r>
+      <w:proofErr w:type="spellEnd"/>
+      <w:r>
+        <w:rPr>
+          <w:i/>
+          <w:iCs/>
+          <w:sz w:val="20"/>
+          <w:szCs w:val="20"/>
+        </w:rPr>
+        <w:t xml:space="preserve"> the drug metformin was prescribed (e.g., No drug not prescribed, Steady, Up, Down).’</w:t>
+      </w:r>
+    </w:p>
+    <w:p>
+      <w:pPr>
+        <w:pStyle w:val="Body"/>
+        <w:ind w:left="720"/>
+        <w:rPr>
+          <w:i/>
+          <w:iCs/>
+          <w:sz w:val="24"/>
+          <w:szCs w:val="24"/>
+        </w:rPr>
+      </w:pPr>
+      <w:proofErr w:type="spellStart"/>
+      <w:r>
+        <w:rPr>
+          <w:i/>
+          <w:iCs/>
+          <w:sz w:val="24"/>
+          <w:szCs w:val="24"/>
+        </w:rPr>
+        <w:t>tolbutamide</w:t>
+      </w:r>
+      <w:r>
+        <w:rPr>
+          <w:i/>
+          <w:iCs/>
+          <w:sz w:val="24"/>
+          <w:szCs w:val="24"/>
+        </w:rPr>
+        <w:t>:</w:t>
+      </w:r>
+      <w:r>
+        <w:rPr>
+          <w:i/>
+          <w:iCs/>
+          <w:sz w:val="20"/>
+          <w:szCs w:val="20"/>
+        </w:rPr>
+        <w:t>'Whether</w:t>
+      </w:r>
+      <w:proofErr w:type="spellEnd"/>
+      <w:r>
+        <w:rPr>
+          <w:i/>
+          <w:iCs/>
+          <w:sz w:val="20"/>
+          <w:szCs w:val="20"/>
+        </w:rPr>
+        <w:t xml:space="preserve"> the drug metformin was prescribed (e.g., No drug not prescribed, Steady, Up, Down).’</w:t>
+      </w:r>
+    </w:p>
+    <w:p>
+      <w:pPr>
+        <w:pStyle w:val="Body"/>
+        <w:ind w:left="720"/>
+        <w:rPr>
+          <w:i/>
+          <w:iCs/>
+          <w:sz w:val="24"/>
+          <w:szCs w:val="24"/>
+        </w:rPr>
+      </w:pPr>
+      <w:proofErr w:type="spellStart"/>
+      <w:r>
+        <w:rPr>
+          <w:i/>
+          <w:iCs/>
+          <w:sz w:val="24"/>
+          <w:szCs w:val="24"/>
+        </w:rPr>
+        <w:t>pioglitazone</w:t>
+      </w:r>
+      <w:r>
+        <w:rPr>
+          <w:i/>
+          <w:iCs/>
+          <w:sz w:val="24"/>
+          <w:szCs w:val="24"/>
+        </w:rPr>
+        <w:t>:</w:t>
+      </w:r>
+      <w:r>
+        <w:rPr>
+          <w:i/>
+          <w:iCs/>
+          <w:sz w:val="20"/>
+          <w:szCs w:val="20"/>
+        </w:rPr>
+        <w:t>'Whether</w:t>
+      </w:r>
+      <w:proofErr w:type="spellEnd"/>
+      <w:r>
+        <w:rPr>
+          <w:i/>
+          <w:iCs/>
+          <w:sz w:val="20"/>
+          <w:szCs w:val="20"/>
+        </w:rPr>
+        <w:t xml:space="preserve"> the drug metformin was prescribed (e.g., No drug not prescribed, Steady, Up, Down).’</w:t>
+      </w:r>
+    </w:p>
+    <w:p>
+      <w:pPr>
+        <w:pStyle w:val="Body"/>
+        <w:ind w:left="720"/>
+        <w:rPr>
+          <w:i/>
+          <w:iCs/>
+          <w:sz w:val="24"/>
+          <w:szCs w:val="24"/>
+        </w:rPr>
+      </w:pPr>
+      <w:proofErr w:type="spellStart"/>
+      <w:r>
+        <w:rPr>
+          <w:i/>
+          <w:iCs/>
+          <w:sz w:val="24"/>
+          <w:szCs w:val="24"/>
+        </w:rPr>
+        <w:t>rosiglitazone</w:t>
+      </w:r>
+      <w:r>
+        <w:rPr>
+          <w:i/>
+          <w:iCs/>
+          <w:sz w:val="20"/>
+          <w:szCs w:val="20"/>
+        </w:rPr>
+        <w:t>:'Whether</w:t>
+      </w:r>
+      <w:proofErr w:type="spellEnd"/>
+      <w:r>
+        <w:rPr>
+          <w:i/>
+          <w:iCs/>
+          <w:sz w:val="20"/>
+          <w:szCs w:val="20"/>
+        </w:rPr>
+        <w:t xml:space="preserve"> the drug metformin was prescribed (e.g., No drug not prescribed, Steady, Up, Down).’</w:t>
+      </w:r>
+    </w:p>
+    <w:p>
+      <w:pPr>
+        <w:pStyle w:val="Body"/>
+        <w:ind w:left="720"/>
+        <w:rPr>
+          <w:i/>
+          <w:iCs/>
+          <w:sz w:val="24"/>
+          <w:szCs w:val="24"/>
+        </w:rPr>
+      </w:pPr>
+      <w:proofErr w:type="spellStart"/>
+      <w:r>
+        <w:rPr>
+          <w:i/>
+          <w:iCs/>
+          <w:sz w:val="24"/>
+          <w:szCs w:val="24"/>
+        </w:rPr>
+        <w:t>acarbose</w:t>
+      </w:r>
+      <w:r>
+        <w:rPr>
+          <w:i/>
+          <w:iCs/>
+          <w:sz w:val="24"/>
+          <w:szCs w:val="24"/>
+        </w:rPr>
+        <w:t>:</w:t>
+      </w:r>
+      <w:r>
+        <w:rPr>
+          <w:i/>
+          <w:iCs/>
+          <w:sz w:val="20"/>
+          <w:szCs w:val="20"/>
+        </w:rPr>
+        <w:t>'Whether</w:t>
+      </w:r>
+      <w:proofErr w:type="spellEnd"/>
+      <w:r>
+        <w:rPr>
+          <w:i/>
+          <w:iCs/>
+          <w:sz w:val="20"/>
+          <w:szCs w:val="20"/>
+        </w:rPr>
+        <w:t xml:space="preserve"> the drug metformin was prescribed (e.g., No drug not prescribed, Steady, Up, Down).’</w:t>
+      </w:r>
+    </w:p>
+    <w:p>
+      <w:pPr>
+        <w:pStyle w:val="Body"/>
+        <w:ind w:left="720"/>
+        <w:rPr>
+          <w:i/>
+          <w:iCs/>
+          <w:sz w:val="24"/>
+          <w:szCs w:val="24"/>
+        </w:rPr>
+      </w:pPr>
+      <w:proofErr w:type="spellStart"/>
+      <w:r>
+        <w:rPr>
+          <w:i/>
+          <w:iCs/>
+          <w:sz w:val="24"/>
+          <w:szCs w:val="24"/>
+        </w:rPr>
+        <w:t>miglitol</w:t>
+      </w:r>
+      <w:r>
+        <w:rPr>
+          <w:i/>
+          <w:iCs/>
+          <w:sz w:val="24"/>
+          <w:szCs w:val="24"/>
+        </w:rPr>
+        <w:t>:</w:t>
+      </w:r>
+      <w:r>
+        <w:rPr>
+          <w:i/>
+          <w:iCs/>
+          <w:sz w:val="20"/>
+          <w:szCs w:val="20"/>
+        </w:rPr>
+        <w:t>'Whether</w:t>
+      </w:r>
+      <w:proofErr w:type="spellEnd"/>
+      <w:r>
+        <w:rPr>
+          <w:i/>
+          <w:iCs/>
+          <w:sz w:val="20"/>
+          <w:szCs w:val="20"/>
+        </w:rPr>
+        <w:t xml:space="preserve"> the drug metformin was prescribed (e.g., No drug not prescribed, Steady, Up, Down).’</w:t>
+      </w:r>
+    </w:p>
+    <w:p>
+      <w:pPr>
+        <w:pStyle w:val="Body"/>
+        <w:ind w:left="720"/>
+        <w:rPr>
+          <w:i/>
+          <w:iCs/>
+          <w:sz w:val="24"/>
+          <w:szCs w:val="24"/>
+        </w:rPr>
+      </w:pPr>
+      <w:proofErr w:type="spellStart"/>
+      <w:r>
+        <w:rPr>
+          <w:i/>
+          <w:iCs/>
+          <w:sz w:val="24"/>
+          <w:szCs w:val="24"/>
+        </w:rPr>
+        <w:t>troglitazone</w:t>
+      </w:r>
+      <w:r>
+        <w:rPr>
+          <w:i/>
+          <w:iCs/>
+          <w:sz w:val="24"/>
+          <w:szCs w:val="24"/>
+        </w:rPr>
+        <w:t>:</w:t>
+      </w:r>
+      <w:r>
+        <w:rPr>
+          <w:i/>
+          <w:iCs/>
+          <w:sz w:val="20"/>
+          <w:szCs w:val="20"/>
+        </w:rPr>
+        <w:t>'Whether</w:t>
+      </w:r>
+      <w:proofErr w:type="spellEnd"/>
+      <w:r>
+        <w:rPr>
+          <w:i/>
+          <w:iCs/>
+          <w:sz w:val="20"/>
+          <w:szCs w:val="20"/>
+        </w:rPr>
+        <w:t xml:space="preserve"> the drug metformin was prescribed (e.g., No drug not prescribed, Steady, Up, Down).’</w:t>
+      </w:r>
+    </w:p>
+    <w:p>
+      <w:pPr>
+        <w:pStyle w:val="Body"/>
+        <w:ind w:left="720"/>
+        <w:rPr>
+          <w:i/>
+          <w:iCs/>
+          <w:sz w:val="20"/>
+          <w:szCs w:val="20"/>
+        </w:rPr>
+      </w:pPr>
+      <w:proofErr w:type="spellStart"/>
+      <w:r>
+        <w:rPr>
+          <w:i/>
+          <w:iCs/>
+          <w:sz w:val="24"/>
+          <w:szCs w:val="24"/>
+        </w:rPr>
+        <w:t>tolazamide</w:t>
+      </w:r>
+      <w:r>
+        <w:rPr>
+          <w:i/>
+          <w:iCs/>
+          <w:sz w:val="24"/>
+          <w:szCs w:val="24"/>
+        </w:rPr>
+        <w:t>:</w:t>
+      </w:r>
+      <w:r>
+        <w:rPr>
+          <w:i/>
+          <w:iCs/>
+          <w:sz w:val="20"/>
+          <w:szCs w:val="20"/>
+        </w:rPr>
+        <w:t>'Whether</w:t>
+      </w:r>
+      <w:proofErr w:type="spellEnd"/>
+      <w:r>
+        <w:rPr>
+          <w:i/>
+          <w:iCs/>
+          <w:sz w:val="20"/>
+          <w:szCs w:val="20"/>
+        </w:rPr>
+        <w:t xml:space="preserve"> the drug metformin was prescribed (e.g., No drug not prescribed, Steady, Up, Down).’</w:t>
+      </w:r>
+    </w:p>
+    <w:p>
+      <w:pPr>
+        <w:pStyle w:val="Body"/>
+        <w:ind w:left="720"/>
+        <w:rPr>
+          <w:i/>
+          <w:iCs/>
+          <w:sz w:val="24"/>
+          <w:szCs w:val="24"/>
+        </w:rPr>
+      </w:pPr>
+      <w:proofErr w:type="spellStart"/>
+      <w:r>
+        <w:rPr>
+          <w:i/>
+          <w:iCs/>
+          <w:sz w:val="24"/>
+          <w:szCs w:val="24"/>
+        </w:rPr>
+        <w:t>examide</w:t>
+      </w:r>
+      <w:proofErr w:type="spellEnd"/>
+      <w:r>
+        <w:rPr>
+          <w:i/>
+          <w:iCs/>
+          <w:sz w:val="20"/>
+          <w:szCs w:val="20"/>
+        </w:rPr>
+        <w:t>:'Whether the drug metformin was prescribed (e.g., No drug not prescribed, Steady, Up, Down).’</w:t>
+      </w:r>
+    </w:p>
+    <w:p>
+      <w:pPr>
+        <w:pStyle w:val="Body"/>
+        <w:ind w:left="720"/>
+        <w:rPr>
+          <w:i/>
+          <w:iCs/>
+          <w:sz w:val="24"/>
+          <w:szCs w:val="24"/>
+        </w:rPr>
+      </w:pPr>
+      <w:proofErr w:type="spellStart"/>
+      <w:r>
+        <w:rPr>
+          <w:i/>
+          <w:iCs/>
+          <w:sz w:val="24"/>
+          <w:szCs w:val="24"/>
+        </w:rPr>
         <w:lastRenderedPageBreak/>
-        <w:t>diag_1</w:t>
-      </w:r>
+        <w:t>citoglipton</w:t>
+      </w:r>
+      <w:proofErr w:type="spellEnd"/>
+      <w:r>
+        <w:rPr>
+          <w:i/>
+          <w:iCs/>
+          <w:sz w:val="24"/>
+          <w:szCs w:val="24"/>
+        </w:rPr>
+        <w:t>:</w:t>
+      </w:r>
+      <w:r>
+        <w:rPr>
+          <w:i/>
+          <w:iCs/>
+          <w:sz w:val="20"/>
+          <w:szCs w:val="20"/>
+        </w:rPr>
+        <w:t>'Whether the drug metformin was prescribed (e.g., No drug not prescribed, Steady, Up, Down).’</w:t>
+      </w:r>
+    </w:p>
+    <w:p>
+      <w:pPr>
+        <w:pStyle w:val="Body"/>
+        <w:ind w:left="720"/>
+        <w:rPr>
+          <w:i/>
+          <w:iCs/>
+          <w:sz w:val="24"/>
+          <w:szCs w:val="24"/>
+        </w:rPr>
+      </w:pPr>
+      <w:r>
+        <w:rPr>
+          <w:i/>
+          <w:iCs/>
+          <w:sz w:val="24"/>
+          <w:szCs w:val="24"/>
+        </w:rPr>
+        <w:t>Insuli</w:t>
+      </w:r>
+      <w:r>
+        <w:rPr>
+          <w:i/>
+          <w:iCs/>
+          <w:sz w:val="24"/>
+          <w:szCs w:val="24"/>
+        </w:rPr>
+        <w:t>n:</w:t>
+      </w:r>
+      <w:r>
+        <w:rPr>
+          <w:i/>
+          <w:iCs/>
+          <w:sz w:val="24"/>
+          <w:szCs w:val="24"/>
+        </w:rPr>
+        <w:t xml:space="preserve"> </w:t>
+      </w:r>
+      <w:r>
+        <w:rPr>
+          <w:i/>
+          <w:iCs/>
+          <w:sz w:val="20"/>
+          <w:szCs w:val="20"/>
+        </w:rPr>
+        <w:t>'Whether the drug metformin was prescribed (e.g., No drug not prescribed, Steady, Up, Down).’</w:t>
+      </w:r>
+    </w:p>
+    <w:p>
+      <w:pPr>
+        <w:pStyle w:val="Body"/>
+        <w:ind w:left="720"/>
+        <w:rPr>
+          <w:i/>
+          <w:iCs/>
+          <w:sz w:val="24"/>
+          <w:szCs w:val="24"/>
+        </w:rPr>
+      </w:pPr>
+      <w:proofErr w:type="spellStart"/>
+      <w:r>
+        <w:rPr>
+          <w:i/>
+          <w:iCs/>
+          <w:sz w:val="24"/>
+          <w:szCs w:val="24"/>
+        </w:rPr>
+        <w:t>glyburideMetformin</w:t>
+      </w:r>
+      <w:proofErr w:type="spellEnd"/>
+      <w:r>
+        <w:rPr>
+          <w:i/>
+          <w:iCs/>
+          <w:sz w:val="24"/>
+          <w:szCs w:val="24"/>
+        </w:rPr>
+        <w:t>:</w:t>
+      </w:r>
+      <w:r>
+        <w:rPr>
+          <w:i/>
+          <w:iCs/>
+          <w:sz w:val="20"/>
+          <w:szCs w:val="20"/>
+        </w:rPr>
+        <w:t>'Whether the drug metformin was prescribed (e.g., No drug not prescribed, Steady, Up, Down).’</w:t>
+      </w:r>
+    </w:p>
+    <w:p>
+      <w:pPr>
+        <w:pStyle w:val="Body"/>
+        <w:ind w:left="720"/>
+        <w:rPr>
+          <w:i/>
+          <w:iCs/>
+          <w:sz w:val="24"/>
+          <w:szCs w:val="24"/>
+        </w:rPr>
+      </w:pPr>
+      <w:proofErr w:type="spellStart"/>
+      <w:r>
+        <w:rPr>
+          <w:i/>
+          <w:iCs/>
+          <w:sz w:val="24"/>
+          <w:szCs w:val="24"/>
+        </w:rPr>
+        <w:t>glipizideMetformin</w:t>
+      </w:r>
+      <w:proofErr w:type="spellEnd"/>
+      <w:r>
+        <w:rPr>
+          <w:i/>
+          <w:iCs/>
+          <w:sz w:val="24"/>
+          <w:szCs w:val="24"/>
+        </w:rPr>
+        <w:t>:</w:t>
+      </w:r>
+      <w:r>
+        <w:rPr>
+          <w:i/>
+          <w:iCs/>
+          <w:sz w:val="20"/>
+          <w:szCs w:val="20"/>
+        </w:rPr>
+        <w:t>'Whether the drug metformin was prescribed (e.g., No drug not prescribed, Steady, Up, Down).’</w:t>
+      </w:r>
+    </w:p>
+    <w:p>
+      <w:pPr>
+        <w:pStyle w:val="Body"/>
+        <w:ind w:left="720"/>
+        <w:rPr>
+          <w:i/>
+          <w:iCs/>
+          <w:sz w:val="24"/>
+          <w:szCs w:val="24"/>
+        </w:rPr>
+      </w:pPr>
+      <w:proofErr w:type="spellStart"/>
+      <w:r>
+        <w:rPr>
+          <w:i/>
+          <w:iCs/>
+          <w:sz w:val="24"/>
+          <w:szCs w:val="24"/>
+        </w:rPr>
+        <w:t>glimepiridePioglitazone</w:t>
+      </w:r>
+      <w:proofErr w:type="spellEnd"/>
+      <w:r>
+        <w:rPr>
+          <w:i/>
+          <w:iCs/>
+          <w:sz w:val="24"/>
+          <w:szCs w:val="24"/>
+        </w:rPr>
+        <w:t>:</w:t>
+      </w:r>
+      <w:r>
+        <w:rPr>
+          <w:i/>
+          <w:iCs/>
+          <w:sz w:val="20"/>
+          <w:szCs w:val="20"/>
+        </w:rPr>
+        <w:t>'Whether the drug metformin was prescribed (e.g., No drug not prescribed, Steady, Up, Down).’</w:t>
+      </w:r>
+    </w:p>
+    <w:p>
+      <w:pPr>
+        <w:pStyle w:val="Body"/>
+        <w:ind w:left="720"/>
+        <w:rPr>
+          <w:i/>
+          <w:iCs/>
+          <w:sz w:val="24"/>
+          <w:szCs w:val="24"/>
+        </w:rPr>
+      </w:pPr>
+      <w:proofErr w:type="spellStart"/>
+      <w:r>
+        <w:rPr>
+          <w:i/>
+          <w:iCs/>
+          <w:sz w:val="24"/>
+          <w:szCs w:val="24"/>
+        </w:rPr>
+        <w:t>metforminRosiglitazone</w:t>
+      </w:r>
+      <w:proofErr w:type="spellEnd"/>
       <w:r>
         <w:rPr>
           <w:i/>
@@ -3510,7 +4792,7 @@
           <w:sz w:val="20"/>
           <w:szCs w:val="20"/>
         </w:rPr>
-        <w:t>Primary diagnosis code (ICD-9-CM). Represents the main condition diagnosed.'</w:t>
+        <w:t>'Whether the drug metformin was prescribed (e.g., No drug not prescribed, Steady, Up, Down).'</w:t>
       </w:r>
     </w:p>
     <w:p>
@@ -3520,19 +4802,183 @@
         <w:rPr>
           <w:i/>
           <w:iCs/>
-          <w:sz w:val="24"/>
-          <w:szCs w:val="24"/>
-        </w:rPr>
-      </w:pPr>
-      <w:r>
-        <w:rPr>
-          <w:i/>
-          <w:iCs/>
-          <w:sz w:val="24"/>
-          <w:szCs w:val="24"/>
-        </w:rPr>
-        <w:t>diag_2</w:t>
-      </w:r>
+          <w:sz w:val="20"/>
+          <w:szCs w:val="20"/>
+        </w:rPr>
+      </w:pPr>
+      <w:proofErr w:type="spellStart"/>
+      <w:r>
+        <w:rPr>
+          <w:i/>
+          <w:iCs/>
+          <w:sz w:val="24"/>
+          <w:szCs w:val="24"/>
+        </w:rPr>
+        <w:t>metforminPioglitazone</w:t>
+      </w:r>
+      <w:proofErr w:type="spellEnd"/>
+      <w:r>
+        <w:rPr>
+          <w:i/>
+          <w:iCs/>
+          <w:sz w:val="24"/>
+          <w:szCs w:val="24"/>
+        </w:rPr>
+        <w:t xml:space="preserve">: </w:t>
+      </w:r>
+      <w:r>
+        <w:rPr>
+          <w:i/>
+          <w:iCs/>
+          <w:sz w:val="20"/>
+          <w:szCs w:val="20"/>
+        </w:rPr>
+        <w:t>'Whether the drug metformin was prescribed (e.g., No drug not prescribed, Steady, Up, Down).'</w:t>
+      </w:r>
+    </w:p>
+    <w:p>
+      <w:pPr>
+        <w:pStyle w:val="Body"/>
+        <w:ind w:left="720"/>
+        <w:rPr>
+          <w:i/>
+          <w:iCs/>
+          <w:sz w:val="24"/>
+          <w:szCs w:val="24"/>
+        </w:rPr>
+      </w:pPr>
+      <w:proofErr w:type="spellStart"/>
+      <w:r>
+        <w:rPr>
+          <w:i/>
+          <w:iCs/>
+          <w:sz w:val="24"/>
+          <w:szCs w:val="24"/>
+        </w:rPr>
+        <w:t>change_in_meds</w:t>
+      </w:r>
+      <w:proofErr w:type="spellEnd"/>
+      <w:r>
+        <w:rPr>
+          <w:i/>
+          <w:iCs/>
+          <w:sz w:val="24"/>
+          <w:szCs w:val="24"/>
+        </w:rPr>
+        <w:t xml:space="preserve">: </w:t>
+      </w:r>
+      <w:r>
+        <w:rPr>
+          <w:i/>
+          <w:iCs/>
+          <w:sz w:val="20"/>
+          <w:szCs w:val="20"/>
+        </w:rPr>
+        <w:t>'Whether there was a change in diabetic medications during the encounter.  Values: change and no change'</w:t>
+      </w:r>
+    </w:p>
+    <w:p>
+      <w:pPr>
+        <w:pStyle w:val="Body"/>
+        <w:ind w:left="720"/>
+        <w:rPr>
+          <w:i/>
+          <w:iCs/>
+          <w:sz w:val="20"/>
+          <w:szCs w:val="20"/>
+        </w:rPr>
+      </w:pPr>
+      <w:proofErr w:type="spellStart"/>
+      <w:r>
+        <w:rPr>
+          <w:i/>
+          <w:iCs/>
+          <w:sz w:val="24"/>
+          <w:szCs w:val="24"/>
+        </w:rPr>
+        <w:t>diabetesMed</w:t>
+      </w:r>
+      <w:proofErr w:type="spellEnd"/>
+      <w:r>
+        <w:rPr>
+          <w:i/>
+          <w:iCs/>
+          <w:sz w:val="24"/>
+          <w:szCs w:val="24"/>
+        </w:rPr>
+        <w:t xml:space="preserve">: </w:t>
+      </w:r>
+      <w:r>
+        <w:rPr>
+          <w:i/>
+          <w:iCs/>
+          <w:sz w:val="20"/>
+          <w:szCs w:val="20"/>
+        </w:rPr>
+        <w:t>'Whether any diabetes medication was prescribed during the encounter. Values: yes and no'</w:t>
+      </w:r>
+    </w:p>
+    <w:p>
+      <w:pPr>
+        <w:pStyle w:val="Body"/>
+        <w:ind w:left="720"/>
+        <w:rPr>
+          <w:i/>
+          <w:iCs/>
+          <w:sz w:val="20"/>
+          <w:szCs w:val="20"/>
+        </w:rPr>
+      </w:pPr>
+      <w:r>
+        <w:rPr>
+          <w:i/>
+          <w:iCs/>
+          <w:sz w:val="24"/>
+          <w:szCs w:val="24"/>
+        </w:rPr>
+        <w:t>readmitted</w:t>
+      </w:r>
+      <w:r>
+        <w:rPr>
+          <w:i/>
+          <w:iCs/>
+          <w:sz w:val="24"/>
+          <w:szCs w:val="24"/>
+        </w:rPr>
+        <w:t xml:space="preserve">: </w:t>
+      </w:r>
+      <w:r>
+        <w:rPr>
+          <w:i/>
+          <w:iCs/>
+          <w:sz w:val="20"/>
+          <w:szCs w:val="20"/>
+        </w:rPr>
+        <w:t>'Whether the patient was readmitted after discharge. Values include "&lt;30" (readmitted within 30 days), "&gt;30" (readmitted after 30 days), and "NO".'</w:t>
+      </w:r>
+    </w:p>
+    <w:p>
+      <w:pPr>
+        <w:pStyle w:val="Body"/>
+        <w:ind w:left="720"/>
+        <w:rPr>
+          <w:i/>
+          <w:iCs/>
+          <w:sz w:val="24"/>
+          <w:szCs w:val="24"/>
+        </w:rPr>
+      </w:pPr>
+      <w:proofErr w:type="spellStart"/>
+      <w:r>
+        <w:rPr>
+          <w:i/>
+          <w:iCs/>
+          <w:sz w:val="24"/>
+          <w:szCs w:val="24"/>
+        </w:rPr>
+        <w:t>created_date</w:t>
+      </w:r>
+      <w:proofErr w:type="spellEnd"/>
       <w:r>
         <w:rPr>
           <w:i/>
@@ -3558,7 +5004,7 @@
           <w:sz w:val="20"/>
           <w:szCs w:val="20"/>
         </w:rPr>
-        <w:t>'Secondary diagnosis code (ICD-9-CM). Represents additional medical conditions.'</w:t>
+        <w:t>'Patient encounter record created date'</w:t>
       </w:r>
     </w:p>
     <w:p>
@@ -3572,14 +5018,15 @@
           <w:szCs w:val="20"/>
         </w:rPr>
       </w:pPr>
-      <w:r>
-        <w:rPr>
-          <w:i/>
-          <w:iCs/>
-          <w:sz w:val="24"/>
-          <w:szCs w:val="24"/>
-        </w:rPr>
-        <w:t>diag_</w:t>
+      <w:proofErr w:type="spellStart"/>
+      <w:r>
+        <w:rPr>
+          <w:i/>
+          <w:iCs/>
+          <w:sz w:val="24"/>
+          <w:szCs w:val="24"/>
+        </w:rPr>
+        <w:t>last_</w:t>
       </w:r>
       <w:proofErr w:type="gramStart"/>
       <w:r>
@@ -3589,16 +5036,26 @@
           <w:sz w:val="24"/>
           <w:szCs w:val="24"/>
         </w:rPr>
-        <w:t>3</w:t>
-      </w:r>
-      <w:r>
-        <w:rPr>
-          <w:i/>
-          <w:iCs/>
-          <w:sz w:val="24"/>
-          <w:szCs w:val="24"/>
-        </w:rPr>
-        <w:t>: ‘</w:t>
+        <w:t>modified</w:t>
+      </w:r>
+      <w:proofErr w:type="spellEnd"/>
+      <w:r>
+        <w:rPr>
+          <w:i/>
+          <w:iCs/>
+          <w:sz w:val="24"/>
+          <w:szCs w:val="24"/>
+        </w:rPr>
+        <w:t xml:space="preserve">: </w:t>
+      </w:r>
+      <w:r>
+        <w:rPr>
+          <w:i/>
+          <w:iCs/>
+          <w:sz w:val="20"/>
+          <w:szCs w:val="20"/>
+        </w:rPr>
+        <w:t>‘</w:t>
       </w:r>
       <w:proofErr w:type="gramEnd"/>
       <w:r>
@@ -3608,98 +5065,7 @@
           <w:sz w:val="20"/>
           <w:szCs w:val="20"/>
         </w:rPr>
-        <w:t>Tertiary diagnosis code (ICD-9-CM). Represents other relevant conditions.'</w:t>
-      </w:r>
-    </w:p>
-    <w:p>
-      <w:pPr>
-        <w:pStyle w:val="Body"/>
-        <w:ind w:left="720"/>
-        <w:rPr>
-          <w:i/>
-          <w:iCs/>
-          <w:sz w:val="20"/>
-          <w:szCs w:val="20"/>
-        </w:rPr>
-      </w:pPr>
-      <w:proofErr w:type="spellStart"/>
-      <w:r>
-        <w:rPr>
-          <w:i/>
-          <w:iCs/>
-          <w:sz w:val="24"/>
-          <w:szCs w:val="24"/>
-        </w:rPr>
-        <w:t>number_diagnoses</w:t>
-      </w:r>
-      <w:proofErr w:type="spellEnd"/>
-      <w:r>
-        <w:rPr>
-          <w:i/>
-          <w:iCs/>
-          <w:sz w:val="24"/>
-          <w:szCs w:val="24"/>
-        </w:rPr>
-        <w:t>:</w:t>
-      </w:r>
-      <w:r>
-        <w:rPr>
-          <w:i/>
-          <w:iCs/>
-          <w:sz w:val="24"/>
-          <w:szCs w:val="24"/>
-        </w:rPr>
-        <w:t xml:space="preserve"> </w:t>
-      </w:r>
-      <w:r>
-        <w:rPr>
-          <w:i/>
-          <w:iCs/>
-          <w:sz w:val="20"/>
-          <w:szCs w:val="20"/>
-        </w:rPr>
-        <w:t>'Total number of diagnoses assigned during the encounter.'</w:t>
-      </w:r>
-    </w:p>
-    <w:p>
-      <w:pPr>
-        <w:pStyle w:val="Body"/>
-        <w:ind w:left="720"/>
-        <w:rPr>
-          <w:i/>
-          <w:iCs/>
-          <w:sz w:val="20"/>
-          <w:szCs w:val="20"/>
-        </w:rPr>
-      </w:pPr>
-      <w:proofErr w:type="spellStart"/>
-      <w:r>
-        <w:rPr>
-          <w:i/>
-          <w:iCs/>
-          <w:sz w:val="24"/>
-          <w:szCs w:val="24"/>
-        </w:rPr>
-        <w:t>max_glu_serum</w:t>
-      </w:r>
-      <w:proofErr w:type="spellEnd"/>
-      <w:r>
-        <w:rPr>
-          <w:i/>
-          <w:iCs/>
-          <w:sz w:val="24"/>
-          <w:szCs w:val="24"/>
-        </w:rPr>
-        <w:t xml:space="preserve">: </w:t>
-      </w:r>
-      <w:r>
-        <w:rPr>
-          <w:i/>
-          <w:iCs/>
-          <w:sz w:val="20"/>
-          <w:szCs w:val="20"/>
-        </w:rPr>
-        <w:t xml:space="preserve">'Maximum glucose serum test result (e.g., &gt;200, &gt;300, Normal, </w:t>
+        <w:t xml:space="preserve">Patient encounter </w:t>
       </w:r>
       <w:proofErr w:type="gramStart"/>
       <w:r>
@@ -3709,7 +5075,7 @@
           <w:sz w:val="20"/>
           <w:szCs w:val="20"/>
         </w:rPr>
-        <w:t>None</w:t>
+        <w:t>record</w:t>
       </w:r>
       <w:proofErr w:type="gramEnd"/>
       <w:r>
@@ -3719,342 +5085,14 @@
           <w:sz w:val="20"/>
           <w:szCs w:val="20"/>
         </w:rPr>
-        <w:t xml:space="preserve"> if not measured).'</w:t>
-      </w:r>
-    </w:p>
-    <w:p>
-      <w:pPr>
-        <w:pStyle w:val="Body"/>
-        <w:ind w:left="720"/>
-        <w:rPr>
-          <w:i/>
-          <w:iCs/>
-          <w:sz w:val="24"/>
-          <w:szCs w:val="24"/>
-        </w:rPr>
-      </w:pPr>
-      <w:r>
-        <w:rPr>
-          <w:i/>
-          <w:iCs/>
-          <w:sz w:val="24"/>
-          <w:szCs w:val="24"/>
-        </w:rPr>
-        <w:t>A1Cresult</w:t>
-      </w:r>
-      <w:r>
-        <w:rPr>
-          <w:i/>
-          <w:iCs/>
-          <w:sz w:val="24"/>
-          <w:szCs w:val="24"/>
-        </w:rPr>
-        <w:t>:</w:t>
-      </w:r>
-      <w:r>
-        <w:rPr>
-          <w:i/>
-          <w:iCs/>
-          <w:sz w:val="24"/>
-          <w:szCs w:val="24"/>
-        </w:rPr>
-        <w:t xml:space="preserve"> </w:t>
-      </w:r>
-      <w:r>
-        <w:rPr>
-          <w:i/>
-          <w:iCs/>
-          <w:sz w:val="20"/>
-          <w:szCs w:val="20"/>
-        </w:rPr>
-        <w:t xml:space="preserve">'Hemoglobin A1c test result indicating average blood sugar levels (e.g., &gt;7, &gt;8, Normal, </w:t>
-      </w:r>
-      <w:proofErr w:type="gramStart"/>
-      <w:r>
-        <w:rPr>
-          <w:i/>
-          <w:iCs/>
-          <w:sz w:val="20"/>
-          <w:szCs w:val="20"/>
-        </w:rPr>
-        <w:t>None</w:t>
-      </w:r>
-      <w:proofErr w:type="gramEnd"/>
-      <w:r>
-        <w:rPr>
-          <w:i/>
-          <w:iCs/>
-          <w:sz w:val="20"/>
-          <w:szCs w:val="20"/>
-        </w:rPr>
-        <w:t xml:space="preserve"> if not measured).'</w:t>
-      </w:r>
-    </w:p>
-    <w:p>
-      <w:pPr>
-        <w:pStyle w:val="Body"/>
-        <w:ind w:left="720"/>
-        <w:rPr>
-          <w:i/>
-          <w:iCs/>
-          <w:sz w:val="20"/>
-          <w:szCs w:val="20"/>
-        </w:rPr>
-      </w:pPr>
-      <w:r>
-        <w:rPr>
-          <w:i/>
-          <w:iCs/>
-          <w:sz w:val="24"/>
-          <w:szCs w:val="24"/>
-        </w:rPr>
-        <w:t>M</w:t>
-      </w:r>
-      <w:r>
-        <w:rPr>
-          <w:i/>
-          <w:iCs/>
-          <w:sz w:val="24"/>
-          <w:szCs w:val="24"/>
-        </w:rPr>
-        <w:t>etformin</w:t>
-      </w:r>
-      <w:r>
-        <w:rPr>
-          <w:i/>
-          <w:iCs/>
-          <w:sz w:val="24"/>
-          <w:szCs w:val="24"/>
-        </w:rPr>
-        <w:t>:</w:t>
-      </w:r>
-      <w:r>
-        <w:rPr>
-          <w:i/>
-          <w:iCs/>
-          <w:sz w:val="24"/>
-          <w:szCs w:val="24"/>
-        </w:rPr>
-        <w:t xml:space="preserve"> </w:t>
-      </w:r>
-      <w:r>
-        <w:rPr>
-          <w:i/>
-          <w:iCs/>
-          <w:sz w:val="20"/>
-          <w:szCs w:val="20"/>
-        </w:rPr>
-        <w:t>'Whether the drug metformin was prescribed (e.g., No drug not prescribed, Steady, Up, Down).'</w:t>
-      </w:r>
-    </w:p>
-    <w:p>
-      <w:pPr>
-        <w:pStyle w:val="Body"/>
-        <w:ind w:left="720"/>
-        <w:rPr>
-          <w:i/>
-          <w:iCs/>
-          <w:sz w:val="20"/>
-          <w:szCs w:val="20"/>
-        </w:rPr>
-      </w:pPr>
-      <w:r>
-        <w:rPr>
-          <w:i/>
-          <w:iCs/>
-          <w:sz w:val="24"/>
-          <w:szCs w:val="24"/>
-        </w:rPr>
-        <w:t>R</w:t>
-      </w:r>
-      <w:r>
-        <w:rPr>
-          <w:i/>
-          <w:iCs/>
-          <w:sz w:val="24"/>
-          <w:szCs w:val="24"/>
-        </w:rPr>
-        <w:t>epaglinide</w:t>
-      </w:r>
-      <w:r>
-        <w:rPr>
-          <w:i/>
-          <w:iCs/>
-          <w:sz w:val="24"/>
-          <w:szCs w:val="24"/>
-        </w:rPr>
-        <w:t>:</w:t>
-      </w:r>
-      <w:r>
-        <w:rPr>
-          <w:i/>
-          <w:iCs/>
-          <w:sz w:val="24"/>
-          <w:szCs w:val="24"/>
-        </w:rPr>
-        <w:t xml:space="preserve"> </w:t>
-      </w:r>
-      <w:r>
-        <w:rPr>
-          <w:i/>
-          <w:iCs/>
-          <w:sz w:val="20"/>
-          <w:szCs w:val="20"/>
-        </w:rPr>
-        <w:t>'Whether the drug metformin was prescribed (e.g., No drug not prescribed, Steady, Up, Down).'</w:t>
-      </w:r>
-    </w:p>
-    <w:p>
-      <w:pPr>
-        <w:pStyle w:val="Body"/>
-        <w:ind w:left="720"/>
-        <w:rPr>
-          <w:i/>
-          <w:iCs/>
-          <w:sz w:val="24"/>
-          <w:szCs w:val="24"/>
-        </w:rPr>
-      </w:pPr>
-      <w:r>
-        <w:rPr>
-          <w:i/>
-          <w:iCs/>
-          <w:sz w:val="24"/>
-          <w:szCs w:val="24"/>
-        </w:rPr>
-        <w:t>N</w:t>
-      </w:r>
-      <w:r>
-        <w:rPr>
-          <w:i/>
-          <w:iCs/>
-          <w:sz w:val="24"/>
-          <w:szCs w:val="24"/>
-        </w:rPr>
-        <w:t>ateglinide</w:t>
-      </w:r>
-      <w:r>
-        <w:rPr>
-          <w:i/>
-          <w:iCs/>
-          <w:sz w:val="24"/>
-          <w:szCs w:val="24"/>
-        </w:rPr>
-        <w:t>:</w:t>
-      </w:r>
-      <w:r>
-        <w:rPr>
-          <w:i/>
-          <w:iCs/>
-          <w:sz w:val="24"/>
-          <w:szCs w:val="24"/>
-        </w:rPr>
-        <w:t xml:space="preserve"> </w:t>
-      </w:r>
-      <w:r>
-        <w:rPr>
-          <w:i/>
-          <w:iCs/>
-          <w:sz w:val="20"/>
-          <w:szCs w:val="20"/>
-        </w:rPr>
-        <w:t>Whether the drug metformin was prescribed (e.g., No drug not prescribed, Steady, Up, Down).'</w:t>
-      </w:r>
-    </w:p>
-    <w:p>
-      <w:pPr>
-        <w:pStyle w:val="Body"/>
-        <w:ind w:left="720"/>
-        <w:rPr>
-          <w:i/>
-          <w:iCs/>
-          <w:sz w:val="20"/>
-          <w:szCs w:val="20"/>
-        </w:rPr>
-      </w:pPr>
-      <w:r>
-        <w:rPr>
-          <w:i/>
-          <w:iCs/>
-          <w:sz w:val="24"/>
-          <w:szCs w:val="24"/>
-        </w:rPr>
-        <w:t>Chlorpropamide</w:t>
-      </w:r>
-      <w:r>
-        <w:rPr>
-          <w:i/>
-          <w:iCs/>
-          <w:sz w:val="24"/>
-          <w:szCs w:val="24"/>
-        </w:rPr>
-        <w:t xml:space="preserve">: </w:t>
-      </w:r>
-      <w:r>
-        <w:rPr>
-          <w:i/>
-          <w:iCs/>
-          <w:sz w:val="20"/>
-          <w:szCs w:val="20"/>
-        </w:rPr>
-        <w:t>'Whether the drug metformin was prescribed (e.g., No drug not prescribed, Steady, Up, Down).’</w:t>
-      </w:r>
-    </w:p>
-    <w:p>
-      <w:pPr>
-        <w:pStyle w:val="Body"/>
-        <w:ind w:left="720"/>
-        <w:rPr>
-          <w:i/>
-          <w:iCs/>
-          <w:sz w:val="24"/>
-          <w:szCs w:val="24"/>
-        </w:rPr>
-      </w:pPr>
-      <w:proofErr w:type="spellStart"/>
-      <w:r>
-        <w:rPr>
-          <w:i/>
-          <w:iCs/>
-          <w:sz w:val="24"/>
-          <w:szCs w:val="24"/>
-        </w:rPr>
-        <w:t>glimepiride</w:t>
-      </w:r>
-      <w:r>
-        <w:rPr>
-          <w:i/>
-          <w:iCs/>
-          <w:sz w:val="24"/>
-          <w:szCs w:val="24"/>
-        </w:rPr>
-        <w:t>:</w:t>
-      </w:r>
-      <w:r>
-        <w:rPr>
-          <w:i/>
-          <w:iCs/>
-          <w:sz w:val="20"/>
-          <w:szCs w:val="20"/>
-        </w:rPr>
-        <w:t>'Whether</w:t>
-      </w:r>
-      <w:proofErr w:type="spellEnd"/>
-      <w:r>
-        <w:rPr>
-          <w:i/>
-          <w:iCs/>
-          <w:sz w:val="20"/>
-          <w:szCs w:val="20"/>
-        </w:rPr>
-        <w:t xml:space="preserve"> the drug metformin was prescribed (e.g., No drug not prescribed, Steady, Up, Down).</w:t>
-      </w:r>
-      <w:r>
-        <w:rPr>
-          <w:i/>
-          <w:iCs/>
-          <w:sz w:val="24"/>
-          <w:szCs w:val="24"/>
+        <w:t xml:space="preserve"> last modified date</w:t>
+      </w:r>
+      <w:r>
+        <w:rPr>
+          <w:i/>
+          <w:iCs/>
+          <w:sz w:val="20"/>
+          <w:szCs w:val="20"/>
         </w:rPr>
         <w:t>’</w:t>
       </w:r>
@@ -4062,1156 +5100,32 @@
     <w:p>
       <w:pPr>
         <w:pStyle w:val="Body"/>
-        <w:ind w:left="720"/>
-        <w:rPr>
-          <w:i/>
-          <w:iCs/>
-          <w:sz w:val="24"/>
-          <w:szCs w:val="24"/>
-        </w:rPr>
-      </w:pPr>
-      <w:proofErr w:type="spellStart"/>
-      <w:r>
-        <w:rPr>
-          <w:i/>
-          <w:iCs/>
-          <w:sz w:val="24"/>
-          <w:szCs w:val="24"/>
-        </w:rPr>
-        <w:t>acetohexamide</w:t>
-      </w:r>
-      <w:r>
-        <w:rPr>
-          <w:i/>
-          <w:iCs/>
-          <w:sz w:val="24"/>
-          <w:szCs w:val="24"/>
-        </w:rPr>
-        <w:t>:</w:t>
-      </w:r>
-      <w:r>
-        <w:rPr>
-          <w:i/>
-          <w:iCs/>
-          <w:sz w:val="20"/>
-          <w:szCs w:val="20"/>
-        </w:rPr>
-        <w:t>'Whether</w:t>
-      </w:r>
-      <w:proofErr w:type="spellEnd"/>
-      <w:r>
-        <w:rPr>
-          <w:i/>
-          <w:iCs/>
-          <w:sz w:val="20"/>
-          <w:szCs w:val="20"/>
-        </w:rPr>
-        <w:t xml:space="preserve"> the drug metformin was prescribed (e.g., No drug not prescribed, Steady, Up, Down).’</w:t>
-      </w:r>
-    </w:p>
-    <w:p>
-      <w:pPr>
-        <w:pStyle w:val="Body"/>
-        <w:ind w:left="720"/>
-        <w:rPr>
-          <w:i/>
-          <w:iCs/>
-          <w:sz w:val="24"/>
-          <w:szCs w:val="24"/>
-        </w:rPr>
-      </w:pPr>
-      <w:proofErr w:type="spellStart"/>
-      <w:r>
-        <w:rPr>
-          <w:i/>
-          <w:iCs/>
-          <w:sz w:val="24"/>
-          <w:szCs w:val="24"/>
-        </w:rPr>
-        <w:t>glipizide</w:t>
-      </w:r>
-      <w:r>
-        <w:rPr>
-          <w:i/>
-          <w:iCs/>
-          <w:sz w:val="24"/>
-          <w:szCs w:val="24"/>
-        </w:rPr>
-        <w:t>:</w:t>
-      </w:r>
-      <w:r>
-        <w:rPr>
-          <w:i/>
-          <w:iCs/>
-          <w:sz w:val="20"/>
-          <w:szCs w:val="20"/>
-        </w:rPr>
-        <w:t>'Whether</w:t>
-      </w:r>
-      <w:proofErr w:type="spellEnd"/>
-      <w:r>
-        <w:rPr>
-          <w:i/>
-          <w:iCs/>
-          <w:sz w:val="20"/>
-          <w:szCs w:val="20"/>
-        </w:rPr>
-        <w:t xml:space="preserve"> the drug metformin was prescribed (e.g., No drug not prescribed, Steady, Up, Down).’</w:t>
-      </w:r>
-    </w:p>
-    <w:p>
-      <w:pPr>
-        <w:pStyle w:val="Body"/>
-        <w:ind w:left="720"/>
-        <w:rPr>
-          <w:i/>
-          <w:iCs/>
-          <w:sz w:val="20"/>
-          <w:szCs w:val="20"/>
-        </w:rPr>
-      </w:pPr>
-      <w:proofErr w:type="spellStart"/>
-      <w:r>
-        <w:rPr>
-          <w:i/>
-          <w:iCs/>
-          <w:sz w:val="24"/>
-          <w:szCs w:val="24"/>
-        </w:rPr>
-        <w:t>glyburide</w:t>
-      </w:r>
-      <w:r>
-        <w:rPr>
-          <w:i/>
-          <w:iCs/>
-          <w:sz w:val="24"/>
-          <w:szCs w:val="24"/>
-        </w:rPr>
-        <w:t>:</w:t>
-      </w:r>
-      <w:r>
-        <w:rPr>
-          <w:i/>
-          <w:iCs/>
-          <w:sz w:val="20"/>
-          <w:szCs w:val="20"/>
-        </w:rPr>
-        <w:t>'Whether</w:t>
-      </w:r>
-      <w:proofErr w:type="spellEnd"/>
-      <w:r>
-        <w:rPr>
-          <w:i/>
-          <w:iCs/>
-          <w:sz w:val="20"/>
-          <w:szCs w:val="20"/>
-        </w:rPr>
-        <w:t xml:space="preserve"> the drug metformin was prescribed (e.g., No drug not prescribed, Steady, Up, Down).’</w:t>
-      </w:r>
-    </w:p>
-    <w:p>
-      <w:pPr>
-        <w:pStyle w:val="Body"/>
-        <w:ind w:left="720"/>
-        <w:rPr>
-          <w:i/>
-          <w:iCs/>
-          <w:sz w:val="24"/>
-          <w:szCs w:val="24"/>
-        </w:rPr>
-      </w:pPr>
-      <w:proofErr w:type="spellStart"/>
-      <w:r>
-        <w:rPr>
-          <w:i/>
-          <w:iCs/>
-          <w:sz w:val="24"/>
-          <w:szCs w:val="24"/>
-        </w:rPr>
-        <w:t>tolbutamide</w:t>
-      </w:r>
-      <w:r>
-        <w:rPr>
-          <w:i/>
-          <w:iCs/>
-          <w:sz w:val="24"/>
-          <w:szCs w:val="24"/>
-        </w:rPr>
-        <w:t>:</w:t>
-      </w:r>
-      <w:r>
-        <w:rPr>
-          <w:i/>
-          <w:iCs/>
-          <w:sz w:val="20"/>
-          <w:szCs w:val="20"/>
-        </w:rPr>
-        <w:t>'Whether</w:t>
-      </w:r>
-      <w:proofErr w:type="spellEnd"/>
-      <w:r>
-        <w:rPr>
-          <w:i/>
-          <w:iCs/>
-          <w:sz w:val="20"/>
-          <w:szCs w:val="20"/>
-        </w:rPr>
-        <w:t xml:space="preserve"> the drug metformin was prescribed (e.g., No drug not prescribed, Steady, Up, Down).’</w:t>
-      </w:r>
-    </w:p>
-    <w:p>
-      <w:pPr>
-        <w:pStyle w:val="Body"/>
-        <w:ind w:left="720"/>
-        <w:rPr>
-          <w:i/>
-          <w:iCs/>
-          <w:sz w:val="24"/>
-          <w:szCs w:val="24"/>
-        </w:rPr>
-      </w:pPr>
-      <w:proofErr w:type="spellStart"/>
-      <w:r>
-        <w:rPr>
-          <w:i/>
-          <w:iCs/>
-          <w:sz w:val="24"/>
-          <w:szCs w:val="24"/>
-        </w:rPr>
-        <w:t>pioglitazone</w:t>
-      </w:r>
-      <w:r>
-        <w:rPr>
-          <w:i/>
-          <w:iCs/>
-          <w:sz w:val="24"/>
-          <w:szCs w:val="24"/>
-        </w:rPr>
-        <w:t>:</w:t>
-      </w:r>
-      <w:r>
-        <w:rPr>
-          <w:i/>
-          <w:iCs/>
-          <w:sz w:val="20"/>
-          <w:szCs w:val="20"/>
-        </w:rPr>
-        <w:t>'Whether</w:t>
-      </w:r>
-      <w:proofErr w:type="spellEnd"/>
-      <w:r>
-        <w:rPr>
-          <w:i/>
-          <w:iCs/>
-          <w:sz w:val="20"/>
-          <w:szCs w:val="20"/>
-        </w:rPr>
-        <w:t xml:space="preserve"> the drug metformin was prescribed (e.g., No drug not prescribed, Steady, Up, Down).’</w:t>
-      </w:r>
-    </w:p>
-    <w:p>
-      <w:pPr>
-        <w:pStyle w:val="Body"/>
-        <w:ind w:left="720"/>
-        <w:rPr>
-          <w:i/>
-          <w:iCs/>
-          <w:sz w:val="24"/>
-          <w:szCs w:val="24"/>
-        </w:rPr>
-      </w:pPr>
-      <w:proofErr w:type="spellStart"/>
-      <w:r>
-        <w:rPr>
-          <w:i/>
-          <w:iCs/>
-          <w:sz w:val="24"/>
-          <w:szCs w:val="24"/>
-        </w:rPr>
-        <w:t>rosiglitazone</w:t>
-      </w:r>
-      <w:r>
-        <w:rPr>
-          <w:i/>
-          <w:iCs/>
-          <w:sz w:val="20"/>
-          <w:szCs w:val="20"/>
-        </w:rPr>
-        <w:t>:'Whether</w:t>
-      </w:r>
-      <w:proofErr w:type="spellEnd"/>
-      <w:r>
-        <w:rPr>
-          <w:i/>
-          <w:iCs/>
-          <w:sz w:val="20"/>
-          <w:szCs w:val="20"/>
-        </w:rPr>
-        <w:t xml:space="preserve"> the drug metformin was prescribed (e.g., No drug not prescribed, Steady, Up, Down).’</w:t>
-      </w:r>
-    </w:p>
-    <w:p>
-      <w:pPr>
-        <w:pStyle w:val="Body"/>
-        <w:ind w:left="720"/>
-        <w:rPr>
-          <w:i/>
-          <w:iCs/>
-          <w:sz w:val="24"/>
-          <w:szCs w:val="24"/>
-        </w:rPr>
-      </w:pPr>
-      <w:proofErr w:type="spellStart"/>
-      <w:r>
-        <w:rPr>
-          <w:i/>
-          <w:iCs/>
-          <w:sz w:val="24"/>
-          <w:szCs w:val="24"/>
-        </w:rPr>
-        <w:t>acarbose</w:t>
-      </w:r>
-      <w:r>
-        <w:rPr>
-          <w:i/>
-          <w:iCs/>
-          <w:sz w:val="24"/>
-          <w:szCs w:val="24"/>
-        </w:rPr>
-        <w:t>:</w:t>
-      </w:r>
-      <w:r>
-        <w:rPr>
-          <w:i/>
-          <w:iCs/>
-          <w:sz w:val="20"/>
-          <w:szCs w:val="20"/>
-        </w:rPr>
-        <w:t>'Whether</w:t>
-      </w:r>
-      <w:proofErr w:type="spellEnd"/>
-      <w:r>
-        <w:rPr>
-          <w:i/>
-          <w:iCs/>
-          <w:sz w:val="20"/>
-          <w:szCs w:val="20"/>
-        </w:rPr>
-        <w:t xml:space="preserve"> the drug metformin was prescribed (e.g., No drug not prescribed, Steady, Up, Down).’</w:t>
-      </w:r>
-    </w:p>
-    <w:p>
-      <w:pPr>
-        <w:pStyle w:val="Body"/>
-        <w:ind w:left="720"/>
-        <w:rPr>
-          <w:i/>
-          <w:iCs/>
-          <w:sz w:val="24"/>
-          <w:szCs w:val="24"/>
-        </w:rPr>
-      </w:pPr>
-      <w:proofErr w:type="spellStart"/>
-      <w:r>
-        <w:rPr>
-          <w:i/>
-          <w:iCs/>
-          <w:sz w:val="24"/>
-          <w:szCs w:val="24"/>
-        </w:rPr>
-        <w:t>miglitol</w:t>
-      </w:r>
-      <w:r>
-        <w:rPr>
-          <w:i/>
-          <w:iCs/>
-          <w:sz w:val="24"/>
-          <w:szCs w:val="24"/>
-        </w:rPr>
-        <w:t>:</w:t>
-      </w:r>
-      <w:r>
-        <w:rPr>
-          <w:i/>
-          <w:iCs/>
-          <w:sz w:val="20"/>
-          <w:szCs w:val="20"/>
-        </w:rPr>
-        <w:t>'Whether</w:t>
-      </w:r>
-      <w:proofErr w:type="spellEnd"/>
-      <w:r>
-        <w:rPr>
-          <w:i/>
-          <w:iCs/>
-          <w:sz w:val="20"/>
-          <w:szCs w:val="20"/>
-        </w:rPr>
-        <w:t xml:space="preserve"> the drug metformin was prescribed (e.g., No drug not prescribed, Steady, Up, Down).’</w:t>
-      </w:r>
-    </w:p>
-    <w:p>
-      <w:pPr>
-        <w:pStyle w:val="Body"/>
-        <w:ind w:left="720"/>
-        <w:rPr>
-          <w:i/>
-          <w:iCs/>
-          <w:sz w:val="24"/>
-          <w:szCs w:val="24"/>
-        </w:rPr>
-      </w:pPr>
-      <w:proofErr w:type="spellStart"/>
-      <w:r>
-        <w:rPr>
-          <w:i/>
-          <w:iCs/>
-          <w:sz w:val="24"/>
-          <w:szCs w:val="24"/>
-        </w:rPr>
-        <w:t>troglitazone</w:t>
-      </w:r>
-      <w:r>
-        <w:rPr>
-          <w:i/>
-          <w:iCs/>
-          <w:sz w:val="24"/>
-          <w:szCs w:val="24"/>
-        </w:rPr>
-        <w:t>:</w:t>
-      </w:r>
-      <w:r>
-        <w:rPr>
-          <w:i/>
-          <w:iCs/>
-          <w:sz w:val="20"/>
-          <w:szCs w:val="20"/>
-        </w:rPr>
-        <w:t>'Whether</w:t>
-      </w:r>
-      <w:proofErr w:type="spellEnd"/>
-      <w:r>
-        <w:rPr>
-          <w:i/>
-          <w:iCs/>
-          <w:sz w:val="20"/>
-          <w:szCs w:val="20"/>
-        </w:rPr>
-        <w:t xml:space="preserve"> the drug metformin was prescribed (e.g., No drug not prescribed, Steady, Up, Down).’</w:t>
-      </w:r>
-    </w:p>
-    <w:p>
-      <w:pPr>
-        <w:pStyle w:val="Body"/>
-        <w:ind w:left="720"/>
-        <w:rPr>
-          <w:i/>
-          <w:iCs/>
-          <w:sz w:val="20"/>
-          <w:szCs w:val="20"/>
-        </w:rPr>
-      </w:pPr>
-      <w:proofErr w:type="spellStart"/>
-      <w:r>
-        <w:rPr>
-          <w:i/>
-          <w:iCs/>
-          <w:sz w:val="24"/>
-          <w:szCs w:val="24"/>
-        </w:rPr>
-        <w:t>tolazamide</w:t>
-      </w:r>
-      <w:r>
-        <w:rPr>
-          <w:i/>
-          <w:iCs/>
-          <w:sz w:val="24"/>
-          <w:szCs w:val="24"/>
-        </w:rPr>
-        <w:t>:</w:t>
-      </w:r>
-      <w:r>
-        <w:rPr>
-          <w:i/>
-          <w:iCs/>
-          <w:sz w:val="20"/>
-          <w:szCs w:val="20"/>
-        </w:rPr>
-        <w:t>'Whether</w:t>
-      </w:r>
-      <w:proofErr w:type="spellEnd"/>
-      <w:r>
-        <w:rPr>
-          <w:i/>
-          <w:iCs/>
-          <w:sz w:val="20"/>
-          <w:szCs w:val="20"/>
-        </w:rPr>
-        <w:t xml:space="preserve"> the drug metformin was prescribed (e.g., No drug not prescribed, Steady, Up, Down).’</w:t>
-      </w:r>
-    </w:p>
-    <w:p>
-      <w:pPr>
-        <w:pStyle w:val="Body"/>
-        <w:ind w:left="720"/>
-        <w:rPr>
-          <w:i/>
-          <w:iCs/>
-          <w:sz w:val="24"/>
-          <w:szCs w:val="24"/>
-        </w:rPr>
-      </w:pPr>
-      <w:proofErr w:type="spellStart"/>
-      <w:r>
-        <w:rPr>
-          <w:i/>
-          <w:iCs/>
-          <w:sz w:val="24"/>
-          <w:szCs w:val="24"/>
-        </w:rPr>
-        <w:t>examide</w:t>
-      </w:r>
-      <w:proofErr w:type="spellEnd"/>
-      <w:r>
-        <w:rPr>
-          <w:i/>
-          <w:iCs/>
-          <w:sz w:val="20"/>
-          <w:szCs w:val="20"/>
-        </w:rPr>
-        <w:t>:'Whether the drug metformin was prescribed (e.g., No drug not prescribed, Steady, Up, Down).’</w:t>
-      </w:r>
-    </w:p>
-    <w:p>
-      <w:pPr>
-        <w:pStyle w:val="Body"/>
-        <w:ind w:left="720"/>
-        <w:rPr>
-          <w:i/>
-          <w:iCs/>
-          <w:sz w:val="24"/>
-          <w:szCs w:val="24"/>
-        </w:rPr>
-      </w:pPr>
-      <w:proofErr w:type="spellStart"/>
-      <w:r>
-        <w:rPr>
-          <w:i/>
-          <w:iCs/>
-          <w:sz w:val="24"/>
-          <w:szCs w:val="24"/>
-        </w:rPr>
-        <w:t>citoglipton</w:t>
-      </w:r>
-      <w:proofErr w:type="spellEnd"/>
-      <w:r>
-        <w:rPr>
-          <w:i/>
-          <w:iCs/>
-          <w:sz w:val="24"/>
-          <w:szCs w:val="24"/>
-        </w:rPr>
-        <w:t>:</w:t>
-      </w:r>
-      <w:r>
-        <w:rPr>
-          <w:i/>
-          <w:iCs/>
-          <w:sz w:val="20"/>
-          <w:szCs w:val="20"/>
-        </w:rPr>
-        <w:t>'Whether the drug metformin was prescribed (e.g., No drug not prescribed, Steady, Up, Down).’</w:t>
-      </w:r>
-    </w:p>
-    <w:p>
-      <w:pPr>
-        <w:pStyle w:val="Body"/>
-        <w:ind w:left="720"/>
-        <w:rPr>
-          <w:i/>
-          <w:iCs/>
-          <w:sz w:val="24"/>
-          <w:szCs w:val="24"/>
-        </w:rPr>
-      </w:pPr>
-      <w:r>
-        <w:rPr>
-          <w:i/>
-          <w:iCs/>
-          <w:sz w:val="24"/>
-          <w:szCs w:val="24"/>
-        </w:rPr>
-        <w:t>Insuli</w:t>
-      </w:r>
-      <w:r>
-        <w:rPr>
-          <w:i/>
-          <w:iCs/>
-          <w:sz w:val="24"/>
-          <w:szCs w:val="24"/>
-        </w:rPr>
-        <w:t>n:</w:t>
-      </w:r>
-      <w:r>
-        <w:rPr>
-          <w:i/>
-          <w:iCs/>
-          <w:sz w:val="24"/>
-          <w:szCs w:val="24"/>
-        </w:rPr>
-        <w:t xml:space="preserve"> </w:t>
-      </w:r>
-      <w:r>
-        <w:rPr>
-          <w:i/>
-          <w:iCs/>
-          <w:sz w:val="20"/>
-          <w:szCs w:val="20"/>
-        </w:rPr>
-        <w:t>'Whether the drug metformin was prescribed (e.g., No drug not prescribed, Steady, Up, Down).’</w:t>
-      </w:r>
-    </w:p>
-    <w:p>
-      <w:pPr>
-        <w:pStyle w:val="Body"/>
-        <w:ind w:left="720"/>
-        <w:rPr>
-          <w:i/>
-          <w:iCs/>
-          <w:sz w:val="24"/>
-          <w:szCs w:val="24"/>
-        </w:rPr>
-      </w:pPr>
-      <w:proofErr w:type="spellStart"/>
-      <w:r>
-        <w:rPr>
-          <w:i/>
-          <w:iCs/>
-          <w:sz w:val="24"/>
-          <w:szCs w:val="24"/>
-        </w:rPr>
-        <w:t>glyburideMetformin</w:t>
-      </w:r>
-      <w:proofErr w:type="spellEnd"/>
-      <w:r>
-        <w:rPr>
-          <w:i/>
-          <w:iCs/>
-          <w:sz w:val="24"/>
-          <w:szCs w:val="24"/>
-        </w:rPr>
-        <w:t>:</w:t>
-      </w:r>
-      <w:r>
-        <w:rPr>
-          <w:i/>
-          <w:iCs/>
-          <w:sz w:val="20"/>
-          <w:szCs w:val="20"/>
-        </w:rPr>
-        <w:t>'Whether the drug metformin was prescribed (e.g., No drug not prescribed, Steady, Up, Down).’</w:t>
-      </w:r>
-    </w:p>
-    <w:p>
-      <w:pPr>
-        <w:pStyle w:val="Body"/>
-        <w:ind w:left="720"/>
-        <w:rPr>
-          <w:i/>
-          <w:iCs/>
-          <w:sz w:val="24"/>
-          <w:szCs w:val="24"/>
-        </w:rPr>
-      </w:pPr>
-      <w:proofErr w:type="spellStart"/>
-      <w:r>
-        <w:rPr>
-          <w:i/>
-          <w:iCs/>
-          <w:sz w:val="24"/>
-          <w:szCs w:val="24"/>
-        </w:rPr>
-        <w:t>glipizideMetformin</w:t>
-      </w:r>
-      <w:proofErr w:type="spellEnd"/>
-      <w:r>
-        <w:rPr>
-          <w:i/>
-          <w:iCs/>
-          <w:sz w:val="24"/>
-          <w:szCs w:val="24"/>
-        </w:rPr>
-        <w:t>:</w:t>
-      </w:r>
-      <w:r>
-        <w:rPr>
-          <w:i/>
-          <w:iCs/>
-          <w:sz w:val="20"/>
-          <w:szCs w:val="20"/>
-        </w:rPr>
-        <w:t>'Whether the drug metformin was prescribed (e.g., No drug not prescribed, Steady, Up, Down).’</w:t>
-      </w:r>
-    </w:p>
-    <w:p>
-      <w:pPr>
-        <w:pStyle w:val="Body"/>
-        <w:ind w:left="720"/>
-        <w:rPr>
-          <w:i/>
-          <w:iCs/>
-          <w:sz w:val="24"/>
-          <w:szCs w:val="24"/>
-        </w:rPr>
-      </w:pPr>
-      <w:proofErr w:type="spellStart"/>
-      <w:r>
-        <w:rPr>
-          <w:i/>
-          <w:iCs/>
-          <w:sz w:val="24"/>
-          <w:szCs w:val="24"/>
-        </w:rPr>
-        <w:t>glimepiridePioglitazone</w:t>
-      </w:r>
-      <w:proofErr w:type="spellEnd"/>
-      <w:r>
-        <w:rPr>
-          <w:i/>
-          <w:iCs/>
-          <w:sz w:val="24"/>
-          <w:szCs w:val="24"/>
-        </w:rPr>
-        <w:t>:</w:t>
-      </w:r>
-      <w:r>
-        <w:rPr>
-          <w:i/>
-          <w:iCs/>
-          <w:sz w:val="20"/>
-          <w:szCs w:val="20"/>
-        </w:rPr>
-        <w:t>'Whether the drug metformin was prescribed (e.g., No drug not prescribed, Steady, Up, Down).’</w:t>
-      </w:r>
-    </w:p>
-    <w:p>
-      <w:pPr>
-        <w:pStyle w:val="Body"/>
-        <w:ind w:left="720"/>
-        <w:rPr>
-          <w:i/>
-          <w:iCs/>
-          <w:sz w:val="24"/>
-          <w:szCs w:val="24"/>
-        </w:rPr>
-      </w:pPr>
-      <w:proofErr w:type="spellStart"/>
-      <w:r>
-        <w:rPr>
-          <w:i/>
-          <w:iCs/>
-          <w:sz w:val="24"/>
-          <w:szCs w:val="24"/>
-        </w:rPr>
-        <w:lastRenderedPageBreak/>
-        <w:t>metforminRosiglitazone</w:t>
-      </w:r>
-      <w:proofErr w:type="spellEnd"/>
-      <w:r>
-        <w:rPr>
-          <w:i/>
-          <w:iCs/>
-          <w:sz w:val="24"/>
-          <w:szCs w:val="24"/>
-        </w:rPr>
-        <w:t xml:space="preserve">: </w:t>
-      </w:r>
-      <w:r>
-        <w:rPr>
-          <w:i/>
-          <w:iCs/>
-          <w:sz w:val="20"/>
-          <w:szCs w:val="20"/>
-        </w:rPr>
-        <w:t>'Whether the drug metformin was prescribed (e.g., No drug not prescribed, Steady, Up, Down).'</w:t>
-      </w:r>
-    </w:p>
-    <w:p>
-      <w:pPr>
-        <w:pStyle w:val="Body"/>
-        <w:ind w:left="720"/>
-        <w:rPr>
-          <w:i/>
-          <w:iCs/>
-          <w:sz w:val="20"/>
-          <w:szCs w:val="20"/>
-        </w:rPr>
-      </w:pPr>
-      <w:proofErr w:type="spellStart"/>
-      <w:r>
-        <w:rPr>
-          <w:i/>
-          <w:iCs/>
-          <w:sz w:val="24"/>
-          <w:szCs w:val="24"/>
-        </w:rPr>
-        <w:t>metforminPioglitazone</w:t>
-      </w:r>
-      <w:proofErr w:type="spellEnd"/>
-      <w:r>
-        <w:rPr>
-          <w:i/>
-          <w:iCs/>
-          <w:sz w:val="24"/>
-          <w:szCs w:val="24"/>
-        </w:rPr>
-        <w:t xml:space="preserve">: </w:t>
-      </w:r>
-      <w:r>
-        <w:rPr>
-          <w:i/>
-          <w:iCs/>
-          <w:sz w:val="20"/>
-          <w:szCs w:val="20"/>
-        </w:rPr>
-        <w:t>'Whether the drug metformin was prescribed (e.g., No drug not prescribed, Steady, Up, Down).'</w:t>
-      </w:r>
-    </w:p>
-    <w:p>
-      <w:pPr>
-        <w:pStyle w:val="Body"/>
-        <w:ind w:left="720"/>
-        <w:rPr>
-          <w:i/>
-          <w:iCs/>
-          <w:sz w:val="24"/>
-          <w:szCs w:val="24"/>
-        </w:rPr>
-      </w:pPr>
-      <w:proofErr w:type="spellStart"/>
-      <w:r>
-        <w:rPr>
-          <w:i/>
-          <w:iCs/>
-          <w:sz w:val="24"/>
-          <w:szCs w:val="24"/>
-        </w:rPr>
-        <w:t>change_in_meds</w:t>
-      </w:r>
-      <w:proofErr w:type="spellEnd"/>
-      <w:r>
-        <w:rPr>
-          <w:i/>
-          <w:iCs/>
-          <w:sz w:val="24"/>
-          <w:szCs w:val="24"/>
-        </w:rPr>
-        <w:t xml:space="preserve">: </w:t>
-      </w:r>
-      <w:r>
-        <w:rPr>
-          <w:i/>
-          <w:iCs/>
-          <w:sz w:val="20"/>
-          <w:szCs w:val="20"/>
-        </w:rPr>
-        <w:t>'Whether there was a change in diabetic medications during the encounter.  Values: change and no change'</w:t>
-      </w:r>
-    </w:p>
-    <w:p>
-      <w:pPr>
-        <w:pStyle w:val="Body"/>
-        <w:ind w:left="720"/>
-        <w:rPr>
-          <w:i/>
-          <w:iCs/>
-          <w:sz w:val="20"/>
-          <w:szCs w:val="20"/>
-        </w:rPr>
-      </w:pPr>
-      <w:proofErr w:type="spellStart"/>
-      <w:r>
-        <w:rPr>
-          <w:i/>
-          <w:iCs/>
-          <w:sz w:val="24"/>
-          <w:szCs w:val="24"/>
-        </w:rPr>
-        <w:t>diabetesMed</w:t>
-      </w:r>
-      <w:proofErr w:type="spellEnd"/>
-      <w:r>
-        <w:rPr>
-          <w:i/>
-          <w:iCs/>
-          <w:sz w:val="24"/>
-          <w:szCs w:val="24"/>
-        </w:rPr>
-        <w:t xml:space="preserve">: </w:t>
-      </w:r>
-      <w:r>
-        <w:rPr>
-          <w:i/>
-          <w:iCs/>
-          <w:sz w:val="20"/>
-          <w:szCs w:val="20"/>
-        </w:rPr>
-        <w:t>'Whether any diabetes medication was prescribed during the encounter. Values: yes and no'</w:t>
-      </w:r>
-    </w:p>
-    <w:p>
-      <w:pPr>
-        <w:pStyle w:val="Body"/>
-        <w:ind w:left="720"/>
-        <w:rPr>
-          <w:i/>
-          <w:iCs/>
-          <w:sz w:val="20"/>
-          <w:szCs w:val="20"/>
-        </w:rPr>
-      </w:pPr>
-      <w:r>
-        <w:rPr>
-          <w:i/>
-          <w:iCs/>
-          <w:sz w:val="24"/>
-          <w:szCs w:val="24"/>
-        </w:rPr>
-        <w:t>readmitted</w:t>
-      </w:r>
-      <w:r>
-        <w:rPr>
-          <w:i/>
-          <w:iCs/>
-          <w:sz w:val="24"/>
-          <w:szCs w:val="24"/>
-        </w:rPr>
-        <w:t xml:space="preserve">: </w:t>
-      </w:r>
-      <w:r>
-        <w:rPr>
-          <w:i/>
-          <w:iCs/>
-          <w:sz w:val="20"/>
-          <w:szCs w:val="20"/>
-        </w:rPr>
-        <w:t>'Whether the patient was readmitted after discharge. Values include "&lt;30" (readmitted within 30 days), "&gt;30" (readmitted after 30 days), and "NO".'</w:t>
-      </w:r>
-    </w:p>
-    <w:p>
-      <w:pPr>
-        <w:pStyle w:val="Body"/>
-        <w:ind w:left="720"/>
-        <w:rPr>
-          <w:i/>
-          <w:iCs/>
-          <w:sz w:val="24"/>
-          <w:szCs w:val="24"/>
-        </w:rPr>
-      </w:pPr>
-      <w:proofErr w:type="spellStart"/>
-      <w:r>
-        <w:rPr>
-          <w:i/>
-          <w:iCs/>
-          <w:sz w:val="24"/>
-          <w:szCs w:val="24"/>
-        </w:rPr>
-        <w:t>created_date</w:t>
-      </w:r>
-      <w:proofErr w:type="spellEnd"/>
-      <w:r>
-        <w:rPr>
-          <w:i/>
-          <w:iCs/>
-          <w:sz w:val="24"/>
-          <w:szCs w:val="24"/>
-        </w:rPr>
-        <w:t>:</w:t>
-      </w:r>
-      <w:r>
-        <w:rPr>
-          <w:i/>
-          <w:iCs/>
-          <w:sz w:val="24"/>
-          <w:szCs w:val="24"/>
-        </w:rPr>
-        <w:t xml:space="preserve"> </w:t>
-      </w:r>
-      <w:r>
-        <w:rPr>
-          <w:i/>
-          <w:iCs/>
-          <w:sz w:val="20"/>
-          <w:szCs w:val="20"/>
-        </w:rPr>
-        <w:t xml:space="preserve">'Patient </w:t>
-      </w:r>
-      <w:r>
-        <w:rPr>
-          <w:i/>
-          <w:iCs/>
-          <w:sz w:val="20"/>
-          <w:szCs w:val="20"/>
-        </w:rPr>
-        <w:t>encounter</w:t>
-      </w:r>
-      <w:r>
-        <w:rPr>
-          <w:i/>
-          <w:iCs/>
-          <w:sz w:val="20"/>
-          <w:szCs w:val="20"/>
-        </w:rPr>
-        <w:t xml:space="preserve"> record created date'</w:t>
-      </w:r>
-    </w:p>
-    <w:p>
-      <w:pPr>
-        <w:pStyle w:val="Body"/>
-        <w:ind w:left="720"/>
-        <w:rPr>
-          <w:i/>
-          <w:iCs/>
-          <w:sz w:val="20"/>
-          <w:szCs w:val="20"/>
-        </w:rPr>
-      </w:pPr>
-      <w:proofErr w:type="spellStart"/>
-      <w:r>
-        <w:rPr>
-          <w:i/>
-          <w:iCs/>
-          <w:sz w:val="24"/>
-          <w:szCs w:val="24"/>
-        </w:rPr>
-        <w:t>last_</w:t>
-      </w:r>
-      <w:proofErr w:type="gramStart"/>
-      <w:r>
-        <w:rPr>
-          <w:i/>
-          <w:iCs/>
-          <w:sz w:val="24"/>
-          <w:szCs w:val="24"/>
-        </w:rPr>
-        <w:t>modified</w:t>
-      </w:r>
-      <w:proofErr w:type="spellEnd"/>
-      <w:r>
-        <w:rPr>
-          <w:i/>
-          <w:iCs/>
-          <w:sz w:val="24"/>
-          <w:szCs w:val="24"/>
-        </w:rPr>
-        <w:t xml:space="preserve">: </w:t>
-      </w:r>
-      <w:r>
-        <w:rPr>
-          <w:i/>
-          <w:iCs/>
-          <w:sz w:val="20"/>
-          <w:szCs w:val="20"/>
-        </w:rPr>
-        <w:t>‘</w:t>
-      </w:r>
-      <w:proofErr w:type="gramEnd"/>
-      <w:r>
-        <w:rPr>
-          <w:i/>
-          <w:iCs/>
-          <w:sz w:val="20"/>
-          <w:szCs w:val="20"/>
-        </w:rPr>
-        <w:t xml:space="preserve">Patient </w:t>
-      </w:r>
-      <w:r>
-        <w:rPr>
-          <w:i/>
-          <w:iCs/>
-          <w:sz w:val="20"/>
-          <w:szCs w:val="20"/>
-        </w:rPr>
-        <w:t>encounter</w:t>
-      </w:r>
-      <w:r>
-        <w:rPr>
-          <w:i/>
-          <w:iCs/>
-          <w:sz w:val="20"/>
-          <w:szCs w:val="20"/>
-        </w:rPr>
-        <w:t xml:space="preserve"> </w:t>
-      </w:r>
-      <w:proofErr w:type="gramStart"/>
-      <w:r>
-        <w:rPr>
-          <w:i/>
-          <w:iCs/>
-          <w:sz w:val="20"/>
-          <w:szCs w:val="20"/>
-        </w:rPr>
-        <w:t>record</w:t>
-      </w:r>
-      <w:proofErr w:type="gramEnd"/>
-      <w:r>
-        <w:rPr>
-          <w:i/>
-          <w:iCs/>
-          <w:sz w:val="20"/>
-          <w:szCs w:val="20"/>
-        </w:rPr>
-        <w:t xml:space="preserve"> last modified date</w:t>
-      </w:r>
-      <w:r>
-        <w:rPr>
-          <w:i/>
-          <w:iCs/>
-          <w:sz w:val="20"/>
-          <w:szCs w:val="20"/>
-        </w:rPr>
-        <w:t>’</w:t>
-      </w:r>
-    </w:p>
-    <w:p>
-      <w:pPr>
-        <w:pStyle w:val="Body"/>
-        <w:rPr>
-          <w:i/>
-          <w:iCs/>
-          <w:sz w:val="24"/>
-          <w:szCs w:val="24"/>
-        </w:rPr>
-      </w:pPr>
-    </w:p>
-    <w:p>
-      <w:pPr>
-        <w:pStyle w:val="Body"/>
-        <w:rPr>
-          <w:i/>
-          <w:iCs/>
-          <w:sz w:val="24"/>
-          <w:szCs w:val="24"/>
-        </w:rPr>
-      </w:pPr>
-      <w:r>
-        <w:rPr>
-          <w:i/>
-          <w:iCs/>
-          <w:sz w:val="24"/>
-          <w:szCs w:val="24"/>
-        </w:rPr>
-        <w:t>The healthcare database was manually created in MySQ</w:t>
-      </w:r>
-      <w:r>
-        <w:rPr>
-          <w:i/>
-          <w:iCs/>
-          <w:sz w:val="24"/>
-          <w:szCs w:val="24"/>
-        </w:rPr>
-        <w:t>L.  All tables were created</w:t>
+        <w:rPr>
+          <w:i/>
+          <w:iCs/>
+          <w:sz w:val="24"/>
+          <w:szCs w:val="24"/>
+        </w:rPr>
+      </w:pPr>
+    </w:p>
+    <w:p>
+      <w:pPr>
+        <w:pStyle w:val="Body"/>
+        <w:rPr>
+          <w:i/>
+          <w:iCs/>
+          <w:sz w:val="24"/>
+          <w:szCs w:val="24"/>
+        </w:rPr>
+      </w:pPr>
+      <w:r>
+        <w:rPr>
+          <w:i/>
+          <w:iCs/>
+          <w:sz w:val="24"/>
+          <w:szCs w:val="24"/>
+        </w:rPr>
+        <w:t>The healthcare database was manually created in MySQL.  All tables were created</w:t>
       </w:r>
       <w:r>
         <w:rPr>
@@ -5229,16 +5143,7 @@
           <w:sz w:val="24"/>
           <w:szCs w:val="24"/>
         </w:rPr>
-        <w:t xml:space="preserve"> via sequel scripts</w:t>
-      </w:r>
-      <w:r>
-        <w:rPr>
-          <w:i/>
-          <w:iCs/>
-          <w:sz w:val="24"/>
-          <w:szCs w:val="24"/>
-        </w:rPr>
-        <w:t>.</w:t>
+        <w:t xml:space="preserve"> via sequel scripts.</w:t>
       </w:r>
     </w:p>
     <w:p>
@@ -5773,6 +5678,7 @@
           <w:sz w:val="24"/>
           <w:szCs w:val="24"/>
         </w:rPr>
+        <w:lastRenderedPageBreak/>
         <w:t>A connection was established with MySQL database.</w:t>
       </w:r>
     </w:p>
@@ -5971,7 +5877,6 @@
           <w:sz w:val="24"/>
           <w:szCs w:val="24"/>
         </w:rPr>
-        <w:lastRenderedPageBreak/>
         <w:t xml:space="preserve">A unique value in the id field was automatically generated for each </w:t>
       </w:r>
       <w:proofErr w:type="spellStart"/>
@@ -6067,25 +5972,7 @@
           <w:sz w:val="24"/>
           <w:szCs w:val="24"/>
         </w:rPr>
-        <w:t xml:space="preserve">During the process of loading the silver level </w:t>
-      </w:r>
-      <w:r>
-        <w:rPr>
-          <w:i/>
-          <w:iCs/>
-          <w:sz w:val="24"/>
-          <w:szCs w:val="24"/>
-        </w:rPr>
-        <w:t>patient</w:t>
-      </w:r>
-      <w:r>
-        <w:rPr>
-          <w:i/>
-          <w:iCs/>
-          <w:sz w:val="24"/>
-          <w:szCs w:val="24"/>
-        </w:rPr>
-        <w:t xml:space="preserve"> table from the bronze level table, the following</w:t>
+        <w:t>During the process of loading the silver level patient table from the bronze level table, the following</w:t>
       </w:r>
       <w:r>
         <w:rPr>
@@ -6874,43 +6761,7 @@
           <w:sz w:val="24"/>
           <w:szCs w:val="24"/>
         </w:rPr>
-        <w:t xml:space="preserve">During the process of loading the </w:t>
-      </w:r>
-      <w:r>
-        <w:rPr>
-          <w:i/>
-          <w:iCs/>
-          <w:sz w:val="24"/>
-          <w:szCs w:val="24"/>
-        </w:rPr>
-        <w:t>final</w:t>
-      </w:r>
-      <w:r>
-        <w:rPr>
-          <w:i/>
-          <w:iCs/>
-          <w:sz w:val="24"/>
-          <w:szCs w:val="24"/>
-        </w:rPr>
-        <w:t xml:space="preserve"> level</w:t>
-      </w:r>
-      <w:r>
-        <w:rPr>
-          <w:i/>
-          <w:iCs/>
-          <w:sz w:val="24"/>
-          <w:szCs w:val="24"/>
-        </w:rPr>
-        <w:t xml:space="preserve"> of the</w:t>
-      </w:r>
-      <w:r>
-        <w:rPr>
-          <w:i/>
-          <w:iCs/>
-          <w:sz w:val="24"/>
-          <w:szCs w:val="24"/>
-        </w:rPr>
-        <w:t xml:space="preserve"> patient table from the </w:t>
+        <w:t xml:space="preserve">During the process of loading the final level of the patient table from the </w:t>
       </w:r>
       <w:proofErr w:type="spellStart"/>
       <w:r>
@@ -6930,16 +6781,7 @@
           <w:sz w:val="24"/>
           <w:szCs w:val="24"/>
         </w:rPr>
-        <w:t xml:space="preserve"> </w:t>
-      </w:r>
-      <w:r>
-        <w:rPr>
-          <w:i/>
-          <w:iCs/>
-          <w:sz w:val="24"/>
-          <w:szCs w:val="24"/>
-        </w:rPr>
-        <w:t>table, the following SQL actions were performed:</w:t>
+        <w:t xml:space="preserve"> table, the following SQL actions were performed:</w:t>
       </w:r>
     </w:p>
     <w:p>
@@ -6998,6 +6840,100 @@
           <w:sz w:val="24"/>
           <w:szCs w:val="24"/>
         </w:rPr>
+        <w:t>Duplicates:</w:t>
+      </w:r>
+    </w:p>
+    <w:p>
+      <w:pPr>
+        <w:pStyle w:val="Body"/>
+        <w:numPr>
+          <w:ilvl w:val="1"/>
+          <w:numId w:val="9"/>
+        </w:numPr>
+        <w:rPr>
+          <w:i/>
+          <w:iCs/>
+          <w:sz w:val="24"/>
+          <w:szCs w:val="24"/>
+        </w:rPr>
+      </w:pPr>
+      <w:proofErr w:type="spellStart"/>
+      <w:r>
+        <w:rPr>
+          <w:i/>
+          <w:iCs/>
+          <w:sz w:val="24"/>
+          <w:szCs w:val="24"/>
+        </w:rPr>
+        <w:t>patient_nbr</w:t>
+      </w:r>
+      <w:proofErr w:type="spellEnd"/>
+      <w:r>
+        <w:rPr>
+          <w:i/>
+          <w:iCs/>
+          <w:sz w:val="24"/>
+          <w:szCs w:val="24"/>
+        </w:rPr>
+        <w:t>: removed based on this criterion; then,</w:t>
+      </w:r>
+    </w:p>
+    <w:p>
+      <w:pPr>
+        <w:pStyle w:val="Body"/>
+        <w:numPr>
+          <w:ilvl w:val="1"/>
+          <w:numId w:val="9"/>
+        </w:numPr>
+        <w:rPr>
+          <w:i/>
+          <w:iCs/>
+          <w:sz w:val="24"/>
+          <w:szCs w:val="24"/>
+        </w:rPr>
+      </w:pPr>
+      <w:proofErr w:type="spellStart"/>
+      <w:r>
+        <w:rPr>
+          <w:i/>
+          <w:iCs/>
+          <w:sz w:val="24"/>
+          <w:szCs w:val="24"/>
+        </w:rPr>
+        <w:t>patient_nbr</w:t>
+      </w:r>
+      <w:proofErr w:type="spellEnd"/>
+      <w:r>
+        <w:rPr>
+          <w:i/>
+          <w:iCs/>
+          <w:sz w:val="24"/>
+          <w:szCs w:val="24"/>
+        </w:rPr>
+        <w:t xml:space="preserve"> and age: removed based on this criterion</w:t>
+      </w:r>
+    </w:p>
+    <w:p>
+      <w:pPr>
+        <w:pStyle w:val="Body"/>
+        <w:numPr>
+          <w:ilvl w:val="0"/>
+          <w:numId w:val="9"/>
+        </w:numPr>
+        <w:rPr>
+          <w:i/>
+          <w:iCs/>
+          <w:sz w:val="24"/>
+          <w:szCs w:val="24"/>
+        </w:rPr>
+      </w:pPr>
+      <w:r>
+        <w:rPr>
+          <w:i/>
+          <w:iCs/>
+          <w:sz w:val="24"/>
+          <w:szCs w:val="24"/>
+        </w:rPr>
         <w:t xml:space="preserve">Cleaned data was inserted into the following fields: </w:t>
       </w:r>
       <w:proofErr w:type="spellStart"/>
@@ -7059,16 +6995,7 @@
           <w:sz w:val="24"/>
           <w:szCs w:val="24"/>
         </w:rPr>
-        <w:t>patient</w:t>
-      </w:r>
-      <w:r>
-        <w:rPr>
-          <w:i/>
-          <w:iCs/>
-          <w:sz w:val="24"/>
-          <w:szCs w:val="24"/>
-        </w:rPr>
-        <w:t>_encounter</w:t>
+        <w:t>patient_encounter</w:t>
       </w:r>
       <w:proofErr w:type="spellEnd"/>
       <w:r>
@@ -7088,16 +7015,7 @@
           <w:sz w:val="24"/>
           <w:szCs w:val="24"/>
         </w:rPr>
-        <w:t>bronze</w:t>
-      </w:r>
-      <w:r>
-        <w:rPr>
-          <w:i/>
-          <w:iCs/>
-          <w:sz w:val="24"/>
-          <w:szCs w:val="24"/>
-        </w:rPr>
-        <w:t>_patient_encounter</w:t>
+        <w:t>bronze_patient_encounter</w:t>
       </w:r>
       <w:proofErr w:type="spellEnd"/>
       <w:r>
@@ -7230,6 +7148,7 @@
           <w:sz w:val="24"/>
           <w:szCs w:val="24"/>
         </w:rPr>
+        <w:lastRenderedPageBreak/>
         <w:t xml:space="preserve">The question </w:t>
       </w:r>
       <w:proofErr w:type="gramStart"/>
@@ -7470,16 +7389,7 @@
           <w:sz w:val="24"/>
           <w:szCs w:val="24"/>
         </w:rPr>
-        <w:t>All leading and trailing white space was trimmed</w:t>
-      </w:r>
-      <w:r>
-        <w:rPr>
-          <w:i/>
-          <w:iCs/>
-          <w:sz w:val="24"/>
-          <w:szCs w:val="24"/>
-        </w:rPr>
-        <w:t>.</w:t>
+        <w:t>All leading and trailing white space was trimmed.</w:t>
       </w:r>
     </w:p>
     <w:p>
@@ -7533,25 +7443,7 @@
           <w:sz w:val="24"/>
           <w:szCs w:val="24"/>
         </w:rPr>
-        <w:t>the text ‘</w:t>
-      </w:r>
-      <w:r>
-        <w:rPr>
-          <w:i/>
-          <w:iCs/>
-          <w:sz w:val="24"/>
-          <w:szCs w:val="24"/>
-        </w:rPr>
-        <w:t>799’</w:t>
-      </w:r>
-      <w:r>
-        <w:rPr>
-          <w:i/>
-          <w:iCs/>
-          <w:sz w:val="24"/>
-          <w:szCs w:val="24"/>
-        </w:rPr>
-        <w:t>.</w:t>
+        <w:t>the text ‘799’.</w:t>
       </w:r>
       <w:proofErr w:type="gramEnd"/>
     </w:p>
@@ -7620,25 +7512,7 @@
           <w:sz w:val="24"/>
           <w:szCs w:val="24"/>
         </w:rPr>
-        <w:t xml:space="preserve">In the </w:t>
-      </w:r>
-      <w:r>
-        <w:rPr>
-          <w:i/>
-          <w:iCs/>
-          <w:sz w:val="24"/>
-          <w:szCs w:val="24"/>
-        </w:rPr>
-        <w:t>A1Cresult</w:t>
-      </w:r>
-      <w:r>
-        <w:rPr>
-          <w:i/>
-          <w:iCs/>
-          <w:sz w:val="24"/>
-          <w:szCs w:val="24"/>
-        </w:rPr>
-        <w:t xml:space="preserve"> field any NULL value was replaced with the text ‘None’.</w:t>
+        <w:t>In the A1Cresult field any NULL value was replaced with the text ‘None’.</w:t>
       </w:r>
     </w:p>
     <w:p>
@@ -7662,7 +7536,6 @@
           <w:sz w:val="24"/>
           <w:szCs w:val="24"/>
         </w:rPr>
-        <w:lastRenderedPageBreak/>
         <w:t xml:space="preserve">In the </w:t>
       </w:r>
       <w:proofErr w:type="spellStart"/>
@@ -7909,16 +7782,7 @@
           <w:sz w:val="24"/>
           <w:szCs w:val="24"/>
         </w:rPr>
-        <w:t>patient</w:t>
-      </w:r>
-      <w:r>
-        <w:rPr>
-          <w:i/>
-          <w:iCs/>
-          <w:sz w:val="24"/>
-          <w:szCs w:val="24"/>
-        </w:rPr>
-        <w:t>_encounter</w:t>
+        <w:t>patient_encounter</w:t>
       </w:r>
       <w:proofErr w:type="spellEnd"/>
       <w:r>
@@ -9036,16 +8900,7 @@
           <w:sz w:val="24"/>
           <w:szCs w:val="24"/>
         </w:rPr>
-        <w:t xml:space="preserve"> row</w:t>
-      </w:r>
-      <w:r>
-        <w:rPr>
-          <w:i/>
-          <w:iCs/>
-          <w:sz w:val="24"/>
-          <w:szCs w:val="24"/>
-        </w:rPr>
-        <w:t>s</w:t>
+        <w:t xml:space="preserve"> rows</w:t>
       </w:r>
       <w:r>
         <w:rPr>
@@ -9145,34 +9000,16 @@
           <w:sz w:val="24"/>
           <w:szCs w:val="24"/>
         </w:rPr>
-        <w:t xml:space="preserve"> </w:t>
-      </w:r>
-      <w:r>
-        <w:rPr>
-          <w:i/>
-          <w:iCs/>
-          <w:sz w:val="24"/>
-          <w:szCs w:val="24"/>
-        </w:rPr>
-        <w:t>with ‘?’</w:t>
-      </w:r>
-      <w:r>
-        <w:rPr>
-          <w:i/>
-          <w:iCs/>
-          <w:sz w:val="24"/>
-          <w:szCs w:val="24"/>
-        </w:rPr>
-        <w:t xml:space="preserve">; </w:t>
-      </w:r>
-      <w:r>
-        <w:rPr>
-          <w:i/>
-          <w:iCs/>
-          <w:sz w:val="24"/>
-          <w:szCs w:val="24"/>
-        </w:rPr>
-        <w:t>replaced with the text ‘Not Captured’</w:t>
+        <w:t xml:space="preserve"> with ‘?’</w:t>
+      </w:r>
+      <w:r>
+        <w:rPr>
+          <w:i/>
+          <w:iCs/>
+          <w:sz w:val="24"/>
+          <w:szCs w:val="24"/>
+        </w:rPr>
+        <w:t>; replaced with the text ‘Not Captured’</w:t>
       </w:r>
     </w:p>
     <w:p>
@@ -9197,6 +9034,7 @@
           <w:sz w:val="24"/>
           <w:szCs w:val="24"/>
         </w:rPr>
+        <w:lastRenderedPageBreak/>
         <w:t>medical_specialty</w:t>
       </w:r>
       <w:proofErr w:type="spellEnd"/>
@@ -9225,16 +9063,7 @@
           <w:sz w:val="24"/>
           <w:szCs w:val="24"/>
         </w:rPr>
-        <w:t xml:space="preserve"> </w:t>
-      </w:r>
-      <w:r>
-        <w:rPr>
-          <w:i/>
-          <w:iCs/>
-          <w:sz w:val="24"/>
-          <w:szCs w:val="24"/>
-        </w:rPr>
-        <w:t>with ‘?’;</w:t>
+        <w:t xml:space="preserve"> with ‘?’;</w:t>
       </w:r>
       <w:r>
         <w:rPr>
@@ -9339,16 +9168,7 @@
           <w:sz w:val="24"/>
           <w:szCs w:val="24"/>
         </w:rPr>
-        <w:t xml:space="preserve"> </w:t>
-      </w:r>
-      <w:r>
-        <w:rPr>
-          <w:i/>
-          <w:iCs/>
-          <w:sz w:val="24"/>
-          <w:szCs w:val="24"/>
-        </w:rPr>
-        <w:t>7</w:t>
+        <w:t xml:space="preserve"> 7</w:t>
       </w:r>
       <w:r>
         <w:rPr>
@@ -9555,17 +9375,7 @@
           <w:sz w:val="24"/>
           <w:szCs w:val="24"/>
         </w:rPr>
-        <w:t>Duplicates</w:t>
-      </w:r>
-      <w:proofErr w:type="gramStart"/>
-      <w:r>
-        <w:rPr>
-          <w:b/>
-          <w:bCs/>
-          <w:sz w:val="24"/>
-          <w:szCs w:val="24"/>
-        </w:rPr>
-        <w:t xml:space="preserve">: </w:t>
+        <w:t xml:space="preserve">Duplicates: </w:t>
       </w:r>
       <w:r>
         <w:rPr>
@@ -9583,17 +9393,16 @@
           <w:sz w:val="24"/>
           <w:szCs w:val="24"/>
         </w:rPr>
-        <w:t>No</w:t>
-      </w:r>
-      <w:proofErr w:type="gramEnd"/>
-      <w:r>
-        <w:rPr>
-          <w:i/>
-          <w:iCs/>
-          <w:sz w:val="24"/>
-          <w:szCs w:val="24"/>
-        </w:rPr>
-        <w:t xml:space="preserve"> duplicates found in data.</w:t>
+        <w:t>Patient data duplicates were based on two criteria and removed</w:t>
+      </w:r>
+      <w:r>
+        <w:rPr>
+          <w:i/>
+          <w:iCs/>
+          <w:sz w:val="24"/>
+          <w:szCs w:val="24"/>
+        </w:rPr>
+        <w:t>.</w:t>
       </w:r>
     </w:p>
     <w:p>
@@ -9819,7 +9628,6 @@
           <w:sz w:val="24"/>
           <w:szCs w:val="24"/>
         </w:rPr>
-        <w:lastRenderedPageBreak/>
         <w:t>Curious as the primary diagnosis for diabetes is not in the top ten diagnosis; first hit, 250.8, is at row 15</w:t>
       </w:r>
       <w:r>
@@ -10290,7 +10098,7 @@
         <w:rFonts w:hint="default"/>
       </w:rPr>
     </w:lvl>
-    <w:lvl w:ilvl="1" w:tplc="04090019" w:tentative="1">
+    <w:lvl w:ilvl="1" w:tplc="04090019">
       <w:start w:val="1"/>
       <w:numFmt w:val="lowerLetter"/>
       <w:lvlText w:val="%2."/>

--- a/docs/Capstone Preliminary Analysis and Methodology_HealthcareManagement_github.docx
+++ b/docs/Capstone Preliminary Analysis and Methodology_HealthcareManagement_github.docx
@@ -146,64 +146,6 @@
           <w:szCs w:val="24"/>
         </w:rPr>
         <w:t>facilities.</w:t>
-      </w:r>
-    </w:p>
-    <w:p>
-      <w:pPr>
-        <w:pStyle w:val="Body"/>
-        <w:rPr>
-          <w:i/>
-          <w:iCs/>
-          <w:sz w:val="24"/>
-          <w:szCs w:val="24"/>
-        </w:rPr>
-      </w:pPr>
-    </w:p>
-    <w:p>
-      <w:pPr>
-        <w:pStyle w:val="Body"/>
-        <w:rPr>
-          <w:i/>
-          <w:iCs/>
-          <w:sz w:val="20"/>
-          <w:szCs w:val="20"/>
-        </w:rPr>
-      </w:pPr>
-      <w:r>
-        <w:rPr>
-          <w:sz w:val="24"/>
-          <w:szCs w:val="24"/>
-        </w:rPr>
-        <w:t xml:space="preserve">Null Hypothesis: </w:t>
-      </w:r>
-      <w:r>
-        <w:rPr>
-          <w:i/>
-          <w:iCs/>
-          <w:sz w:val="20"/>
-          <w:szCs w:val="20"/>
-        </w:rPr>
-        <w:t>(a statement that asserts there is </w:t>
-      </w:r>
-      <w:r>
-        <w:rPr>
-          <w:b/>
-          <w:bCs/>
-          <w:i/>
-          <w:iCs/>
-          <w:sz w:val="20"/>
-          <w:szCs w:val="20"/>
-        </w:rPr>
-        <w:t>no relationship, no effect, or no difference</w:t>
-      </w:r>
-      <w:r>
-        <w:rPr>
-          <w:i/>
-          <w:iCs/>
-          <w:sz w:val="20"/>
-          <w:szCs w:val="20"/>
-        </w:rPr>
-        <w:t> between variables or groups in a population. It serves as the default, "status quo" assumption that researchers try to reject or disprove through statistical analysis)</w:t>
       </w:r>
     </w:p>
     <w:p>
@@ -1286,7 +1228,6 @@
           <w:sz w:val="24"/>
           <w:szCs w:val="24"/>
         </w:rPr>
-        <w:lastRenderedPageBreak/>
         <w:t xml:space="preserve">   </w:t>
       </w:r>
       <w:r>
@@ -1484,6 +1425,7 @@
           <w:sz w:val="24"/>
           <w:szCs w:val="24"/>
         </w:rPr>
+        <w:lastRenderedPageBreak/>
         <w:t>admission_source_id</w:t>
       </w:r>
       <w:proofErr w:type="spellEnd"/>
@@ -3096,8 +3038,149 @@
           <w:sz w:val="24"/>
           <w:szCs w:val="24"/>
         </w:rPr>
+        <w:t>payer_code</w:t>
+      </w:r>
+      <w:proofErr w:type="spellEnd"/>
+      <w:r>
+        <w:rPr>
+          <w:i/>
+          <w:iCs/>
+          <w:sz w:val="24"/>
+          <w:szCs w:val="24"/>
+        </w:rPr>
+        <w:t>:</w:t>
+      </w:r>
+      <w:r>
+        <w:rPr>
+          <w:i/>
+          <w:iCs/>
+          <w:sz w:val="20"/>
+          <w:szCs w:val="20"/>
+        </w:rPr>
+        <w:t xml:space="preserve"> 'Type of payment source (e.g., MC = Medicare, MD = Medicaid, SP = Self-Pay, Not Captured).'</w:t>
+      </w:r>
+    </w:p>
+    <w:p>
+      <w:pPr>
+        <w:pStyle w:val="Body"/>
+        <w:ind w:left="720"/>
+        <w:rPr>
+          <w:i/>
+          <w:iCs/>
+          <w:sz w:val="20"/>
+          <w:szCs w:val="20"/>
+        </w:rPr>
+      </w:pPr>
+      <w:proofErr w:type="spellStart"/>
+      <w:r>
+        <w:rPr>
+          <w:i/>
+          <w:iCs/>
+          <w:sz w:val="24"/>
+          <w:szCs w:val="24"/>
+        </w:rPr>
+        <w:t>medical_specialty</w:t>
+      </w:r>
+      <w:proofErr w:type="spellEnd"/>
+      <w:r>
+        <w:rPr>
+          <w:i/>
+          <w:iCs/>
+          <w:sz w:val="24"/>
+          <w:szCs w:val="24"/>
+        </w:rPr>
+        <w:t>:</w:t>
+      </w:r>
+      <w:r>
+        <w:rPr>
+          <w:i/>
+          <w:iCs/>
+          <w:sz w:val="24"/>
+          <w:szCs w:val="24"/>
+        </w:rPr>
+        <w:t xml:space="preserve"> </w:t>
+      </w:r>
+      <w:r>
+        <w:rPr>
+          <w:i/>
+          <w:iCs/>
+          <w:sz w:val="20"/>
+          <w:szCs w:val="20"/>
+        </w:rPr>
+        <w:t>'Specialty of the admitting physician (e.g., Cardiology, Surgery).'</w:t>
+      </w:r>
+    </w:p>
+    <w:p>
+      <w:pPr>
+        <w:pStyle w:val="Body"/>
+        <w:ind w:left="720"/>
+        <w:rPr>
+          <w:i/>
+          <w:iCs/>
+          <w:sz w:val="24"/>
+          <w:szCs w:val="24"/>
+        </w:rPr>
+      </w:pPr>
+      <w:proofErr w:type="spellStart"/>
+      <w:r>
+        <w:rPr>
+          <w:i/>
+          <w:iCs/>
+          <w:sz w:val="24"/>
+          <w:szCs w:val="24"/>
+        </w:rPr>
+        <w:t>num_lab_procedures</w:t>
+      </w:r>
+      <w:r>
+        <w:rPr>
+          <w:i/>
+          <w:iCs/>
+          <w:sz w:val="24"/>
+          <w:szCs w:val="24"/>
+        </w:rPr>
+        <w:t>:</w:t>
+      </w:r>
+      <w:r>
+        <w:rPr>
+          <w:i/>
+          <w:iCs/>
+          <w:sz w:val="20"/>
+          <w:szCs w:val="20"/>
+        </w:rPr>
+        <w:t>'Number</w:t>
+      </w:r>
+      <w:proofErr w:type="spellEnd"/>
+      <w:r>
+        <w:rPr>
+          <w:i/>
+          <w:iCs/>
+          <w:sz w:val="20"/>
+          <w:szCs w:val="20"/>
+        </w:rPr>
+        <w:t xml:space="preserve"> of lab procedures performed during the encounter.'</w:t>
+      </w:r>
+    </w:p>
+    <w:p>
+      <w:pPr>
+        <w:pStyle w:val="Body"/>
+        <w:ind w:left="720"/>
+        <w:rPr>
+          <w:i/>
+          <w:iCs/>
+          <w:sz w:val="20"/>
+          <w:szCs w:val="20"/>
+        </w:rPr>
+      </w:pPr>
+      <w:proofErr w:type="spellStart"/>
+      <w:r>
+        <w:rPr>
+          <w:i/>
+          <w:iCs/>
+          <w:sz w:val="24"/>
+          <w:szCs w:val="24"/>
+        </w:rPr>
         <w:lastRenderedPageBreak/>
-        <w:t>payer_code</w:t>
+        <w:t>num_procedures</w:t>
       </w:r>
       <w:proofErr w:type="spellEnd"/>
       <w:r>
@@ -3107,6 +3190,47 @@
           <w:sz w:val="24"/>
           <w:szCs w:val="24"/>
         </w:rPr>
+        <w:t xml:space="preserve">: </w:t>
+      </w:r>
+      <w:r>
+        <w:rPr>
+          <w:i/>
+          <w:iCs/>
+          <w:sz w:val="20"/>
+          <w:szCs w:val="20"/>
+        </w:rPr>
+        <w:t>'Number of procedures performed during the encounter.'</w:t>
+      </w:r>
+    </w:p>
+    <w:p>
+      <w:pPr>
+        <w:pStyle w:val="Body"/>
+        <w:ind w:left="720"/>
+        <w:rPr>
+          <w:i/>
+          <w:iCs/>
+          <w:sz w:val="20"/>
+          <w:szCs w:val="20"/>
+        </w:rPr>
+      </w:pPr>
+      <w:proofErr w:type="spellStart"/>
+      <w:r>
+        <w:rPr>
+          <w:i/>
+          <w:iCs/>
+          <w:sz w:val="24"/>
+          <w:szCs w:val="24"/>
+        </w:rPr>
+        <w:t>num_medications</w:t>
+      </w:r>
+      <w:proofErr w:type="spellEnd"/>
+      <w:r>
+        <w:rPr>
+          <w:i/>
+          <w:iCs/>
+          <w:sz w:val="24"/>
+          <w:szCs w:val="24"/>
+        </w:rPr>
         <w:t>:</w:t>
       </w:r>
       <w:r>
@@ -3116,7 +3240,7 @@
           <w:sz w:val="20"/>
           <w:szCs w:val="20"/>
         </w:rPr>
-        <w:t xml:space="preserve"> 'Type of payment source (e.g., MC = Medicare, MD = Medicaid, SP = Self-Pay, Not Captured).'</w:t>
+        <w:t xml:space="preserve"> 'Number of medications administered or prescribed during the encounter.'</w:t>
       </w:r>
     </w:p>
     <w:p>
@@ -3138,7 +3262,7 @@
           <w:sz w:val="24"/>
           <w:szCs w:val="24"/>
         </w:rPr>
-        <w:t>medical_specialty</w:t>
+        <w:t>number_outpatient</w:t>
       </w:r>
       <w:proofErr w:type="spellEnd"/>
       <w:r>
@@ -3148,6 +3272,47 @@
           <w:sz w:val="24"/>
           <w:szCs w:val="24"/>
         </w:rPr>
+        <w:t xml:space="preserve">: </w:t>
+      </w:r>
+      <w:r>
+        <w:rPr>
+          <w:i/>
+          <w:iCs/>
+          <w:sz w:val="20"/>
+          <w:szCs w:val="20"/>
+        </w:rPr>
+        <w:t>'Number of outpatient visits in the year before the encounter.'</w:t>
+      </w:r>
+    </w:p>
+    <w:p>
+      <w:pPr>
+        <w:pStyle w:val="Body"/>
+        <w:ind w:left="720"/>
+        <w:rPr>
+          <w:i/>
+          <w:iCs/>
+          <w:sz w:val="20"/>
+          <w:szCs w:val="20"/>
+        </w:rPr>
+      </w:pPr>
+      <w:proofErr w:type="spellStart"/>
+      <w:r>
+        <w:rPr>
+          <w:i/>
+          <w:iCs/>
+          <w:sz w:val="24"/>
+          <w:szCs w:val="24"/>
+        </w:rPr>
+        <w:t>number_emergency</w:t>
+      </w:r>
+      <w:proofErr w:type="spellEnd"/>
+      <w:r>
+        <w:rPr>
+          <w:i/>
+          <w:iCs/>
+          <w:sz w:val="24"/>
+          <w:szCs w:val="24"/>
+        </w:rPr>
         <w:t>:</w:t>
       </w:r>
       <w:r>
@@ -3166,7 +3331,7 @@
           <w:sz w:val="20"/>
           <w:szCs w:val="20"/>
         </w:rPr>
-        <w:t>'Specialty of the admitting physician (e.g., Cardiology, Surgery).'</w:t>
+        <w:t>Number of emergency visits in the year before the encounter.'</w:t>
       </w:r>
     </w:p>
     <w:p>
@@ -3176,8 +3341,8 @@
         <w:rPr>
           <w:i/>
           <w:iCs/>
-          <w:sz w:val="24"/>
-          <w:szCs w:val="24"/>
+          <w:sz w:val="20"/>
+          <w:szCs w:val="20"/>
         </w:rPr>
       </w:pPr>
       <w:proofErr w:type="spellStart"/>
@@ -3188,7 +3353,86 @@
           <w:sz w:val="24"/>
           <w:szCs w:val="24"/>
         </w:rPr>
-        <w:t>num_lab_procedures</w:t>
+        <w:t>number_inpatient</w:t>
+      </w:r>
+      <w:proofErr w:type="spellEnd"/>
+      <w:r>
+        <w:rPr>
+          <w:i/>
+          <w:iCs/>
+          <w:sz w:val="24"/>
+          <w:szCs w:val="24"/>
+        </w:rPr>
+        <w:t xml:space="preserve">: </w:t>
+      </w:r>
+      <w:r>
+        <w:rPr>
+          <w:i/>
+          <w:iCs/>
+          <w:sz w:val="20"/>
+          <w:szCs w:val="20"/>
+        </w:rPr>
+        <w:t>'Number of inpatient visits in the year before the encounter.'</w:t>
+      </w:r>
+    </w:p>
+    <w:p>
+      <w:pPr>
+        <w:pStyle w:val="Body"/>
+        <w:ind w:left="720"/>
+        <w:rPr>
+          <w:i/>
+          <w:iCs/>
+          <w:sz w:val="20"/>
+          <w:szCs w:val="20"/>
+        </w:rPr>
+      </w:pPr>
+      <w:r>
+        <w:rPr>
+          <w:i/>
+          <w:iCs/>
+          <w:sz w:val="24"/>
+          <w:szCs w:val="24"/>
+        </w:rPr>
+        <w:t>diag_1</w:t>
+      </w:r>
+      <w:r>
+        <w:rPr>
+          <w:i/>
+          <w:iCs/>
+          <w:sz w:val="24"/>
+          <w:szCs w:val="24"/>
+        </w:rPr>
+        <w:t xml:space="preserve">: </w:t>
+      </w:r>
+      <w:r>
+        <w:rPr>
+          <w:i/>
+          <w:iCs/>
+          <w:sz w:val="20"/>
+          <w:szCs w:val="20"/>
+        </w:rPr>
+        <w:t>Primary diagnosis code (ICD-9-CM). Represents the main condition diagnosed.'</w:t>
+      </w:r>
+    </w:p>
+    <w:p>
+      <w:pPr>
+        <w:pStyle w:val="Body"/>
+        <w:ind w:left="720"/>
+        <w:rPr>
+          <w:i/>
+          <w:iCs/>
+          <w:sz w:val="24"/>
+          <w:szCs w:val="24"/>
+        </w:rPr>
+      </w:pPr>
+      <w:r>
+        <w:rPr>
+          <w:i/>
+          <w:iCs/>
+          <w:sz w:val="24"/>
+          <w:szCs w:val="24"/>
+        </w:rPr>
+        <w:t>diag_2</w:t>
       </w:r>
       <w:r>
         <w:rPr>
@@ -3203,20 +3447,119 @@
         <w:rPr>
           <w:i/>
           <w:iCs/>
-          <w:sz w:val="20"/>
-          <w:szCs w:val="20"/>
-        </w:rPr>
-        <w:t>'Number</w:t>
+          <w:sz w:val="24"/>
+          <w:szCs w:val="24"/>
+        </w:rPr>
+        <w:t xml:space="preserve"> </w:t>
+      </w:r>
+      <w:r>
+        <w:rPr>
+          <w:i/>
+          <w:iCs/>
+          <w:sz w:val="20"/>
+          <w:szCs w:val="20"/>
+        </w:rPr>
+        <w:t>'Secondary diagnosis code (ICD-9-CM). Represents additional medical conditions.'</w:t>
+      </w:r>
+    </w:p>
+    <w:p>
+      <w:pPr>
+        <w:pStyle w:val="Body"/>
+        <w:ind w:left="720"/>
+        <w:rPr>
+          <w:i/>
+          <w:iCs/>
+          <w:sz w:val="20"/>
+          <w:szCs w:val="20"/>
+        </w:rPr>
+      </w:pPr>
+      <w:r>
+        <w:rPr>
+          <w:i/>
+          <w:iCs/>
+          <w:sz w:val="24"/>
+          <w:szCs w:val="24"/>
+        </w:rPr>
+        <w:t>diag_</w:t>
+      </w:r>
+      <w:proofErr w:type="gramStart"/>
+      <w:r>
+        <w:rPr>
+          <w:i/>
+          <w:iCs/>
+          <w:sz w:val="24"/>
+          <w:szCs w:val="24"/>
+        </w:rPr>
+        <w:t>3</w:t>
+      </w:r>
+      <w:r>
+        <w:rPr>
+          <w:i/>
+          <w:iCs/>
+          <w:sz w:val="24"/>
+          <w:szCs w:val="24"/>
+        </w:rPr>
+        <w:t>: ‘</w:t>
+      </w:r>
+      <w:proofErr w:type="gramEnd"/>
+      <w:r>
+        <w:rPr>
+          <w:i/>
+          <w:iCs/>
+          <w:sz w:val="20"/>
+          <w:szCs w:val="20"/>
+        </w:rPr>
+        <w:t>Tertiary diagnosis code (ICD-9-CM). Represents other relevant conditions.'</w:t>
+      </w:r>
+    </w:p>
+    <w:p>
+      <w:pPr>
+        <w:pStyle w:val="Body"/>
+        <w:ind w:left="720"/>
+        <w:rPr>
+          <w:i/>
+          <w:iCs/>
+          <w:sz w:val="20"/>
+          <w:szCs w:val="20"/>
+        </w:rPr>
+      </w:pPr>
+      <w:proofErr w:type="spellStart"/>
+      <w:r>
+        <w:rPr>
+          <w:i/>
+          <w:iCs/>
+          <w:sz w:val="24"/>
+          <w:szCs w:val="24"/>
+        </w:rPr>
+        <w:t>number_diagnoses</w:t>
       </w:r>
       <w:proofErr w:type="spellEnd"/>
       <w:r>
         <w:rPr>
           <w:i/>
           <w:iCs/>
-          <w:sz w:val="20"/>
-          <w:szCs w:val="20"/>
-        </w:rPr>
-        <w:t xml:space="preserve"> of lab procedures performed during the encounter.'</w:t>
+          <w:sz w:val="24"/>
+          <w:szCs w:val="24"/>
+        </w:rPr>
+        <w:t>:</w:t>
+      </w:r>
+      <w:r>
+        <w:rPr>
+          <w:i/>
+          <w:iCs/>
+          <w:sz w:val="24"/>
+          <w:szCs w:val="24"/>
+        </w:rPr>
+        <w:t xml:space="preserve"> </w:t>
+      </w:r>
+      <w:r>
+        <w:rPr>
+          <w:i/>
+          <w:iCs/>
+          <w:sz w:val="20"/>
+          <w:szCs w:val="20"/>
+        </w:rPr>
+        <w:t>'Total number of diagnoses assigned during the encounter.'</w:t>
       </w:r>
     </w:p>
     <w:p>
@@ -3238,7 +3581,7 @@
           <w:sz w:val="24"/>
           <w:szCs w:val="24"/>
         </w:rPr>
-        <w:t>num_procedures</w:t>
+        <w:t>max_glu_serum</w:t>
       </w:r>
       <w:proofErr w:type="spellEnd"/>
       <w:r>
@@ -3257,7 +3600,27 @@
           <w:sz w:val="20"/>
           <w:szCs w:val="20"/>
         </w:rPr>
-        <w:t>'Number of procedures performed during the encounter.'</w:t>
+        <w:t xml:space="preserve">'Maximum glucose serum test result (e.g., &gt;200, &gt;300, Normal, </w:t>
+      </w:r>
+      <w:proofErr w:type="gramStart"/>
+      <w:r>
+        <w:rPr>
+          <w:i/>
+          <w:iCs/>
+          <w:sz w:val="20"/>
+          <w:szCs w:val="20"/>
+        </w:rPr>
+        <w:t>None</w:t>
+      </w:r>
+      <w:proofErr w:type="gramEnd"/>
+      <w:r>
+        <w:rPr>
+          <w:i/>
+          <w:iCs/>
+          <w:sz w:val="20"/>
+          <w:szCs w:val="20"/>
+        </w:rPr>
+        <w:t xml:space="preserve"> if not measured).'</w:t>
       </w:r>
     </w:p>
     <w:p>
@@ -3267,8 +3630,286 @@
         <w:rPr>
           <w:i/>
           <w:iCs/>
-          <w:sz w:val="20"/>
-          <w:szCs w:val="20"/>
+          <w:sz w:val="24"/>
+          <w:szCs w:val="24"/>
+        </w:rPr>
+      </w:pPr>
+      <w:r>
+        <w:rPr>
+          <w:i/>
+          <w:iCs/>
+          <w:sz w:val="24"/>
+          <w:szCs w:val="24"/>
+        </w:rPr>
+        <w:t>A1Cresult</w:t>
+      </w:r>
+      <w:r>
+        <w:rPr>
+          <w:i/>
+          <w:iCs/>
+          <w:sz w:val="24"/>
+          <w:szCs w:val="24"/>
+        </w:rPr>
+        <w:t>:</w:t>
+      </w:r>
+      <w:r>
+        <w:rPr>
+          <w:i/>
+          <w:iCs/>
+          <w:sz w:val="24"/>
+          <w:szCs w:val="24"/>
+        </w:rPr>
+        <w:t xml:space="preserve"> </w:t>
+      </w:r>
+      <w:r>
+        <w:rPr>
+          <w:i/>
+          <w:iCs/>
+          <w:sz w:val="20"/>
+          <w:szCs w:val="20"/>
+        </w:rPr>
+        <w:t xml:space="preserve">'Hemoglobin A1c test result indicating average blood sugar levels (e.g., &gt;7, &gt;8, Normal, </w:t>
+      </w:r>
+      <w:proofErr w:type="gramStart"/>
+      <w:r>
+        <w:rPr>
+          <w:i/>
+          <w:iCs/>
+          <w:sz w:val="20"/>
+          <w:szCs w:val="20"/>
+        </w:rPr>
+        <w:t>None</w:t>
+      </w:r>
+      <w:proofErr w:type="gramEnd"/>
+      <w:r>
+        <w:rPr>
+          <w:i/>
+          <w:iCs/>
+          <w:sz w:val="20"/>
+          <w:szCs w:val="20"/>
+        </w:rPr>
+        <w:t xml:space="preserve"> if not measured).'</w:t>
+      </w:r>
+    </w:p>
+    <w:p>
+      <w:pPr>
+        <w:pStyle w:val="Body"/>
+        <w:ind w:left="720"/>
+        <w:rPr>
+          <w:i/>
+          <w:iCs/>
+          <w:sz w:val="20"/>
+          <w:szCs w:val="20"/>
+        </w:rPr>
+      </w:pPr>
+      <w:r>
+        <w:rPr>
+          <w:i/>
+          <w:iCs/>
+          <w:sz w:val="24"/>
+          <w:szCs w:val="24"/>
+        </w:rPr>
+        <w:t>M</w:t>
+      </w:r>
+      <w:r>
+        <w:rPr>
+          <w:i/>
+          <w:iCs/>
+          <w:sz w:val="24"/>
+          <w:szCs w:val="24"/>
+        </w:rPr>
+        <w:t>etformin</w:t>
+      </w:r>
+      <w:r>
+        <w:rPr>
+          <w:i/>
+          <w:iCs/>
+          <w:sz w:val="24"/>
+          <w:szCs w:val="24"/>
+        </w:rPr>
+        <w:t>:</w:t>
+      </w:r>
+      <w:r>
+        <w:rPr>
+          <w:i/>
+          <w:iCs/>
+          <w:sz w:val="24"/>
+          <w:szCs w:val="24"/>
+        </w:rPr>
+        <w:t xml:space="preserve"> </w:t>
+      </w:r>
+      <w:r>
+        <w:rPr>
+          <w:i/>
+          <w:iCs/>
+          <w:sz w:val="20"/>
+          <w:szCs w:val="20"/>
+        </w:rPr>
+        <w:t>'Whether the drug metformin was prescribed (e.g., No drug not prescribed, Steady, Up, Down).'</w:t>
+      </w:r>
+    </w:p>
+    <w:p>
+      <w:pPr>
+        <w:pStyle w:val="Body"/>
+        <w:ind w:left="720"/>
+        <w:rPr>
+          <w:i/>
+          <w:iCs/>
+          <w:sz w:val="20"/>
+          <w:szCs w:val="20"/>
+        </w:rPr>
+      </w:pPr>
+      <w:r>
+        <w:rPr>
+          <w:i/>
+          <w:iCs/>
+          <w:sz w:val="24"/>
+          <w:szCs w:val="24"/>
+        </w:rPr>
+        <w:t>R</w:t>
+      </w:r>
+      <w:r>
+        <w:rPr>
+          <w:i/>
+          <w:iCs/>
+          <w:sz w:val="24"/>
+          <w:szCs w:val="24"/>
+        </w:rPr>
+        <w:t>epaglinide</w:t>
+      </w:r>
+      <w:r>
+        <w:rPr>
+          <w:i/>
+          <w:iCs/>
+          <w:sz w:val="24"/>
+          <w:szCs w:val="24"/>
+        </w:rPr>
+        <w:t>:</w:t>
+      </w:r>
+      <w:r>
+        <w:rPr>
+          <w:i/>
+          <w:iCs/>
+          <w:sz w:val="24"/>
+          <w:szCs w:val="24"/>
+        </w:rPr>
+        <w:t xml:space="preserve"> </w:t>
+      </w:r>
+      <w:r>
+        <w:rPr>
+          <w:i/>
+          <w:iCs/>
+          <w:sz w:val="20"/>
+          <w:szCs w:val="20"/>
+        </w:rPr>
+        <w:t>'Whether the drug metformin was prescribed (e.g., No drug not prescribed, Steady, Up, Down).'</w:t>
+      </w:r>
+    </w:p>
+    <w:p>
+      <w:pPr>
+        <w:pStyle w:val="Body"/>
+        <w:ind w:left="720"/>
+        <w:rPr>
+          <w:i/>
+          <w:iCs/>
+          <w:sz w:val="24"/>
+          <w:szCs w:val="24"/>
+        </w:rPr>
+      </w:pPr>
+      <w:r>
+        <w:rPr>
+          <w:i/>
+          <w:iCs/>
+          <w:sz w:val="24"/>
+          <w:szCs w:val="24"/>
+        </w:rPr>
+        <w:t>N</w:t>
+      </w:r>
+      <w:r>
+        <w:rPr>
+          <w:i/>
+          <w:iCs/>
+          <w:sz w:val="24"/>
+          <w:szCs w:val="24"/>
+        </w:rPr>
+        <w:t>ateglinide</w:t>
+      </w:r>
+      <w:r>
+        <w:rPr>
+          <w:i/>
+          <w:iCs/>
+          <w:sz w:val="24"/>
+          <w:szCs w:val="24"/>
+        </w:rPr>
+        <w:t>:</w:t>
+      </w:r>
+      <w:r>
+        <w:rPr>
+          <w:i/>
+          <w:iCs/>
+          <w:sz w:val="24"/>
+          <w:szCs w:val="24"/>
+        </w:rPr>
+        <w:t xml:space="preserve"> </w:t>
+      </w:r>
+      <w:r>
+        <w:rPr>
+          <w:i/>
+          <w:iCs/>
+          <w:sz w:val="20"/>
+          <w:szCs w:val="20"/>
+        </w:rPr>
+        <w:t>Whether the drug metformin was prescribed (e.g., No drug not prescribed, Steady, Up, Down).'</w:t>
+      </w:r>
+    </w:p>
+    <w:p>
+      <w:pPr>
+        <w:pStyle w:val="Body"/>
+        <w:ind w:left="720"/>
+        <w:rPr>
+          <w:i/>
+          <w:iCs/>
+          <w:sz w:val="20"/>
+          <w:szCs w:val="20"/>
+        </w:rPr>
+      </w:pPr>
+      <w:r>
+        <w:rPr>
+          <w:i/>
+          <w:iCs/>
+          <w:sz w:val="24"/>
+          <w:szCs w:val="24"/>
+        </w:rPr>
+        <w:t>Chlorpropamide</w:t>
+      </w:r>
+      <w:r>
+        <w:rPr>
+          <w:i/>
+          <w:iCs/>
+          <w:sz w:val="24"/>
+          <w:szCs w:val="24"/>
+        </w:rPr>
+        <w:t xml:space="preserve">: </w:t>
+      </w:r>
+      <w:r>
+        <w:rPr>
+          <w:i/>
+          <w:iCs/>
+          <w:sz w:val="20"/>
+          <w:szCs w:val="20"/>
+        </w:rPr>
+        <w:t>'Whether the drug metformin was prescribed (e.g., No drug not prescribed, Steady, Up, Down).’</w:t>
+      </w:r>
+    </w:p>
+    <w:p>
+      <w:pPr>
+        <w:pStyle w:val="Body"/>
+        <w:ind w:left="720"/>
+        <w:rPr>
+          <w:i/>
+          <w:iCs/>
+          <w:sz w:val="24"/>
+          <w:szCs w:val="24"/>
         </w:rPr>
       </w:pPr>
       <w:proofErr w:type="spellStart"/>
@@ -3279,13 +3920,71 @@
           <w:sz w:val="24"/>
           <w:szCs w:val="24"/>
         </w:rPr>
-        <w:t>num_medications</w:t>
+        <w:t>glimepiride</w:t>
+      </w:r>
+      <w:r>
+        <w:rPr>
+          <w:i/>
+          <w:iCs/>
+          <w:sz w:val="24"/>
+          <w:szCs w:val="24"/>
+        </w:rPr>
+        <w:t>:</w:t>
+      </w:r>
+      <w:r>
+        <w:rPr>
+          <w:i/>
+          <w:iCs/>
+          <w:sz w:val="20"/>
+          <w:szCs w:val="20"/>
+        </w:rPr>
+        <w:t>'Whether</w:t>
       </w:r>
       <w:proofErr w:type="spellEnd"/>
       <w:r>
         <w:rPr>
           <w:i/>
           <w:iCs/>
+          <w:sz w:val="20"/>
+          <w:szCs w:val="20"/>
+        </w:rPr>
+        <w:t xml:space="preserve"> the drug metformin was prescribed (e.g., No drug not prescribed, Steady, Up, Down).</w:t>
+      </w:r>
+      <w:r>
+        <w:rPr>
+          <w:i/>
+          <w:iCs/>
+          <w:sz w:val="24"/>
+          <w:szCs w:val="24"/>
+        </w:rPr>
+        <w:t>’</w:t>
+      </w:r>
+    </w:p>
+    <w:p>
+      <w:pPr>
+        <w:pStyle w:val="Body"/>
+        <w:ind w:left="720"/>
+        <w:rPr>
+          <w:i/>
+          <w:iCs/>
+          <w:sz w:val="24"/>
+          <w:szCs w:val="24"/>
+        </w:rPr>
+      </w:pPr>
+      <w:proofErr w:type="spellStart"/>
+      <w:r>
+        <w:rPr>
+          <w:i/>
+          <w:iCs/>
+          <w:sz w:val="24"/>
+          <w:szCs w:val="24"/>
+        </w:rPr>
+        <w:t>acetohexamide</w:t>
+      </w:r>
+      <w:r>
+        <w:rPr>
+          <w:i/>
+          <w:iCs/>
           <w:sz w:val="24"/>
           <w:szCs w:val="24"/>
         </w:rPr>
@@ -3298,7 +3997,17 @@
           <w:sz w:val="20"/>
           <w:szCs w:val="20"/>
         </w:rPr>
-        <w:t xml:space="preserve"> 'Number of medications administered or prescribed during the encounter.'</w:t>
+        <w:t>'Whether</w:t>
+      </w:r>
+      <w:proofErr w:type="spellEnd"/>
+      <w:r>
+        <w:rPr>
+          <w:i/>
+          <w:iCs/>
+          <w:sz w:val="20"/>
+          <w:szCs w:val="20"/>
+        </w:rPr>
+        <w:t xml:space="preserve"> the drug metformin was prescribed (e.g., No drug not prescribed, Steady, Up, Down).’</w:t>
       </w:r>
     </w:p>
     <w:p>
@@ -3308,8 +4017,8 @@
         <w:rPr>
           <w:i/>
           <w:iCs/>
-          <w:sz w:val="20"/>
-          <w:szCs w:val="20"/>
+          <w:sz w:val="24"/>
+          <w:szCs w:val="24"/>
         </w:rPr>
       </w:pPr>
       <w:proofErr w:type="spellStart"/>
@@ -3320,26 +4029,35 @@
           <w:sz w:val="24"/>
           <w:szCs w:val="24"/>
         </w:rPr>
-        <w:t>number_outpatient</w:t>
+        <w:t>glipizide</w:t>
+      </w:r>
+      <w:r>
+        <w:rPr>
+          <w:i/>
+          <w:iCs/>
+          <w:sz w:val="24"/>
+          <w:szCs w:val="24"/>
+        </w:rPr>
+        <w:t>:</w:t>
+      </w:r>
+      <w:r>
+        <w:rPr>
+          <w:i/>
+          <w:iCs/>
+          <w:sz w:val="20"/>
+          <w:szCs w:val="20"/>
+        </w:rPr>
+        <w:t>'Whether</w:t>
       </w:r>
       <w:proofErr w:type="spellEnd"/>
       <w:r>
         <w:rPr>
           <w:i/>
           <w:iCs/>
-          <w:sz w:val="24"/>
-          <w:szCs w:val="24"/>
-        </w:rPr>
-        <w:t xml:space="preserve">: </w:t>
-      </w:r>
-      <w:r>
-        <w:rPr>
-          <w:i/>
-          <w:iCs/>
-          <w:sz w:val="20"/>
-          <w:szCs w:val="20"/>
-        </w:rPr>
-        <w:t>'Number of outpatient visits in the year before the encounter.'</w:t>
+          <w:sz w:val="20"/>
+          <w:szCs w:val="20"/>
+        </w:rPr>
+        <w:t xml:space="preserve"> the drug metformin was prescribed (e.g., No drug not prescribed, Steady, Up, Down).’</w:t>
       </w:r>
     </w:p>
     <w:p>
@@ -3361,13 +4079,62 @@
           <w:sz w:val="24"/>
           <w:szCs w:val="24"/>
         </w:rPr>
-        <w:t>number_emergency</w:t>
+        <w:t>glyburide</w:t>
+      </w:r>
+      <w:r>
+        <w:rPr>
+          <w:i/>
+          <w:iCs/>
+          <w:sz w:val="24"/>
+          <w:szCs w:val="24"/>
+        </w:rPr>
+        <w:t>:</w:t>
+      </w:r>
+      <w:r>
+        <w:rPr>
+          <w:i/>
+          <w:iCs/>
+          <w:sz w:val="20"/>
+          <w:szCs w:val="20"/>
+        </w:rPr>
+        <w:t>'Whether</w:t>
       </w:r>
       <w:proofErr w:type="spellEnd"/>
       <w:r>
         <w:rPr>
           <w:i/>
           <w:iCs/>
+          <w:sz w:val="20"/>
+          <w:szCs w:val="20"/>
+        </w:rPr>
+        <w:t xml:space="preserve"> the drug metformin was prescribed (e.g., No drug not prescribed, Steady, Up, Down).’</w:t>
+      </w:r>
+    </w:p>
+    <w:p>
+      <w:pPr>
+        <w:pStyle w:val="Body"/>
+        <w:ind w:left="720"/>
+        <w:rPr>
+          <w:i/>
+          <w:iCs/>
+          <w:sz w:val="24"/>
+          <w:szCs w:val="24"/>
+        </w:rPr>
+      </w:pPr>
+      <w:proofErr w:type="spellStart"/>
+      <w:r>
+        <w:rPr>
+          <w:i/>
+          <w:iCs/>
+          <w:sz w:val="24"/>
+          <w:szCs w:val="24"/>
+        </w:rPr>
+        <w:t>tolbutamide</w:t>
+      </w:r>
+      <w:r>
+        <w:rPr>
+          <w:i/>
+          <w:iCs/>
           <w:sz w:val="24"/>
           <w:szCs w:val="24"/>
         </w:rPr>
@@ -3377,6 +4144,419 @@
         <w:rPr>
           <w:i/>
           <w:iCs/>
+          <w:sz w:val="20"/>
+          <w:szCs w:val="20"/>
+        </w:rPr>
+        <w:t>'Whether</w:t>
+      </w:r>
+      <w:proofErr w:type="spellEnd"/>
+      <w:r>
+        <w:rPr>
+          <w:i/>
+          <w:iCs/>
+          <w:sz w:val="20"/>
+          <w:szCs w:val="20"/>
+        </w:rPr>
+        <w:t xml:space="preserve"> the drug metformin was prescribed (e.g., No drug not prescribed, Steady, Up, Down).’</w:t>
+      </w:r>
+    </w:p>
+    <w:p>
+      <w:pPr>
+        <w:pStyle w:val="Body"/>
+        <w:ind w:left="720"/>
+        <w:rPr>
+          <w:i/>
+          <w:iCs/>
+          <w:sz w:val="24"/>
+          <w:szCs w:val="24"/>
+        </w:rPr>
+      </w:pPr>
+      <w:proofErr w:type="spellStart"/>
+      <w:r>
+        <w:rPr>
+          <w:i/>
+          <w:iCs/>
+          <w:sz w:val="24"/>
+          <w:szCs w:val="24"/>
+        </w:rPr>
+        <w:t>pioglitazone</w:t>
+      </w:r>
+      <w:r>
+        <w:rPr>
+          <w:i/>
+          <w:iCs/>
+          <w:sz w:val="24"/>
+          <w:szCs w:val="24"/>
+        </w:rPr>
+        <w:t>:</w:t>
+      </w:r>
+      <w:r>
+        <w:rPr>
+          <w:i/>
+          <w:iCs/>
+          <w:sz w:val="20"/>
+          <w:szCs w:val="20"/>
+        </w:rPr>
+        <w:t>'Whether</w:t>
+      </w:r>
+      <w:proofErr w:type="spellEnd"/>
+      <w:r>
+        <w:rPr>
+          <w:i/>
+          <w:iCs/>
+          <w:sz w:val="20"/>
+          <w:szCs w:val="20"/>
+        </w:rPr>
+        <w:t xml:space="preserve"> the drug metformin was prescribed (e.g., No drug not prescribed, Steady, Up, Down).’</w:t>
+      </w:r>
+    </w:p>
+    <w:p>
+      <w:pPr>
+        <w:pStyle w:val="Body"/>
+        <w:ind w:left="720"/>
+        <w:rPr>
+          <w:i/>
+          <w:iCs/>
+          <w:sz w:val="24"/>
+          <w:szCs w:val="24"/>
+        </w:rPr>
+      </w:pPr>
+      <w:proofErr w:type="spellStart"/>
+      <w:r>
+        <w:rPr>
+          <w:i/>
+          <w:iCs/>
+          <w:sz w:val="24"/>
+          <w:szCs w:val="24"/>
+        </w:rPr>
+        <w:t>rosiglitazone</w:t>
+      </w:r>
+      <w:r>
+        <w:rPr>
+          <w:i/>
+          <w:iCs/>
+          <w:sz w:val="20"/>
+          <w:szCs w:val="20"/>
+        </w:rPr>
+        <w:t>:'Whether</w:t>
+      </w:r>
+      <w:proofErr w:type="spellEnd"/>
+      <w:r>
+        <w:rPr>
+          <w:i/>
+          <w:iCs/>
+          <w:sz w:val="20"/>
+          <w:szCs w:val="20"/>
+        </w:rPr>
+        <w:t xml:space="preserve"> the drug metformin was prescribed (e.g., No drug not prescribed, Steady, Up, Down).’</w:t>
+      </w:r>
+    </w:p>
+    <w:p>
+      <w:pPr>
+        <w:pStyle w:val="Body"/>
+        <w:ind w:left="720"/>
+        <w:rPr>
+          <w:i/>
+          <w:iCs/>
+          <w:sz w:val="24"/>
+          <w:szCs w:val="24"/>
+        </w:rPr>
+      </w:pPr>
+      <w:proofErr w:type="spellStart"/>
+      <w:r>
+        <w:rPr>
+          <w:i/>
+          <w:iCs/>
+          <w:sz w:val="24"/>
+          <w:szCs w:val="24"/>
+        </w:rPr>
+        <w:t>acarbose</w:t>
+      </w:r>
+      <w:r>
+        <w:rPr>
+          <w:i/>
+          <w:iCs/>
+          <w:sz w:val="24"/>
+          <w:szCs w:val="24"/>
+        </w:rPr>
+        <w:t>:</w:t>
+      </w:r>
+      <w:r>
+        <w:rPr>
+          <w:i/>
+          <w:iCs/>
+          <w:sz w:val="20"/>
+          <w:szCs w:val="20"/>
+        </w:rPr>
+        <w:t>'Whether</w:t>
+      </w:r>
+      <w:proofErr w:type="spellEnd"/>
+      <w:r>
+        <w:rPr>
+          <w:i/>
+          <w:iCs/>
+          <w:sz w:val="20"/>
+          <w:szCs w:val="20"/>
+        </w:rPr>
+        <w:t xml:space="preserve"> the drug metformin was prescribed (e.g., No drug not prescribed, Steady, Up, Down).’</w:t>
+      </w:r>
+    </w:p>
+    <w:p>
+      <w:pPr>
+        <w:pStyle w:val="Body"/>
+        <w:ind w:left="720"/>
+        <w:rPr>
+          <w:i/>
+          <w:iCs/>
+          <w:sz w:val="24"/>
+          <w:szCs w:val="24"/>
+        </w:rPr>
+      </w:pPr>
+      <w:proofErr w:type="spellStart"/>
+      <w:r>
+        <w:rPr>
+          <w:i/>
+          <w:iCs/>
+          <w:sz w:val="24"/>
+          <w:szCs w:val="24"/>
+        </w:rPr>
+        <w:t>miglitol</w:t>
+      </w:r>
+      <w:r>
+        <w:rPr>
+          <w:i/>
+          <w:iCs/>
+          <w:sz w:val="24"/>
+          <w:szCs w:val="24"/>
+        </w:rPr>
+        <w:t>:</w:t>
+      </w:r>
+      <w:r>
+        <w:rPr>
+          <w:i/>
+          <w:iCs/>
+          <w:sz w:val="20"/>
+          <w:szCs w:val="20"/>
+        </w:rPr>
+        <w:t>'Whether</w:t>
+      </w:r>
+      <w:proofErr w:type="spellEnd"/>
+      <w:r>
+        <w:rPr>
+          <w:i/>
+          <w:iCs/>
+          <w:sz w:val="20"/>
+          <w:szCs w:val="20"/>
+        </w:rPr>
+        <w:t xml:space="preserve"> the drug metformin was prescribed (e.g., No drug not prescribed, Steady, Up, Down).’</w:t>
+      </w:r>
+    </w:p>
+    <w:p>
+      <w:pPr>
+        <w:pStyle w:val="Body"/>
+        <w:ind w:left="720"/>
+        <w:rPr>
+          <w:i/>
+          <w:iCs/>
+          <w:sz w:val="24"/>
+          <w:szCs w:val="24"/>
+        </w:rPr>
+      </w:pPr>
+      <w:proofErr w:type="spellStart"/>
+      <w:r>
+        <w:rPr>
+          <w:i/>
+          <w:iCs/>
+          <w:sz w:val="24"/>
+          <w:szCs w:val="24"/>
+        </w:rPr>
+        <w:t>troglitazone</w:t>
+      </w:r>
+      <w:r>
+        <w:rPr>
+          <w:i/>
+          <w:iCs/>
+          <w:sz w:val="24"/>
+          <w:szCs w:val="24"/>
+        </w:rPr>
+        <w:t>:</w:t>
+      </w:r>
+      <w:r>
+        <w:rPr>
+          <w:i/>
+          <w:iCs/>
+          <w:sz w:val="20"/>
+          <w:szCs w:val="20"/>
+        </w:rPr>
+        <w:t>'Whether</w:t>
+      </w:r>
+      <w:proofErr w:type="spellEnd"/>
+      <w:r>
+        <w:rPr>
+          <w:i/>
+          <w:iCs/>
+          <w:sz w:val="20"/>
+          <w:szCs w:val="20"/>
+        </w:rPr>
+        <w:t xml:space="preserve"> the drug metformin was prescribed (e.g., No drug not prescribed, Steady, Up, Down).’</w:t>
+      </w:r>
+    </w:p>
+    <w:p>
+      <w:pPr>
+        <w:pStyle w:val="Body"/>
+        <w:ind w:left="720"/>
+        <w:rPr>
+          <w:i/>
+          <w:iCs/>
+          <w:sz w:val="20"/>
+          <w:szCs w:val="20"/>
+        </w:rPr>
+      </w:pPr>
+      <w:proofErr w:type="spellStart"/>
+      <w:r>
+        <w:rPr>
+          <w:i/>
+          <w:iCs/>
+          <w:sz w:val="24"/>
+          <w:szCs w:val="24"/>
+        </w:rPr>
+        <w:t>tolazamide</w:t>
+      </w:r>
+      <w:r>
+        <w:rPr>
+          <w:i/>
+          <w:iCs/>
+          <w:sz w:val="24"/>
+          <w:szCs w:val="24"/>
+        </w:rPr>
+        <w:t>:</w:t>
+      </w:r>
+      <w:r>
+        <w:rPr>
+          <w:i/>
+          <w:iCs/>
+          <w:sz w:val="20"/>
+          <w:szCs w:val="20"/>
+        </w:rPr>
+        <w:t>'Whether</w:t>
+      </w:r>
+      <w:proofErr w:type="spellEnd"/>
+      <w:r>
+        <w:rPr>
+          <w:i/>
+          <w:iCs/>
+          <w:sz w:val="20"/>
+          <w:szCs w:val="20"/>
+        </w:rPr>
+        <w:t xml:space="preserve"> the drug metformin was prescribed (e.g., No drug not prescribed, Steady, Up, Down).’</w:t>
+      </w:r>
+    </w:p>
+    <w:p>
+      <w:pPr>
+        <w:pStyle w:val="Body"/>
+        <w:ind w:left="720"/>
+        <w:rPr>
+          <w:i/>
+          <w:iCs/>
+          <w:sz w:val="24"/>
+          <w:szCs w:val="24"/>
+        </w:rPr>
+      </w:pPr>
+      <w:proofErr w:type="spellStart"/>
+      <w:r>
+        <w:rPr>
+          <w:i/>
+          <w:iCs/>
+          <w:sz w:val="24"/>
+          <w:szCs w:val="24"/>
+        </w:rPr>
+        <w:t>examide</w:t>
+      </w:r>
+      <w:proofErr w:type="spellEnd"/>
+      <w:r>
+        <w:rPr>
+          <w:i/>
+          <w:iCs/>
+          <w:sz w:val="20"/>
+          <w:szCs w:val="20"/>
+        </w:rPr>
+        <w:t>:'Whether the drug metformin was prescribed (e.g., No drug not prescribed, Steady, Up, Down).’</w:t>
+      </w:r>
+    </w:p>
+    <w:p>
+      <w:pPr>
+        <w:pStyle w:val="Body"/>
+        <w:ind w:left="720"/>
+        <w:rPr>
+          <w:i/>
+          <w:iCs/>
+          <w:sz w:val="24"/>
+          <w:szCs w:val="24"/>
+        </w:rPr>
+      </w:pPr>
+      <w:proofErr w:type="spellStart"/>
+      <w:r>
+        <w:rPr>
+          <w:i/>
+          <w:iCs/>
+          <w:sz w:val="24"/>
+          <w:szCs w:val="24"/>
+        </w:rPr>
+        <w:t>citoglipton</w:t>
+      </w:r>
+      <w:proofErr w:type="spellEnd"/>
+      <w:r>
+        <w:rPr>
+          <w:i/>
+          <w:iCs/>
+          <w:sz w:val="24"/>
+          <w:szCs w:val="24"/>
+        </w:rPr>
+        <w:t>:</w:t>
+      </w:r>
+      <w:r>
+        <w:rPr>
+          <w:i/>
+          <w:iCs/>
+          <w:sz w:val="20"/>
+          <w:szCs w:val="20"/>
+        </w:rPr>
+        <w:t>'Whether the drug metformin was prescribed (e.g., No drug not prescribed, Steady, Up, Down).’</w:t>
+      </w:r>
+    </w:p>
+    <w:p>
+      <w:pPr>
+        <w:pStyle w:val="Body"/>
+        <w:ind w:left="720"/>
+        <w:rPr>
+          <w:i/>
+          <w:iCs/>
+          <w:sz w:val="24"/>
+          <w:szCs w:val="24"/>
+        </w:rPr>
+      </w:pPr>
+      <w:r>
+        <w:rPr>
+          <w:i/>
+          <w:iCs/>
+          <w:sz w:val="24"/>
+          <w:szCs w:val="24"/>
+        </w:rPr>
+        <w:t>Insuli</w:t>
+      </w:r>
+      <w:r>
+        <w:rPr>
+          <w:i/>
+          <w:iCs/>
+          <w:sz w:val="24"/>
+          <w:szCs w:val="24"/>
+        </w:rPr>
+        <w:t>n:</w:t>
+      </w:r>
+      <w:r>
+        <w:rPr>
+          <w:i/>
+          <w:iCs/>
           <w:sz w:val="24"/>
           <w:szCs w:val="24"/>
         </w:rPr>
@@ -3389,7 +4569,7 @@
           <w:sz w:val="20"/>
           <w:szCs w:val="20"/>
         </w:rPr>
-        <w:t>Number of emergency visits in the year before the encounter.'</w:t>
+        <w:t>'Whether the drug metformin was prescribed (e.g., No drug not prescribed, Steady, Up, Down).’</w:t>
       </w:r>
     </w:p>
     <w:p>
@@ -3399,8 +4579,8 @@
         <w:rPr>
           <w:i/>
           <w:iCs/>
-          <w:sz w:val="20"/>
-          <w:szCs w:val="20"/>
+          <w:sz w:val="24"/>
+          <w:szCs w:val="24"/>
         </w:rPr>
       </w:pPr>
       <w:proofErr w:type="spellStart"/>
@@ -3411,1245 +4591,7 @@
           <w:sz w:val="24"/>
           <w:szCs w:val="24"/>
         </w:rPr>
-        <w:t>number_inpatient</w:t>
-      </w:r>
-      <w:proofErr w:type="spellEnd"/>
-      <w:r>
-        <w:rPr>
-          <w:i/>
-          <w:iCs/>
-          <w:sz w:val="24"/>
-          <w:szCs w:val="24"/>
-        </w:rPr>
-        <w:t xml:space="preserve">: </w:t>
-      </w:r>
-      <w:r>
-        <w:rPr>
-          <w:i/>
-          <w:iCs/>
-          <w:sz w:val="20"/>
-          <w:szCs w:val="20"/>
-        </w:rPr>
-        <w:t>'Number of inpatient visits in the year before the encounter.'</w:t>
-      </w:r>
-    </w:p>
-    <w:p>
-      <w:pPr>
-        <w:pStyle w:val="Body"/>
-        <w:ind w:left="720"/>
-        <w:rPr>
-          <w:i/>
-          <w:iCs/>
-          <w:sz w:val="20"/>
-          <w:szCs w:val="20"/>
-        </w:rPr>
-      </w:pPr>
-      <w:r>
-        <w:rPr>
-          <w:i/>
-          <w:iCs/>
-          <w:sz w:val="24"/>
-          <w:szCs w:val="24"/>
-        </w:rPr>
-        <w:t>diag_1</w:t>
-      </w:r>
-      <w:r>
-        <w:rPr>
-          <w:i/>
-          <w:iCs/>
-          <w:sz w:val="24"/>
-          <w:szCs w:val="24"/>
-        </w:rPr>
-        <w:t xml:space="preserve">: </w:t>
-      </w:r>
-      <w:r>
-        <w:rPr>
-          <w:i/>
-          <w:iCs/>
-          <w:sz w:val="20"/>
-          <w:szCs w:val="20"/>
-        </w:rPr>
-        <w:t>Primary diagnosis code (ICD-9-CM). Represents the main condition diagnosed.'</w:t>
-      </w:r>
-    </w:p>
-    <w:p>
-      <w:pPr>
-        <w:pStyle w:val="Body"/>
-        <w:ind w:left="720"/>
-        <w:rPr>
-          <w:i/>
-          <w:iCs/>
-          <w:sz w:val="24"/>
-          <w:szCs w:val="24"/>
-        </w:rPr>
-      </w:pPr>
-      <w:r>
-        <w:rPr>
-          <w:i/>
-          <w:iCs/>
-          <w:sz w:val="24"/>
-          <w:szCs w:val="24"/>
-        </w:rPr>
-        <w:t>diag_2</w:t>
-      </w:r>
-      <w:r>
-        <w:rPr>
-          <w:i/>
-          <w:iCs/>
-          <w:sz w:val="24"/>
-          <w:szCs w:val="24"/>
-        </w:rPr>
-        <w:t>:</w:t>
-      </w:r>
-      <w:r>
-        <w:rPr>
-          <w:i/>
-          <w:iCs/>
-          <w:sz w:val="24"/>
-          <w:szCs w:val="24"/>
-        </w:rPr>
-        <w:t xml:space="preserve"> </w:t>
-      </w:r>
-      <w:r>
-        <w:rPr>
-          <w:i/>
-          <w:iCs/>
-          <w:sz w:val="20"/>
-          <w:szCs w:val="20"/>
-        </w:rPr>
-        <w:t>'Secondary diagnosis code (ICD-9-CM). Represents additional medical conditions.'</w:t>
-      </w:r>
-    </w:p>
-    <w:p>
-      <w:pPr>
-        <w:pStyle w:val="Body"/>
-        <w:ind w:left="720"/>
-        <w:rPr>
-          <w:i/>
-          <w:iCs/>
-          <w:sz w:val="20"/>
-          <w:szCs w:val="20"/>
-        </w:rPr>
-      </w:pPr>
-      <w:r>
-        <w:rPr>
-          <w:i/>
-          <w:iCs/>
-          <w:sz w:val="24"/>
-          <w:szCs w:val="24"/>
-        </w:rPr>
-        <w:t>diag_</w:t>
-      </w:r>
-      <w:proofErr w:type="gramStart"/>
-      <w:r>
-        <w:rPr>
-          <w:i/>
-          <w:iCs/>
-          <w:sz w:val="24"/>
-          <w:szCs w:val="24"/>
-        </w:rPr>
-        <w:t>3</w:t>
-      </w:r>
-      <w:r>
-        <w:rPr>
-          <w:i/>
-          <w:iCs/>
-          <w:sz w:val="24"/>
-          <w:szCs w:val="24"/>
-        </w:rPr>
-        <w:t>: ‘</w:t>
-      </w:r>
-      <w:proofErr w:type="gramEnd"/>
-      <w:r>
-        <w:rPr>
-          <w:i/>
-          <w:iCs/>
-          <w:sz w:val="20"/>
-          <w:szCs w:val="20"/>
-        </w:rPr>
-        <w:t>Tertiary diagnosis code (ICD-9-CM). Represents other relevant conditions.'</w:t>
-      </w:r>
-    </w:p>
-    <w:p>
-      <w:pPr>
-        <w:pStyle w:val="Body"/>
-        <w:ind w:left="720"/>
-        <w:rPr>
-          <w:i/>
-          <w:iCs/>
-          <w:sz w:val="20"/>
-          <w:szCs w:val="20"/>
-        </w:rPr>
-      </w:pPr>
-      <w:proofErr w:type="spellStart"/>
-      <w:r>
-        <w:rPr>
-          <w:i/>
-          <w:iCs/>
-          <w:sz w:val="24"/>
-          <w:szCs w:val="24"/>
-        </w:rPr>
-        <w:t>number_diagnoses</w:t>
-      </w:r>
-      <w:proofErr w:type="spellEnd"/>
-      <w:r>
-        <w:rPr>
-          <w:i/>
-          <w:iCs/>
-          <w:sz w:val="24"/>
-          <w:szCs w:val="24"/>
-        </w:rPr>
-        <w:t>:</w:t>
-      </w:r>
-      <w:r>
-        <w:rPr>
-          <w:i/>
-          <w:iCs/>
-          <w:sz w:val="24"/>
-          <w:szCs w:val="24"/>
-        </w:rPr>
-        <w:t xml:space="preserve"> </w:t>
-      </w:r>
-      <w:r>
-        <w:rPr>
-          <w:i/>
-          <w:iCs/>
-          <w:sz w:val="20"/>
-          <w:szCs w:val="20"/>
-        </w:rPr>
-        <w:t>'Total number of diagnoses assigned during the encounter.'</w:t>
-      </w:r>
-    </w:p>
-    <w:p>
-      <w:pPr>
-        <w:pStyle w:val="Body"/>
-        <w:ind w:left="720"/>
-        <w:rPr>
-          <w:i/>
-          <w:iCs/>
-          <w:sz w:val="20"/>
-          <w:szCs w:val="20"/>
-        </w:rPr>
-      </w:pPr>
-      <w:proofErr w:type="spellStart"/>
-      <w:r>
-        <w:rPr>
-          <w:i/>
-          <w:iCs/>
-          <w:sz w:val="24"/>
-          <w:szCs w:val="24"/>
-        </w:rPr>
-        <w:t>max_glu_serum</w:t>
-      </w:r>
-      <w:proofErr w:type="spellEnd"/>
-      <w:r>
-        <w:rPr>
-          <w:i/>
-          <w:iCs/>
-          <w:sz w:val="24"/>
-          <w:szCs w:val="24"/>
-        </w:rPr>
-        <w:t xml:space="preserve">: </w:t>
-      </w:r>
-      <w:r>
-        <w:rPr>
-          <w:i/>
-          <w:iCs/>
-          <w:sz w:val="20"/>
-          <w:szCs w:val="20"/>
-        </w:rPr>
-        <w:t xml:space="preserve">'Maximum glucose serum test result (e.g., &gt;200, &gt;300, Normal, </w:t>
-      </w:r>
-      <w:proofErr w:type="gramStart"/>
-      <w:r>
-        <w:rPr>
-          <w:i/>
-          <w:iCs/>
-          <w:sz w:val="20"/>
-          <w:szCs w:val="20"/>
-        </w:rPr>
-        <w:t>None</w:t>
-      </w:r>
-      <w:proofErr w:type="gramEnd"/>
-      <w:r>
-        <w:rPr>
-          <w:i/>
-          <w:iCs/>
-          <w:sz w:val="20"/>
-          <w:szCs w:val="20"/>
-        </w:rPr>
-        <w:t xml:space="preserve"> if not measured).'</w:t>
-      </w:r>
-    </w:p>
-    <w:p>
-      <w:pPr>
-        <w:pStyle w:val="Body"/>
-        <w:ind w:left="720"/>
-        <w:rPr>
-          <w:i/>
-          <w:iCs/>
-          <w:sz w:val="24"/>
-          <w:szCs w:val="24"/>
-        </w:rPr>
-      </w:pPr>
-      <w:r>
-        <w:rPr>
-          <w:i/>
-          <w:iCs/>
-          <w:sz w:val="24"/>
-          <w:szCs w:val="24"/>
-        </w:rPr>
-        <w:t>A1Cresult</w:t>
-      </w:r>
-      <w:r>
-        <w:rPr>
-          <w:i/>
-          <w:iCs/>
-          <w:sz w:val="24"/>
-          <w:szCs w:val="24"/>
-        </w:rPr>
-        <w:t>:</w:t>
-      </w:r>
-      <w:r>
-        <w:rPr>
-          <w:i/>
-          <w:iCs/>
-          <w:sz w:val="24"/>
-          <w:szCs w:val="24"/>
-        </w:rPr>
-        <w:t xml:space="preserve"> </w:t>
-      </w:r>
-      <w:r>
-        <w:rPr>
-          <w:i/>
-          <w:iCs/>
-          <w:sz w:val="20"/>
-          <w:szCs w:val="20"/>
-        </w:rPr>
-        <w:t xml:space="preserve">'Hemoglobin A1c test result indicating average blood sugar levels (e.g., &gt;7, &gt;8, Normal, </w:t>
-      </w:r>
-      <w:proofErr w:type="gramStart"/>
-      <w:r>
-        <w:rPr>
-          <w:i/>
-          <w:iCs/>
-          <w:sz w:val="20"/>
-          <w:szCs w:val="20"/>
-        </w:rPr>
-        <w:t>None</w:t>
-      </w:r>
-      <w:proofErr w:type="gramEnd"/>
-      <w:r>
-        <w:rPr>
-          <w:i/>
-          <w:iCs/>
-          <w:sz w:val="20"/>
-          <w:szCs w:val="20"/>
-        </w:rPr>
-        <w:t xml:space="preserve"> if not measured).'</w:t>
-      </w:r>
-    </w:p>
-    <w:p>
-      <w:pPr>
-        <w:pStyle w:val="Body"/>
-        <w:ind w:left="720"/>
-        <w:rPr>
-          <w:i/>
-          <w:iCs/>
-          <w:sz w:val="20"/>
-          <w:szCs w:val="20"/>
-        </w:rPr>
-      </w:pPr>
-      <w:r>
-        <w:rPr>
-          <w:i/>
-          <w:iCs/>
-          <w:sz w:val="24"/>
-          <w:szCs w:val="24"/>
-        </w:rPr>
-        <w:t>M</w:t>
-      </w:r>
-      <w:r>
-        <w:rPr>
-          <w:i/>
-          <w:iCs/>
-          <w:sz w:val="24"/>
-          <w:szCs w:val="24"/>
-        </w:rPr>
-        <w:t>etformin</w:t>
-      </w:r>
-      <w:r>
-        <w:rPr>
-          <w:i/>
-          <w:iCs/>
-          <w:sz w:val="24"/>
-          <w:szCs w:val="24"/>
-        </w:rPr>
-        <w:t>:</w:t>
-      </w:r>
-      <w:r>
-        <w:rPr>
-          <w:i/>
-          <w:iCs/>
-          <w:sz w:val="24"/>
-          <w:szCs w:val="24"/>
-        </w:rPr>
-        <w:t xml:space="preserve"> </w:t>
-      </w:r>
-      <w:r>
-        <w:rPr>
-          <w:i/>
-          <w:iCs/>
-          <w:sz w:val="20"/>
-          <w:szCs w:val="20"/>
-        </w:rPr>
-        <w:t>'Whether the drug metformin was prescribed (e.g., No drug not prescribed, Steady, Up, Down).'</w:t>
-      </w:r>
-    </w:p>
-    <w:p>
-      <w:pPr>
-        <w:pStyle w:val="Body"/>
-        <w:ind w:left="720"/>
-        <w:rPr>
-          <w:i/>
-          <w:iCs/>
-          <w:sz w:val="20"/>
-          <w:szCs w:val="20"/>
-        </w:rPr>
-      </w:pPr>
-      <w:r>
-        <w:rPr>
-          <w:i/>
-          <w:iCs/>
-          <w:sz w:val="24"/>
-          <w:szCs w:val="24"/>
-        </w:rPr>
-        <w:t>R</w:t>
-      </w:r>
-      <w:r>
-        <w:rPr>
-          <w:i/>
-          <w:iCs/>
-          <w:sz w:val="24"/>
-          <w:szCs w:val="24"/>
-        </w:rPr>
-        <w:t>epaglinide</w:t>
-      </w:r>
-      <w:r>
-        <w:rPr>
-          <w:i/>
-          <w:iCs/>
-          <w:sz w:val="24"/>
-          <w:szCs w:val="24"/>
-        </w:rPr>
-        <w:t>:</w:t>
-      </w:r>
-      <w:r>
-        <w:rPr>
-          <w:i/>
-          <w:iCs/>
-          <w:sz w:val="24"/>
-          <w:szCs w:val="24"/>
-        </w:rPr>
-        <w:t xml:space="preserve"> </w:t>
-      </w:r>
-      <w:r>
-        <w:rPr>
-          <w:i/>
-          <w:iCs/>
-          <w:sz w:val="20"/>
-          <w:szCs w:val="20"/>
-        </w:rPr>
-        <w:t>'Whether the drug metformin was prescribed (e.g., No drug not prescribed, Steady, Up, Down).'</w:t>
-      </w:r>
-    </w:p>
-    <w:p>
-      <w:pPr>
-        <w:pStyle w:val="Body"/>
-        <w:ind w:left="720"/>
-        <w:rPr>
-          <w:i/>
-          <w:iCs/>
-          <w:sz w:val="24"/>
-          <w:szCs w:val="24"/>
-        </w:rPr>
-      </w:pPr>
-      <w:r>
-        <w:rPr>
-          <w:i/>
-          <w:iCs/>
-          <w:sz w:val="24"/>
-          <w:szCs w:val="24"/>
-        </w:rPr>
-        <w:t>N</w:t>
-      </w:r>
-      <w:r>
-        <w:rPr>
-          <w:i/>
-          <w:iCs/>
-          <w:sz w:val="24"/>
-          <w:szCs w:val="24"/>
-        </w:rPr>
-        <w:t>ateglinide</w:t>
-      </w:r>
-      <w:r>
-        <w:rPr>
-          <w:i/>
-          <w:iCs/>
-          <w:sz w:val="24"/>
-          <w:szCs w:val="24"/>
-        </w:rPr>
-        <w:t>:</w:t>
-      </w:r>
-      <w:r>
-        <w:rPr>
-          <w:i/>
-          <w:iCs/>
-          <w:sz w:val="24"/>
-          <w:szCs w:val="24"/>
-        </w:rPr>
-        <w:t xml:space="preserve"> </w:t>
-      </w:r>
-      <w:r>
-        <w:rPr>
-          <w:i/>
-          <w:iCs/>
-          <w:sz w:val="20"/>
-          <w:szCs w:val="20"/>
-        </w:rPr>
-        <w:t>Whether the drug metformin was prescribed (e.g., No drug not prescribed, Steady, Up, Down).'</w:t>
-      </w:r>
-    </w:p>
-    <w:p>
-      <w:pPr>
-        <w:pStyle w:val="Body"/>
-        <w:ind w:left="720"/>
-        <w:rPr>
-          <w:i/>
-          <w:iCs/>
-          <w:sz w:val="20"/>
-          <w:szCs w:val="20"/>
-        </w:rPr>
-      </w:pPr>
-      <w:r>
-        <w:rPr>
-          <w:i/>
-          <w:iCs/>
-          <w:sz w:val="24"/>
-          <w:szCs w:val="24"/>
-        </w:rPr>
-        <w:t>Chlorpropamide</w:t>
-      </w:r>
-      <w:r>
-        <w:rPr>
-          <w:i/>
-          <w:iCs/>
-          <w:sz w:val="24"/>
-          <w:szCs w:val="24"/>
-        </w:rPr>
-        <w:t xml:space="preserve">: </w:t>
-      </w:r>
-      <w:r>
-        <w:rPr>
-          <w:i/>
-          <w:iCs/>
-          <w:sz w:val="20"/>
-          <w:szCs w:val="20"/>
-        </w:rPr>
-        <w:t>'Whether the drug metformin was prescribed (e.g., No drug not prescribed, Steady, Up, Down).’</w:t>
-      </w:r>
-    </w:p>
-    <w:p>
-      <w:pPr>
-        <w:pStyle w:val="Body"/>
-        <w:ind w:left="720"/>
-        <w:rPr>
-          <w:i/>
-          <w:iCs/>
-          <w:sz w:val="24"/>
-          <w:szCs w:val="24"/>
-        </w:rPr>
-      </w:pPr>
-      <w:proofErr w:type="spellStart"/>
-      <w:r>
-        <w:rPr>
-          <w:i/>
-          <w:iCs/>
-          <w:sz w:val="24"/>
-          <w:szCs w:val="24"/>
-        </w:rPr>
-        <w:t>glimepiride</w:t>
-      </w:r>
-      <w:r>
-        <w:rPr>
-          <w:i/>
-          <w:iCs/>
-          <w:sz w:val="24"/>
-          <w:szCs w:val="24"/>
-        </w:rPr>
-        <w:t>:</w:t>
-      </w:r>
-      <w:r>
-        <w:rPr>
-          <w:i/>
-          <w:iCs/>
-          <w:sz w:val="20"/>
-          <w:szCs w:val="20"/>
-        </w:rPr>
-        <w:t>'Whether</w:t>
-      </w:r>
-      <w:proofErr w:type="spellEnd"/>
-      <w:r>
-        <w:rPr>
-          <w:i/>
-          <w:iCs/>
-          <w:sz w:val="20"/>
-          <w:szCs w:val="20"/>
-        </w:rPr>
-        <w:t xml:space="preserve"> the drug metformin was prescribed (e.g., No drug not prescribed, Steady, Up, Down).</w:t>
-      </w:r>
-      <w:r>
-        <w:rPr>
-          <w:i/>
-          <w:iCs/>
-          <w:sz w:val="24"/>
-          <w:szCs w:val="24"/>
-        </w:rPr>
-        <w:t>’</w:t>
-      </w:r>
-    </w:p>
-    <w:p>
-      <w:pPr>
-        <w:pStyle w:val="Body"/>
-        <w:ind w:left="720"/>
-        <w:rPr>
-          <w:i/>
-          <w:iCs/>
-          <w:sz w:val="24"/>
-          <w:szCs w:val="24"/>
-        </w:rPr>
-      </w:pPr>
-      <w:proofErr w:type="spellStart"/>
-      <w:r>
-        <w:rPr>
-          <w:i/>
-          <w:iCs/>
-          <w:sz w:val="24"/>
-          <w:szCs w:val="24"/>
-        </w:rPr>
-        <w:t>acetohexamide</w:t>
-      </w:r>
-      <w:r>
-        <w:rPr>
-          <w:i/>
-          <w:iCs/>
-          <w:sz w:val="24"/>
-          <w:szCs w:val="24"/>
-        </w:rPr>
-        <w:t>:</w:t>
-      </w:r>
-      <w:r>
-        <w:rPr>
-          <w:i/>
-          <w:iCs/>
-          <w:sz w:val="20"/>
-          <w:szCs w:val="20"/>
-        </w:rPr>
-        <w:t>'Whether</w:t>
-      </w:r>
-      <w:proofErr w:type="spellEnd"/>
-      <w:r>
-        <w:rPr>
-          <w:i/>
-          <w:iCs/>
-          <w:sz w:val="20"/>
-          <w:szCs w:val="20"/>
-        </w:rPr>
-        <w:t xml:space="preserve"> the drug metformin was prescribed (e.g., No drug not prescribed, Steady, Up, Down).’</w:t>
-      </w:r>
-    </w:p>
-    <w:p>
-      <w:pPr>
-        <w:pStyle w:val="Body"/>
-        <w:ind w:left="720"/>
-        <w:rPr>
-          <w:i/>
-          <w:iCs/>
-          <w:sz w:val="24"/>
-          <w:szCs w:val="24"/>
-        </w:rPr>
-      </w:pPr>
-      <w:proofErr w:type="spellStart"/>
-      <w:r>
-        <w:rPr>
-          <w:i/>
-          <w:iCs/>
-          <w:sz w:val="24"/>
-          <w:szCs w:val="24"/>
-        </w:rPr>
-        <w:t>glipizide</w:t>
-      </w:r>
-      <w:r>
-        <w:rPr>
-          <w:i/>
-          <w:iCs/>
-          <w:sz w:val="24"/>
-          <w:szCs w:val="24"/>
-        </w:rPr>
-        <w:t>:</w:t>
-      </w:r>
-      <w:r>
-        <w:rPr>
-          <w:i/>
-          <w:iCs/>
-          <w:sz w:val="20"/>
-          <w:szCs w:val="20"/>
-        </w:rPr>
-        <w:t>'Whether</w:t>
-      </w:r>
-      <w:proofErr w:type="spellEnd"/>
-      <w:r>
-        <w:rPr>
-          <w:i/>
-          <w:iCs/>
-          <w:sz w:val="20"/>
-          <w:szCs w:val="20"/>
-        </w:rPr>
-        <w:t xml:space="preserve"> the drug metformin was prescribed (e.g., No drug not prescribed, Steady, Up, Down).’</w:t>
-      </w:r>
-    </w:p>
-    <w:p>
-      <w:pPr>
-        <w:pStyle w:val="Body"/>
-        <w:ind w:left="720"/>
-        <w:rPr>
-          <w:i/>
-          <w:iCs/>
-          <w:sz w:val="20"/>
-          <w:szCs w:val="20"/>
-        </w:rPr>
-      </w:pPr>
-      <w:proofErr w:type="spellStart"/>
-      <w:r>
-        <w:rPr>
-          <w:i/>
-          <w:iCs/>
-          <w:sz w:val="24"/>
-          <w:szCs w:val="24"/>
-        </w:rPr>
-        <w:t>glyburide</w:t>
-      </w:r>
-      <w:r>
-        <w:rPr>
-          <w:i/>
-          <w:iCs/>
-          <w:sz w:val="24"/>
-          <w:szCs w:val="24"/>
-        </w:rPr>
-        <w:t>:</w:t>
-      </w:r>
-      <w:r>
-        <w:rPr>
-          <w:i/>
-          <w:iCs/>
-          <w:sz w:val="20"/>
-          <w:szCs w:val="20"/>
-        </w:rPr>
-        <w:t>'Whether</w:t>
-      </w:r>
-      <w:proofErr w:type="spellEnd"/>
-      <w:r>
-        <w:rPr>
-          <w:i/>
-          <w:iCs/>
-          <w:sz w:val="20"/>
-          <w:szCs w:val="20"/>
-        </w:rPr>
-        <w:t xml:space="preserve"> the drug metformin was prescribed (e.g., No drug not prescribed, Steady, Up, Down).’</w:t>
-      </w:r>
-    </w:p>
-    <w:p>
-      <w:pPr>
-        <w:pStyle w:val="Body"/>
-        <w:ind w:left="720"/>
-        <w:rPr>
-          <w:i/>
-          <w:iCs/>
-          <w:sz w:val="24"/>
-          <w:szCs w:val="24"/>
-        </w:rPr>
-      </w:pPr>
-      <w:proofErr w:type="spellStart"/>
-      <w:r>
-        <w:rPr>
-          <w:i/>
-          <w:iCs/>
-          <w:sz w:val="24"/>
-          <w:szCs w:val="24"/>
-        </w:rPr>
-        <w:t>tolbutamide</w:t>
-      </w:r>
-      <w:r>
-        <w:rPr>
-          <w:i/>
-          <w:iCs/>
-          <w:sz w:val="24"/>
-          <w:szCs w:val="24"/>
-        </w:rPr>
-        <w:t>:</w:t>
-      </w:r>
-      <w:r>
-        <w:rPr>
-          <w:i/>
-          <w:iCs/>
-          <w:sz w:val="20"/>
-          <w:szCs w:val="20"/>
-        </w:rPr>
-        <w:t>'Whether</w:t>
-      </w:r>
-      <w:proofErr w:type="spellEnd"/>
-      <w:r>
-        <w:rPr>
-          <w:i/>
-          <w:iCs/>
-          <w:sz w:val="20"/>
-          <w:szCs w:val="20"/>
-        </w:rPr>
-        <w:t xml:space="preserve"> the drug metformin was prescribed (e.g., No drug not prescribed, Steady, Up, Down).’</w:t>
-      </w:r>
-    </w:p>
-    <w:p>
-      <w:pPr>
-        <w:pStyle w:val="Body"/>
-        <w:ind w:left="720"/>
-        <w:rPr>
-          <w:i/>
-          <w:iCs/>
-          <w:sz w:val="24"/>
-          <w:szCs w:val="24"/>
-        </w:rPr>
-      </w:pPr>
-      <w:proofErr w:type="spellStart"/>
-      <w:r>
-        <w:rPr>
-          <w:i/>
-          <w:iCs/>
-          <w:sz w:val="24"/>
-          <w:szCs w:val="24"/>
-        </w:rPr>
-        <w:t>pioglitazone</w:t>
-      </w:r>
-      <w:r>
-        <w:rPr>
-          <w:i/>
-          <w:iCs/>
-          <w:sz w:val="24"/>
-          <w:szCs w:val="24"/>
-        </w:rPr>
-        <w:t>:</w:t>
-      </w:r>
-      <w:r>
-        <w:rPr>
-          <w:i/>
-          <w:iCs/>
-          <w:sz w:val="20"/>
-          <w:szCs w:val="20"/>
-        </w:rPr>
-        <w:t>'Whether</w:t>
-      </w:r>
-      <w:proofErr w:type="spellEnd"/>
-      <w:r>
-        <w:rPr>
-          <w:i/>
-          <w:iCs/>
-          <w:sz w:val="20"/>
-          <w:szCs w:val="20"/>
-        </w:rPr>
-        <w:t xml:space="preserve"> the drug metformin was prescribed (e.g., No drug not prescribed, Steady, Up, Down).’</w:t>
-      </w:r>
-    </w:p>
-    <w:p>
-      <w:pPr>
-        <w:pStyle w:val="Body"/>
-        <w:ind w:left="720"/>
-        <w:rPr>
-          <w:i/>
-          <w:iCs/>
-          <w:sz w:val="24"/>
-          <w:szCs w:val="24"/>
-        </w:rPr>
-      </w:pPr>
-      <w:proofErr w:type="spellStart"/>
-      <w:r>
-        <w:rPr>
-          <w:i/>
-          <w:iCs/>
-          <w:sz w:val="24"/>
-          <w:szCs w:val="24"/>
-        </w:rPr>
-        <w:t>rosiglitazone</w:t>
-      </w:r>
-      <w:r>
-        <w:rPr>
-          <w:i/>
-          <w:iCs/>
-          <w:sz w:val="20"/>
-          <w:szCs w:val="20"/>
-        </w:rPr>
-        <w:t>:'Whether</w:t>
-      </w:r>
-      <w:proofErr w:type="spellEnd"/>
-      <w:r>
-        <w:rPr>
-          <w:i/>
-          <w:iCs/>
-          <w:sz w:val="20"/>
-          <w:szCs w:val="20"/>
-        </w:rPr>
-        <w:t xml:space="preserve"> the drug metformin was prescribed (e.g., No drug not prescribed, Steady, Up, Down).’</w:t>
-      </w:r>
-    </w:p>
-    <w:p>
-      <w:pPr>
-        <w:pStyle w:val="Body"/>
-        <w:ind w:left="720"/>
-        <w:rPr>
-          <w:i/>
-          <w:iCs/>
-          <w:sz w:val="24"/>
-          <w:szCs w:val="24"/>
-        </w:rPr>
-      </w:pPr>
-      <w:proofErr w:type="spellStart"/>
-      <w:r>
-        <w:rPr>
-          <w:i/>
-          <w:iCs/>
-          <w:sz w:val="24"/>
-          <w:szCs w:val="24"/>
-        </w:rPr>
-        <w:t>acarbose</w:t>
-      </w:r>
-      <w:r>
-        <w:rPr>
-          <w:i/>
-          <w:iCs/>
-          <w:sz w:val="24"/>
-          <w:szCs w:val="24"/>
-        </w:rPr>
-        <w:t>:</w:t>
-      </w:r>
-      <w:r>
-        <w:rPr>
-          <w:i/>
-          <w:iCs/>
-          <w:sz w:val="20"/>
-          <w:szCs w:val="20"/>
-        </w:rPr>
-        <w:t>'Whether</w:t>
-      </w:r>
-      <w:proofErr w:type="spellEnd"/>
-      <w:r>
-        <w:rPr>
-          <w:i/>
-          <w:iCs/>
-          <w:sz w:val="20"/>
-          <w:szCs w:val="20"/>
-        </w:rPr>
-        <w:t xml:space="preserve"> the drug metformin was prescribed (e.g., No drug not prescribed, Steady, Up, Down).’</w:t>
-      </w:r>
-    </w:p>
-    <w:p>
-      <w:pPr>
-        <w:pStyle w:val="Body"/>
-        <w:ind w:left="720"/>
-        <w:rPr>
-          <w:i/>
-          <w:iCs/>
-          <w:sz w:val="24"/>
-          <w:szCs w:val="24"/>
-        </w:rPr>
-      </w:pPr>
-      <w:proofErr w:type="spellStart"/>
-      <w:r>
-        <w:rPr>
-          <w:i/>
-          <w:iCs/>
-          <w:sz w:val="24"/>
-          <w:szCs w:val="24"/>
-        </w:rPr>
-        <w:t>miglitol</w:t>
-      </w:r>
-      <w:r>
-        <w:rPr>
-          <w:i/>
-          <w:iCs/>
-          <w:sz w:val="24"/>
-          <w:szCs w:val="24"/>
-        </w:rPr>
-        <w:t>:</w:t>
-      </w:r>
-      <w:r>
-        <w:rPr>
-          <w:i/>
-          <w:iCs/>
-          <w:sz w:val="20"/>
-          <w:szCs w:val="20"/>
-        </w:rPr>
-        <w:t>'Whether</w:t>
-      </w:r>
-      <w:proofErr w:type="spellEnd"/>
-      <w:r>
-        <w:rPr>
-          <w:i/>
-          <w:iCs/>
-          <w:sz w:val="20"/>
-          <w:szCs w:val="20"/>
-        </w:rPr>
-        <w:t xml:space="preserve"> the drug metformin was prescribed (e.g., No drug not prescribed, Steady, Up, Down).’</w:t>
-      </w:r>
-    </w:p>
-    <w:p>
-      <w:pPr>
-        <w:pStyle w:val="Body"/>
-        <w:ind w:left="720"/>
-        <w:rPr>
-          <w:i/>
-          <w:iCs/>
-          <w:sz w:val="24"/>
-          <w:szCs w:val="24"/>
-        </w:rPr>
-      </w:pPr>
-      <w:proofErr w:type="spellStart"/>
-      <w:r>
-        <w:rPr>
-          <w:i/>
-          <w:iCs/>
-          <w:sz w:val="24"/>
-          <w:szCs w:val="24"/>
-        </w:rPr>
-        <w:t>troglitazone</w:t>
-      </w:r>
-      <w:r>
-        <w:rPr>
-          <w:i/>
-          <w:iCs/>
-          <w:sz w:val="24"/>
-          <w:szCs w:val="24"/>
-        </w:rPr>
-        <w:t>:</w:t>
-      </w:r>
-      <w:r>
-        <w:rPr>
-          <w:i/>
-          <w:iCs/>
-          <w:sz w:val="20"/>
-          <w:szCs w:val="20"/>
-        </w:rPr>
-        <w:t>'Whether</w:t>
-      </w:r>
-      <w:proofErr w:type="spellEnd"/>
-      <w:r>
-        <w:rPr>
-          <w:i/>
-          <w:iCs/>
-          <w:sz w:val="20"/>
-          <w:szCs w:val="20"/>
-        </w:rPr>
-        <w:t xml:space="preserve"> the drug metformin was prescribed (e.g., No drug not prescribed, Steady, Up, Down).’</w:t>
-      </w:r>
-    </w:p>
-    <w:p>
-      <w:pPr>
-        <w:pStyle w:val="Body"/>
-        <w:ind w:left="720"/>
-        <w:rPr>
-          <w:i/>
-          <w:iCs/>
-          <w:sz w:val="20"/>
-          <w:szCs w:val="20"/>
-        </w:rPr>
-      </w:pPr>
-      <w:proofErr w:type="spellStart"/>
-      <w:r>
-        <w:rPr>
-          <w:i/>
-          <w:iCs/>
-          <w:sz w:val="24"/>
-          <w:szCs w:val="24"/>
-        </w:rPr>
-        <w:t>tolazamide</w:t>
-      </w:r>
-      <w:r>
-        <w:rPr>
-          <w:i/>
-          <w:iCs/>
-          <w:sz w:val="24"/>
-          <w:szCs w:val="24"/>
-        </w:rPr>
-        <w:t>:</w:t>
-      </w:r>
-      <w:r>
-        <w:rPr>
-          <w:i/>
-          <w:iCs/>
-          <w:sz w:val="20"/>
-          <w:szCs w:val="20"/>
-        </w:rPr>
-        <w:t>'Whether</w:t>
-      </w:r>
-      <w:proofErr w:type="spellEnd"/>
-      <w:r>
-        <w:rPr>
-          <w:i/>
-          <w:iCs/>
-          <w:sz w:val="20"/>
-          <w:szCs w:val="20"/>
-        </w:rPr>
-        <w:t xml:space="preserve"> the drug metformin was prescribed (e.g., No drug not prescribed, Steady, Up, Down).’</w:t>
-      </w:r>
-    </w:p>
-    <w:p>
-      <w:pPr>
-        <w:pStyle w:val="Body"/>
-        <w:ind w:left="720"/>
-        <w:rPr>
-          <w:i/>
-          <w:iCs/>
-          <w:sz w:val="24"/>
-          <w:szCs w:val="24"/>
-        </w:rPr>
-      </w:pPr>
-      <w:proofErr w:type="spellStart"/>
-      <w:r>
-        <w:rPr>
-          <w:i/>
-          <w:iCs/>
-          <w:sz w:val="24"/>
-          <w:szCs w:val="24"/>
-        </w:rPr>
-        <w:t>examide</w:t>
-      </w:r>
-      <w:proofErr w:type="spellEnd"/>
-      <w:r>
-        <w:rPr>
-          <w:i/>
-          <w:iCs/>
-          <w:sz w:val="20"/>
-          <w:szCs w:val="20"/>
-        </w:rPr>
-        <w:t>:'Whether the drug metformin was prescribed (e.g., No drug not prescribed, Steady, Up, Down).’</w:t>
-      </w:r>
-    </w:p>
-    <w:p>
-      <w:pPr>
-        <w:pStyle w:val="Body"/>
-        <w:ind w:left="720"/>
-        <w:rPr>
-          <w:i/>
-          <w:iCs/>
-          <w:sz w:val="24"/>
-          <w:szCs w:val="24"/>
-        </w:rPr>
-      </w:pPr>
-      <w:proofErr w:type="spellStart"/>
-      <w:r>
-        <w:rPr>
-          <w:i/>
-          <w:iCs/>
-          <w:sz w:val="24"/>
-          <w:szCs w:val="24"/>
-        </w:rPr>
         <w:lastRenderedPageBreak/>
-        <w:t>citoglipton</w:t>
-      </w:r>
-      <w:proofErr w:type="spellEnd"/>
-      <w:r>
-        <w:rPr>
-          <w:i/>
-          <w:iCs/>
-          <w:sz w:val="24"/>
-          <w:szCs w:val="24"/>
-        </w:rPr>
-        <w:t>:</w:t>
-      </w:r>
-      <w:r>
-        <w:rPr>
-          <w:i/>
-          <w:iCs/>
-          <w:sz w:val="20"/>
-          <w:szCs w:val="20"/>
-        </w:rPr>
-        <w:t>'Whether the drug metformin was prescribed (e.g., No drug not prescribed, Steady, Up, Down).’</w:t>
-      </w:r>
-    </w:p>
-    <w:p>
-      <w:pPr>
-        <w:pStyle w:val="Body"/>
-        <w:ind w:left="720"/>
-        <w:rPr>
-          <w:i/>
-          <w:iCs/>
-          <w:sz w:val="24"/>
-          <w:szCs w:val="24"/>
-        </w:rPr>
-      </w:pPr>
-      <w:r>
-        <w:rPr>
-          <w:i/>
-          <w:iCs/>
-          <w:sz w:val="24"/>
-          <w:szCs w:val="24"/>
-        </w:rPr>
-        <w:t>Insuli</w:t>
-      </w:r>
-      <w:r>
-        <w:rPr>
-          <w:i/>
-          <w:iCs/>
-          <w:sz w:val="24"/>
-          <w:szCs w:val="24"/>
-        </w:rPr>
-        <w:t>n:</w:t>
-      </w:r>
-      <w:r>
-        <w:rPr>
-          <w:i/>
-          <w:iCs/>
-          <w:sz w:val="24"/>
-          <w:szCs w:val="24"/>
-        </w:rPr>
-        <w:t xml:space="preserve"> </w:t>
-      </w:r>
-      <w:r>
-        <w:rPr>
-          <w:i/>
-          <w:iCs/>
-          <w:sz w:val="20"/>
-          <w:szCs w:val="20"/>
-        </w:rPr>
-        <w:t>'Whether the drug metformin was prescribed (e.g., No drug not prescribed, Steady, Up, Down).’</w:t>
-      </w:r>
-    </w:p>
-    <w:p>
-      <w:pPr>
-        <w:pStyle w:val="Body"/>
-        <w:ind w:left="720"/>
-        <w:rPr>
-          <w:i/>
-          <w:iCs/>
-          <w:sz w:val="24"/>
-          <w:szCs w:val="24"/>
-        </w:rPr>
-      </w:pPr>
-      <w:proofErr w:type="spellStart"/>
-      <w:r>
-        <w:rPr>
-          <w:i/>
-          <w:iCs/>
-          <w:sz w:val="24"/>
-          <w:szCs w:val="24"/>
-        </w:rPr>
         <w:t>glyburideMetformin</w:t>
       </w:r>
       <w:proofErr w:type="spellEnd"/>
@@ -5678,7 +5620,6 @@
           <w:sz w:val="24"/>
           <w:szCs w:val="24"/>
         </w:rPr>
-        <w:lastRenderedPageBreak/>
         <w:t>A connection was established with MySQL database.</w:t>
       </w:r>
     </w:p>
@@ -5789,6 +5730,7 @@
           <w:sz w:val="24"/>
           <w:szCs w:val="24"/>
         </w:rPr>
+        <w:lastRenderedPageBreak/>
         <w:t xml:space="preserve">Verified data in the </w:t>
       </w:r>
       <w:proofErr w:type="spellStart"/>
@@ -7148,7 +7090,6 @@
           <w:sz w:val="24"/>
           <w:szCs w:val="24"/>
         </w:rPr>
-        <w:lastRenderedPageBreak/>
         <w:t xml:space="preserve">The question </w:t>
       </w:r>
       <w:proofErr w:type="gramStart"/>
@@ -7305,6 +7246,7 @@
           <w:sz w:val="24"/>
           <w:szCs w:val="24"/>
         </w:rPr>
+        <w:lastRenderedPageBreak/>
         <w:t>A space was added between</w:t>
       </w:r>
       <w:r>
@@ -9034,7 +8976,6 @@
           <w:sz w:val="24"/>
           <w:szCs w:val="24"/>
         </w:rPr>
-        <w:lastRenderedPageBreak/>
         <w:t>medical_specialty</w:t>
       </w:r>
       <w:proofErr w:type="spellEnd"/>
@@ -9375,7 +9316,18 @@
           <w:sz w:val="24"/>
           <w:szCs w:val="24"/>
         </w:rPr>
-        <w:t xml:space="preserve">Duplicates: </w:t>
+        <w:lastRenderedPageBreak/>
+        <w:t>Duplicates</w:t>
+      </w:r>
+      <w:proofErr w:type="gramStart"/>
+      <w:r>
+        <w:rPr>
+          <w:b/>
+          <w:bCs/>
+          <w:sz w:val="24"/>
+          <w:szCs w:val="24"/>
+        </w:rPr>
+        <w:t xml:space="preserve">: </w:t>
       </w:r>
       <w:r>
         <w:rPr>
@@ -9393,7 +9345,26 @@
           <w:sz w:val="24"/>
           <w:szCs w:val="24"/>
         </w:rPr>
-        <w:t>Patient data duplicates were based on two criteria and removed</w:t>
+        <w:t>Patient</w:t>
+      </w:r>
+      <w:proofErr w:type="gramEnd"/>
+      <w:r>
+        <w:rPr>
+          <w:i/>
+          <w:iCs/>
+          <w:sz w:val="24"/>
+          <w:szCs w:val="24"/>
+        </w:rPr>
+        <w:t xml:space="preserve"> data duplicates were based on two criteria and removed</w:t>
+      </w:r>
+      <w:r>
+        <w:rPr>
+          <w:i/>
+          <w:iCs/>
+          <w:sz w:val="24"/>
+          <w:szCs w:val="24"/>
+        </w:rPr>
+        <w:t xml:space="preserve"> (71,518 rows)</w:t>
       </w:r>
       <w:r>
         <w:rPr>

--- a/docs/Capstone Preliminary Analysis and Methodology_HealthcareManagement_github.docx
+++ b/docs/Capstone Preliminary Analysis and Methodology_HealthcareManagement_github.docx
@@ -163,53 +163,31 @@
       <w:pPr>
         <w:pStyle w:val="Body"/>
         <w:rPr>
-          <w:sz w:val="20"/>
-          <w:szCs w:val="20"/>
-        </w:rPr>
-      </w:pPr>
-      <w:r>
-        <w:rPr>
-          <w:sz w:val="20"/>
-          <w:szCs w:val="20"/>
-        </w:rPr>
-        <w:t>Null Hypothesis: Patients readmitted within 30 days of being treated and discharged, readmittance is not related to previous treatment received.</w:t>
-      </w:r>
-    </w:p>
-    <w:p>
-      <w:pPr>
-        <w:pStyle w:val="Body"/>
-        <w:rPr>
-          <w:sz w:val="20"/>
-          <w:szCs w:val="20"/>
-        </w:rPr>
-      </w:pPr>
-    </w:p>
-    <w:p>
-      <w:pPr>
-        <w:pStyle w:val="Body"/>
-        <w:rPr>
-          <w:sz w:val="20"/>
-          <w:szCs w:val="20"/>
-        </w:rPr>
-      </w:pPr>
-      <w:r>
-        <w:rPr>
-          <w:sz w:val="20"/>
-          <w:szCs w:val="20"/>
-        </w:rPr>
-        <w:t>Alternative Hypothesis: Readmittance within 30 is related to previous treatment.</w:t>
-      </w:r>
-    </w:p>
-    <w:p>
-      <w:pPr>
-        <w:pStyle w:val="Body"/>
-        <w:rPr>
-          <w:i/>
-          <w:iCs/>
-          <w:sz w:val="24"/>
-          <w:szCs w:val="24"/>
-        </w:rPr>
-      </w:pPr>
+          <w:sz w:val="24"/>
+          <w:szCs w:val="24"/>
+        </w:rPr>
+      </w:pPr>
+      <w:r>
+        <w:rPr>
+          <w:sz w:val="24"/>
+          <w:szCs w:val="24"/>
+        </w:rPr>
+        <w:t>Hypothesis: Patients readmitted within 30 days of being treated and discharged, readmittance is not</w:t>
+      </w:r>
+      <w:r>
+        <w:rPr>
+          <w:sz w:val="24"/>
+          <w:szCs w:val="24"/>
+        </w:rPr>
+        <w:t xml:space="preserve"> directly</w:t>
+      </w:r>
+      <w:r>
+        <w:rPr>
+          <w:sz w:val="24"/>
+          <w:szCs w:val="24"/>
+        </w:rPr>
+        <w:t xml:space="preserve"> related to previous treatment received.</w:t>
+      </w:r>
     </w:p>
     <w:p>
       <w:pPr>
@@ -1425,115 +1403,115 @@
           <w:sz w:val="24"/>
           <w:szCs w:val="24"/>
         </w:rPr>
+        <w:t>admission_source_id</w:t>
+      </w:r>
+      <w:proofErr w:type="spellEnd"/>
+      <w:r>
+        <w:rPr>
+          <w:i/>
+          <w:iCs/>
+          <w:sz w:val="24"/>
+          <w:szCs w:val="24"/>
+        </w:rPr>
+        <w:t xml:space="preserve">: </w:t>
+      </w:r>
+      <w:r>
+        <w:rPr>
+          <w:i/>
+          <w:iCs/>
+          <w:sz w:val="20"/>
+          <w:szCs w:val="20"/>
+        </w:rPr>
+        <w:t>'Unique identifier for each admission source'</w:t>
+      </w:r>
+    </w:p>
+    <w:p>
+      <w:pPr>
+        <w:pStyle w:val="Body"/>
+        <w:rPr>
+          <w:i/>
+          <w:iCs/>
+          <w:sz w:val="20"/>
+          <w:szCs w:val="20"/>
+        </w:rPr>
+      </w:pPr>
+      <w:r>
+        <w:rPr>
+          <w:i/>
+          <w:iCs/>
+          <w:sz w:val="24"/>
+          <w:szCs w:val="24"/>
+        </w:rPr>
+        <w:t xml:space="preserve">    </w:t>
+      </w:r>
+      <w:r>
+        <w:rPr>
+          <w:i/>
+          <w:iCs/>
+          <w:sz w:val="24"/>
+          <w:szCs w:val="24"/>
+        </w:rPr>
+        <w:tab/>
+      </w:r>
+      <w:proofErr w:type="spellStart"/>
+      <w:r>
+        <w:rPr>
+          <w:i/>
+          <w:iCs/>
+          <w:sz w:val="24"/>
+          <w:szCs w:val="24"/>
+        </w:rPr>
+        <w:t>admission_source_description</w:t>
+      </w:r>
+      <w:proofErr w:type="spellEnd"/>
+      <w:r>
+        <w:rPr>
+          <w:i/>
+          <w:iCs/>
+          <w:sz w:val="24"/>
+          <w:szCs w:val="24"/>
+        </w:rPr>
+        <w:t xml:space="preserve">: </w:t>
+      </w:r>
+      <w:r>
+        <w:rPr>
+          <w:i/>
+          <w:iCs/>
+          <w:sz w:val="20"/>
+          <w:szCs w:val="20"/>
+        </w:rPr>
+        <w:t>'Description of admission source'</w:t>
+      </w:r>
+    </w:p>
+    <w:p>
+      <w:pPr>
+        <w:pStyle w:val="Body"/>
+        <w:rPr>
+          <w:i/>
+          <w:iCs/>
+          <w:sz w:val="20"/>
+          <w:szCs w:val="20"/>
+        </w:rPr>
+      </w:pPr>
+    </w:p>
+    <w:p>
+      <w:pPr>
+        <w:pStyle w:val="Body"/>
+        <w:rPr>
+          <w:i/>
+          <w:iCs/>
+          <w:sz w:val="24"/>
+          <w:szCs w:val="24"/>
+        </w:rPr>
+      </w:pPr>
+      <w:r>
+        <w:rPr>
+          <w:i/>
+          <w:iCs/>
+          <w:sz w:val="24"/>
+          <w:szCs w:val="24"/>
+        </w:rPr>
         <w:lastRenderedPageBreak/>
-        <w:t>admission_source_id</w:t>
-      </w:r>
-      <w:proofErr w:type="spellEnd"/>
-      <w:r>
-        <w:rPr>
-          <w:i/>
-          <w:iCs/>
-          <w:sz w:val="24"/>
-          <w:szCs w:val="24"/>
-        </w:rPr>
-        <w:t xml:space="preserve">: </w:t>
-      </w:r>
-      <w:r>
-        <w:rPr>
-          <w:i/>
-          <w:iCs/>
-          <w:sz w:val="20"/>
-          <w:szCs w:val="20"/>
-        </w:rPr>
-        <w:t>'Unique identifier for each admission source'</w:t>
-      </w:r>
-    </w:p>
-    <w:p>
-      <w:pPr>
-        <w:pStyle w:val="Body"/>
-        <w:rPr>
-          <w:i/>
-          <w:iCs/>
-          <w:sz w:val="20"/>
-          <w:szCs w:val="20"/>
-        </w:rPr>
-      </w:pPr>
-      <w:r>
-        <w:rPr>
-          <w:i/>
-          <w:iCs/>
-          <w:sz w:val="24"/>
-          <w:szCs w:val="24"/>
-        </w:rPr>
-        <w:t xml:space="preserve">    </w:t>
-      </w:r>
-      <w:r>
-        <w:rPr>
-          <w:i/>
-          <w:iCs/>
-          <w:sz w:val="24"/>
-          <w:szCs w:val="24"/>
-        </w:rPr>
-        <w:tab/>
-      </w:r>
-      <w:proofErr w:type="spellStart"/>
-      <w:r>
-        <w:rPr>
-          <w:i/>
-          <w:iCs/>
-          <w:sz w:val="24"/>
-          <w:szCs w:val="24"/>
-        </w:rPr>
-        <w:t>admission_source_description</w:t>
-      </w:r>
-      <w:proofErr w:type="spellEnd"/>
-      <w:r>
-        <w:rPr>
-          <w:i/>
-          <w:iCs/>
-          <w:sz w:val="24"/>
-          <w:szCs w:val="24"/>
-        </w:rPr>
-        <w:t xml:space="preserve">: </w:t>
-      </w:r>
-      <w:r>
-        <w:rPr>
-          <w:i/>
-          <w:iCs/>
-          <w:sz w:val="20"/>
-          <w:szCs w:val="20"/>
-        </w:rPr>
-        <w:t>'Description of admission source'</w:t>
-      </w:r>
-    </w:p>
-    <w:p>
-      <w:pPr>
-        <w:pStyle w:val="Body"/>
-        <w:rPr>
-          <w:i/>
-          <w:iCs/>
-          <w:sz w:val="20"/>
-          <w:szCs w:val="20"/>
-        </w:rPr>
-      </w:pPr>
-    </w:p>
-    <w:p>
-      <w:pPr>
-        <w:pStyle w:val="Body"/>
-        <w:rPr>
-          <w:i/>
-          <w:iCs/>
-          <w:sz w:val="24"/>
-          <w:szCs w:val="24"/>
-        </w:rPr>
-      </w:pPr>
-      <w:r>
-        <w:rPr>
-          <w:i/>
-          <w:iCs/>
-          <w:sz w:val="24"/>
-          <w:szCs w:val="24"/>
-        </w:rPr>
         <w:t>The data for the ICD9 range of codes and their description</w:t>
       </w:r>
       <w:r>
@@ -3179,8 +3157,131 @@
           <w:sz w:val="24"/>
           <w:szCs w:val="24"/>
         </w:rPr>
+        <w:t>num_procedures</w:t>
+      </w:r>
+      <w:proofErr w:type="spellEnd"/>
+      <w:r>
+        <w:rPr>
+          <w:i/>
+          <w:iCs/>
+          <w:sz w:val="24"/>
+          <w:szCs w:val="24"/>
+        </w:rPr>
+        <w:t xml:space="preserve">: </w:t>
+      </w:r>
+      <w:r>
+        <w:rPr>
+          <w:i/>
+          <w:iCs/>
+          <w:sz w:val="20"/>
+          <w:szCs w:val="20"/>
+        </w:rPr>
+        <w:t>'Number of procedures performed during the encounter.'</w:t>
+      </w:r>
+    </w:p>
+    <w:p>
+      <w:pPr>
+        <w:pStyle w:val="Body"/>
+        <w:ind w:left="720"/>
+        <w:rPr>
+          <w:i/>
+          <w:iCs/>
+          <w:sz w:val="20"/>
+          <w:szCs w:val="20"/>
+        </w:rPr>
+      </w:pPr>
+      <w:proofErr w:type="spellStart"/>
+      <w:r>
+        <w:rPr>
+          <w:i/>
+          <w:iCs/>
+          <w:sz w:val="24"/>
+          <w:szCs w:val="24"/>
+        </w:rPr>
+        <w:t>num_medications</w:t>
+      </w:r>
+      <w:proofErr w:type="spellEnd"/>
+      <w:r>
+        <w:rPr>
+          <w:i/>
+          <w:iCs/>
+          <w:sz w:val="24"/>
+          <w:szCs w:val="24"/>
+        </w:rPr>
+        <w:t>:</w:t>
+      </w:r>
+      <w:r>
+        <w:rPr>
+          <w:i/>
+          <w:iCs/>
+          <w:sz w:val="20"/>
+          <w:szCs w:val="20"/>
+        </w:rPr>
+        <w:t xml:space="preserve"> 'Number of medications administered or prescribed during the encounter.'</w:t>
+      </w:r>
+    </w:p>
+    <w:p>
+      <w:pPr>
+        <w:pStyle w:val="Body"/>
+        <w:ind w:left="720"/>
+        <w:rPr>
+          <w:i/>
+          <w:iCs/>
+          <w:sz w:val="20"/>
+          <w:szCs w:val="20"/>
+        </w:rPr>
+      </w:pPr>
+      <w:proofErr w:type="spellStart"/>
+      <w:r>
+        <w:rPr>
+          <w:i/>
+          <w:iCs/>
+          <w:sz w:val="24"/>
+          <w:szCs w:val="24"/>
+        </w:rPr>
+        <w:t>number_outpatient</w:t>
+      </w:r>
+      <w:proofErr w:type="spellEnd"/>
+      <w:r>
+        <w:rPr>
+          <w:i/>
+          <w:iCs/>
+          <w:sz w:val="24"/>
+          <w:szCs w:val="24"/>
+        </w:rPr>
+        <w:t xml:space="preserve">: </w:t>
+      </w:r>
+      <w:r>
+        <w:rPr>
+          <w:i/>
+          <w:iCs/>
+          <w:sz w:val="20"/>
+          <w:szCs w:val="20"/>
+        </w:rPr>
+        <w:t>'Number of outpatient visits in the year before the encounter.'</w:t>
+      </w:r>
+    </w:p>
+    <w:p>
+      <w:pPr>
+        <w:pStyle w:val="Body"/>
+        <w:ind w:left="720"/>
+        <w:rPr>
+          <w:i/>
+          <w:iCs/>
+          <w:sz w:val="20"/>
+          <w:szCs w:val="20"/>
+        </w:rPr>
+      </w:pPr>
+      <w:proofErr w:type="spellStart"/>
+      <w:r>
+        <w:rPr>
+          <w:i/>
+          <w:iCs/>
+          <w:sz w:val="24"/>
+          <w:szCs w:val="24"/>
+        </w:rPr>
         <w:lastRenderedPageBreak/>
-        <w:t>num_procedures</w:t>
+        <w:t>number_emergency</w:t>
       </w:r>
       <w:proofErr w:type="spellEnd"/>
       <w:r>
@@ -3190,6 +3291,56 @@
           <w:sz w:val="24"/>
           <w:szCs w:val="24"/>
         </w:rPr>
+        <w:t>:</w:t>
+      </w:r>
+      <w:r>
+        <w:rPr>
+          <w:i/>
+          <w:iCs/>
+          <w:sz w:val="24"/>
+          <w:szCs w:val="24"/>
+        </w:rPr>
+        <w:t xml:space="preserve"> </w:t>
+      </w:r>
+      <w:r>
+        <w:rPr>
+          <w:i/>
+          <w:iCs/>
+          <w:sz w:val="20"/>
+          <w:szCs w:val="20"/>
+        </w:rPr>
+        <w:t>Number of emergency visits in the year before the encounter.'</w:t>
+      </w:r>
+    </w:p>
+    <w:p>
+      <w:pPr>
+        <w:pStyle w:val="Body"/>
+        <w:ind w:left="720"/>
+        <w:rPr>
+          <w:i/>
+          <w:iCs/>
+          <w:sz w:val="20"/>
+          <w:szCs w:val="20"/>
+        </w:rPr>
+      </w:pPr>
+      <w:proofErr w:type="spellStart"/>
+      <w:r>
+        <w:rPr>
+          <w:i/>
+          <w:iCs/>
+          <w:sz w:val="24"/>
+          <w:szCs w:val="24"/>
+        </w:rPr>
+        <w:t>number_inpatient</w:t>
+      </w:r>
+      <w:proofErr w:type="spellEnd"/>
+      <w:r>
+        <w:rPr>
+          <w:i/>
+          <w:iCs/>
+          <w:sz w:val="24"/>
+          <w:szCs w:val="24"/>
+        </w:rPr>
         <w:t xml:space="preserve">: </w:t>
       </w:r>
       <w:r>
@@ -3199,7 +3350,7 @@
           <w:sz w:val="20"/>
           <w:szCs w:val="20"/>
         </w:rPr>
-        <w:t>'Number of procedures performed during the encounter.'</w:t>
+        <w:t>'Number of inpatient visits in the year before the encounter.'</w:t>
       </w:r>
     </w:p>
     <w:p>
@@ -3213,6 +3364,143 @@
           <w:szCs w:val="20"/>
         </w:rPr>
       </w:pPr>
+      <w:r>
+        <w:rPr>
+          <w:i/>
+          <w:iCs/>
+          <w:sz w:val="24"/>
+          <w:szCs w:val="24"/>
+        </w:rPr>
+        <w:t>diag_1</w:t>
+      </w:r>
+      <w:r>
+        <w:rPr>
+          <w:i/>
+          <w:iCs/>
+          <w:sz w:val="24"/>
+          <w:szCs w:val="24"/>
+        </w:rPr>
+        <w:t xml:space="preserve">: </w:t>
+      </w:r>
+      <w:r>
+        <w:rPr>
+          <w:i/>
+          <w:iCs/>
+          <w:sz w:val="20"/>
+          <w:szCs w:val="20"/>
+        </w:rPr>
+        <w:t>Primary diagnosis code (ICD-9-CM). Represents the main condition diagnosed.'</w:t>
+      </w:r>
+    </w:p>
+    <w:p>
+      <w:pPr>
+        <w:pStyle w:val="Body"/>
+        <w:ind w:left="720"/>
+        <w:rPr>
+          <w:i/>
+          <w:iCs/>
+          <w:sz w:val="24"/>
+          <w:szCs w:val="24"/>
+        </w:rPr>
+      </w:pPr>
+      <w:r>
+        <w:rPr>
+          <w:i/>
+          <w:iCs/>
+          <w:sz w:val="24"/>
+          <w:szCs w:val="24"/>
+        </w:rPr>
+        <w:t>diag_2</w:t>
+      </w:r>
+      <w:r>
+        <w:rPr>
+          <w:i/>
+          <w:iCs/>
+          <w:sz w:val="24"/>
+          <w:szCs w:val="24"/>
+        </w:rPr>
+        <w:t>:</w:t>
+      </w:r>
+      <w:r>
+        <w:rPr>
+          <w:i/>
+          <w:iCs/>
+          <w:sz w:val="24"/>
+          <w:szCs w:val="24"/>
+        </w:rPr>
+        <w:t xml:space="preserve"> </w:t>
+      </w:r>
+      <w:r>
+        <w:rPr>
+          <w:i/>
+          <w:iCs/>
+          <w:sz w:val="20"/>
+          <w:szCs w:val="20"/>
+        </w:rPr>
+        <w:t>'Secondary diagnosis code (ICD-9-CM). Represents additional medical conditions.'</w:t>
+      </w:r>
+    </w:p>
+    <w:p>
+      <w:pPr>
+        <w:pStyle w:val="Body"/>
+        <w:ind w:left="720"/>
+        <w:rPr>
+          <w:i/>
+          <w:iCs/>
+          <w:sz w:val="20"/>
+          <w:szCs w:val="20"/>
+        </w:rPr>
+      </w:pPr>
+      <w:r>
+        <w:rPr>
+          <w:i/>
+          <w:iCs/>
+          <w:sz w:val="24"/>
+          <w:szCs w:val="24"/>
+        </w:rPr>
+        <w:t>diag_</w:t>
+      </w:r>
+      <w:proofErr w:type="gramStart"/>
+      <w:r>
+        <w:rPr>
+          <w:i/>
+          <w:iCs/>
+          <w:sz w:val="24"/>
+          <w:szCs w:val="24"/>
+        </w:rPr>
+        <w:t>3</w:t>
+      </w:r>
+      <w:r>
+        <w:rPr>
+          <w:i/>
+          <w:iCs/>
+          <w:sz w:val="24"/>
+          <w:szCs w:val="24"/>
+        </w:rPr>
+        <w:t>: ‘</w:t>
+      </w:r>
+      <w:proofErr w:type="gramEnd"/>
+      <w:r>
+        <w:rPr>
+          <w:i/>
+          <w:iCs/>
+          <w:sz w:val="20"/>
+          <w:szCs w:val="20"/>
+        </w:rPr>
+        <w:t>Tertiary diagnosis code (ICD-9-CM). Represents other relevant conditions.'</w:t>
+      </w:r>
+    </w:p>
+    <w:p>
+      <w:pPr>
+        <w:pStyle w:val="Body"/>
+        <w:ind w:left="720"/>
+        <w:rPr>
+          <w:i/>
+          <w:iCs/>
+          <w:sz w:val="20"/>
+          <w:szCs w:val="20"/>
+        </w:rPr>
+      </w:pPr>
       <w:proofErr w:type="spellStart"/>
       <w:r>
         <w:rPr>
@@ -3221,7 +3509,7 @@
           <w:sz w:val="24"/>
           <w:szCs w:val="24"/>
         </w:rPr>
-        <w:t>num_medications</w:t>
+        <w:t>number_diagnoses</w:t>
       </w:r>
       <w:proofErr w:type="spellEnd"/>
       <w:r>
@@ -3237,10 +3525,19 @@
         <w:rPr>
           <w:i/>
           <w:iCs/>
-          <w:sz w:val="20"/>
-          <w:szCs w:val="20"/>
-        </w:rPr>
-        <w:t xml:space="preserve"> 'Number of medications administered or prescribed during the encounter.'</w:t>
+          <w:sz w:val="24"/>
+          <w:szCs w:val="24"/>
+        </w:rPr>
+        <w:t xml:space="preserve"> </w:t>
+      </w:r>
+      <w:r>
+        <w:rPr>
+          <w:i/>
+          <w:iCs/>
+          <w:sz w:val="20"/>
+          <w:szCs w:val="20"/>
+        </w:rPr>
+        <w:t>'Total number of diagnoses assigned during the encounter.'</w:t>
       </w:r>
     </w:p>
     <w:p>
@@ -3262,7 +3559,7 @@
           <w:sz w:val="24"/>
           <w:szCs w:val="24"/>
         </w:rPr>
-        <w:t>number_outpatient</w:t>
+        <w:t>max_glu_serum</w:t>
       </w:r>
       <w:proofErr w:type="spellEnd"/>
       <w:r>
@@ -3281,7 +3578,27 @@
           <w:sz w:val="20"/>
           <w:szCs w:val="20"/>
         </w:rPr>
-        <w:t>'Number of outpatient visits in the year before the encounter.'</w:t>
+        <w:t xml:space="preserve">'Maximum glucose serum test result (e.g., &gt;200, &gt;300, Normal, </w:t>
+      </w:r>
+      <w:proofErr w:type="gramStart"/>
+      <w:r>
+        <w:rPr>
+          <w:i/>
+          <w:iCs/>
+          <w:sz w:val="20"/>
+          <w:szCs w:val="20"/>
+        </w:rPr>
+        <w:t>None</w:t>
+      </w:r>
+      <w:proofErr w:type="gramEnd"/>
+      <w:r>
+        <w:rPr>
+          <w:i/>
+          <w:iCs/>
+          <w:sz w:val="20"/>
+          <w:szCs w:val="20"/>
+        </w:rPr>
+        <w:t xml:space="preserve"> if not measured).'</w:t>
       </w:r>
     </w:p>
     <w:p>
@@ -3291,8 +3608,286 @@
         <w:rPr>
           <w:i/>
           <w:iCs/>
-          <w:sz w:val="20"/>
-          <w:szCs w:val="20"/>
+          <w:sz w:val="24"/>
+          <w:szCs w:val="24"/>
+        </w:rPr>
+      </w:pPr>
+      <w:r>
+        <w:rPr>
+          <w:i/>
+          <w:iCs/>
+          <w:sz w:val="24"/>
+          <w:szCs w:val="24"/>
+        </w:rPr>
+        <w:t>A1Cresult</w:t>
+      </w:r>
+      <w:r>
+        <w:rPr>
+          <w:i/>
+          <w:iCs/>
+          <w:sz w:val="24"/>
+          <w:szCs w:val="24"/>
+        </w:rPr>
+        <w:t>:</w:t>
+      </w:r>
+      <w:r>
+        <w:rPr>
+          <w:i/>
+          <w:iCs/>
+          <w:sz w:val="24"/>
+          <w:szCs w:val="24"/>
+        </w:rPr>
+        <w:t xml:space="preserve"> </w:t>
+      </w:r>
+      <w:r>
+        <w:rPr>
+          <w:i/>
+          <w:iCs/>
+          <w:sz w:val="20"/>
+          <w:szCs w:val="20"/>
+        </w:rPr>
+        <w:t xml:space="preserve">'Hemoglobin A1c test result indicating average blood sugar levels (e.g., &gt;7, &gt;8, Normal, </w:t>
+      </w:r>
+      <w:proofErr w:type="gramStart"/>
+      <w:r>
+        <w:rPr>
+          <w:i/>
+          <w:iCs/>
+          <w:sz w:val="20"/>
+          <w:szCs w:val="20"/>
+        </w:rPr>
+        <w:t>None</w:t>
+      </w:r>
+      <w:proofErr w:type="gramEnd"/>
+      <w:r>
+        <w:rPr>
+          <w:i/>
+          <w:iCs/>
+          <w:sz w:val="20"/>
+          <w:szCs w:val="20"/>
+        </w:rPr>
+        <w:t xml:space="preserve"> if not measured).'</w:t>
+      </w:r>
+    </w:p>
+    <w:p>
+      <w:pPr>
+        <w:pStyle w:val="Body"/>
+        <w:ind w:left="720"/>
+        <w:rPr>
+          <w:i/>
+          <w:iCs/>
+          <w:sz w:val="20"/>
+          <w:szCs w:val="20"/>
+        </w:rPr>
+      </w:pPr>
+      <w:r>
+        <w:rPr>
+          <w:i/>
+          <w:iCs/>
+          <w:sz w:val="24"/>
+          <w:szCs w:val="24"/>
+        </w:rPr>
+        <w:t>M</w:t>
+      </w:r>
+      <w:r>
+        <w:rPr>
+          <w:i/>
+          <w:iCs/>
+          <w:sz w:val="24"/>
+          <w:szCs w:val="24"/>
+        </w:rPr>
+        <w:t>etformin</w:t>
+      </w:r>
+      <w:r>
+        <w:rPr>
+          <w:i/>
+          <w:iCs/>
+          <w:sz w:val="24"/>
+          <w:szCs w:val="24"/>
+        </w:rPr>
+        <w:t>:</w:t>
+      </w:r>
+      <w:r>
+        <w:rPr>
+          <w:i/>
+          <w:iCs/>
+          <w:sz w:val="24"/>
+          <w:szCs w:val="24"/>
+        </w:rPr>
+        <w:t xml:space="preserve"> </w:t>
+      </w:r>
+      <w:r>
+        <w:rPr>
+          <w:i/>
+          <w:iCs/>
+          <w:sz w:val="20"/>
+          <w:szCs w:val="20"/>
+        </w:rPr>
+        <w:t>'Whether the drug metformin was prescribed (e.g., No drug not prescribed, Steady, Up, Down).'</w:t>
+      </w:r>
+    </w:p>
+    <w:p>
+      <w:pPr>
+        <w:pStyle w:val="Body"/>
+        <w:ind w:left="720"/>
+        <w:rPr>
+          <w:i/>
+          <w:iCs/>
+          <w:sz w:val="20"/>
+          <w:szCs w:val="20"/>
+        </w:rPr>
+      </w:pPr>
+      <w:r>
+        <w:rPr>
+          <w:i/>
+          <w:iCs/>
+          <w:sz w:val="24"/>
+          <w:szCs w:val="24"/>
+        </w:rPr>
+        <w:t>R</w:t>
+      </w:r>
+      <w:r>
+        <w:rPr>
+          <w:i/>
+          <w:iCs/>
+          <w:sz w:val="24"/>
+          <w:szCs w:val="24"/>
+        </w:rPr>
+        <w:t>epaglinide</w:t>
+      </w:r>
+      <w:r>
+        <w:rPr>
+          <w:i/>
+          <w:iCs/>
+          <w:sz w:val="24"/>
+          <w:szCs w:val="24"/>
+        </w:rPr>
+        <w:t>:</w:t>
+      </w:r>
+      <w:r>
+        <w:rPr>
+          <w:i/>
+          <w:iCs/>
+          <w:sz w:val="24"/>
+          <w:szCs w:val="24"/>
+        </w:rPr>
+        <w:t xml:space="preserve"> </w:t>
+      </w:r>
+      <w:r>
+        <w:rPr>
+          <w:i/>
+          <w:iCs/>
+          <w:sz w:val="20"/>
+          <w:szCs w:val="20"/>
+        </w:rPr>
+        <w:t>'Whether the drug metformin was prescribed (e.g., No drug not prescribed, Steady, Up, Down).'</w:t>
+      </w:r>
+    </w:p>
+    <w:p>
+      <w:pPr>
+        <w:pStyle w:val="Body"/>
+        <w:ind w:left="720"/>
+        <w:rPr>
+          <w:i/>
+          <w:iCs/>
+          <w:sz w:val="24"/>
+          <w:szCs w:val="24"/>
+        </w:rPr>
+      </w:pPr>
+      <w:r>
+        <w:rPr>
+          <w:i/>
+          <w:iCs/>
+          <w:sz w:val="24"/>
+          <w:szCs w:val="24"/>
+        </w:rPr>
+        <w:t>N</w:t>
+      </w:r>
+      <w:r>
+        <w:rPr>
+          <w:i/>
+          <w:iCs/>
+          <w:sz w:val="24"/>
+          <w:szCs w:val="24"/>
+        </w:rPr>
+        <w:t>ateglinide</w:t>
+      </w:r>
+      <w:r>
+        <w:rPr>
+          <w:i/>
+          <w:iCs/>
+          <w:sz w:val="24"/>
+          <w:szCs w:val="24"/>
+        </w:rPr>
+        <w:t>:</w:t>
+      </w:r>
+      <w:r>
+        <w:rPr>
+          <w:i/>
+          <w:iCs/>
+          <w:sz w:val="24"/>
+          <w:szCs w:val="24"/>
+        </w:rPr>
+        <w:t xml:space="preserve"> </w:t>
+      </w:r>
+      <w:r>
+        <w:rPr>
+          <w:i/>
+          <w:iCs/>
+          <w:sz w:val="20"/>
+          <w:szCs w:val="20"/>
+        </w:rPr>
+        <w:t>Whether the drug metformin was prescribed (e.g., No drug not prescribed, Steady, Up, Down).'</w:t>
+      </w:r>
+    </w:p>
+    <w:p>
+      <w:pPr>
+        <w:pStyle w:val="Body"/>
+        <w:ind w:left="720"/>
+        <w:rPr>
+          <w:i/>
+          <w:iCs/>
+          <w:sz w:val="20"/>
+          <w:szCs w:val="20"/>
+        </w:rPr>
+      </w:pPr>
+      <w:r>
+        <w:rPr>
+          <w:i/>
+          <w:iCs/>
+          <w:sz w:val="24"/>
+          <w:szCs w:val="24"/>
+        </w:rPr>
+        <w:t>Chlorpropamide</w:t>
+      </w:r>
+      <w:r>
+        <w:rPr>
+          <w:i/>
+          <w:iCs/>
+          <w:sz w:val="24"/>
+          <w:szCs w:val="24"/>
+        </w:rPr>
+        <w:t xml:space="preserve">: </w:t>
+      </w:r>
+      <w:r>
+        <w:rPr>
+          <w:i/>
+          <w:iCs/>
+          <w:sz w:val="20"/>
+          <w:szCs w:val="20"/>
+        </w:rPr>
+        <w:t>'Whether the drug metformin was prescribed (e.g., No drug not prescribed, Steady, Up, Down).’</w:t>
+      </w:r>
+    </w:p>
+    <w:p>
+      <w:pPr>
+        <w:pStyle w:val="Body"/>
+        <w:ind w:left="720"/>
+        <w:rPr>
+          <w:i/>
+          <w:iCs/>
+          <w:sz w:val="24"/>
+          <w:szCs w:val="24"/>
         </w:rPr>
       </w:pPr>
       <w:proofErr w:type="spellStart"/>
@@ -3303,13 +3898,71 @@
           <w:sz w:val="24"/>
           <w:szCs w:val="24"/>
         </w:rPr>
-        <w:t>number_emergency</w:t>
+        <w:t>glimepiride</w:t>
+      </w:r>
+      <w:r>
+        <w:rPr>
+          <w:i/>
+          <w:iCs/>
+          <w:sz w:val="24"/>
+          <w:szCs w:val="24"/>
+        </w:rPr>
+        <w:t>:</w:t>
+      </w:r>
+      <w:r>
+        <w:rPr>
+          <w:i/>
+          <w:iCs/>
+          <w:sz w:val="20"/>
+          <w:szCs w:val="20"/>
+        </w:rPr>
+        <w:t>'Whether</w:t>
       </w:r>
       <w:proofErr w:type="spellEnd"/>
       <w:r>
         <w:rPr>
           <w:i/>
           <w:iCs/>
+          <w:sz w:val="20"/>
+          <w:szCs w:val="20"/>
+        </w:rPr>
+        <w:t xml:space="preserve"> the drug metformin was prescribed (e.g., No drug not prescribed, Steady, Up, Down).</w:t>
+      </w:r>
+      <w:r>
+        <w:rPr>
+          <w:i/>
+          <w:iCs/>
+          <w:sz w:val="24"/>
+          <w:szCs w:val="24"/>
+        </w:rPr>
+        <w:t>’</w:t>
+      </w:r>
+    </w:p>
+    <w:p>
+      <w:pPr>
+        <w:pStyle w:val="Body"/>
+        <w:ind w:left="720"/>
+        <w:rPr>
+          <w:i/>
+          <w:iCs/>
+          <w:sz w:val="24"/>
+          <w:szCs w:val="24"/>
+        </w:rPr>
+      </w:pPr>
+      <w:proofErr w:type="spellStart"/>
+      <w:r>
+        <w:rPr>
+          <w:i/>
+          <w:iCs/>
+          <w:sz w:val="24"/>
+          <w:szCs w:val="24"/>
+        </w:rPr>
+        <w:t>acetohexamide</w:t>
+      </w:r>
+      <w:r>
+        <w:rPr>
+          <w:i/>
+          <w:iCs/>
           <w:sz w:val="24"/>
           <w:szCs w:val="24"/>
         </w:rPr>
@@ -3319,6 +3972,569 @@
         <w:rPr>
           <w:i/>
           <w:iCs/>
+          <w:sz w:val="20"/>
+          <w:szCs w:val="20"/>
+        </w:rPr>
+        <w:t>'Whether</w:t>
+      </w:r>
+      <w:proofErr w:type="spellEnd"/>
+      <w:r>
+        <w:rPr>
+          <w:i/>
+          <w:iCs/>
+          <w:sz w:val="20"/>
+          <w:szCs w:val="20"/>
+        </w:rPr>
+        <w:t xml:space="preserve"> the drug metformin was prescribed (e.g., No drug not prescribed, Steady, Up, Down).’</w:t>
+      </w:r>
+    </w:p>
+    <w:p>
+      <w:pPr>
+        <w:pStyle w:val="Body"/>
+        <w:ind w:left="720"/>
+        <w:rPr>
+          <w:i/>
+          <w:iCs/>
+          <w:sz w:val="24"/>
+          <w:szCs w:val="24"/>
+        </w:rPr>
+      </w:pPr>
+      <w:proofErr w:type="spellStart"/>
+      <w:r>
+        <w:rPr>
+          <w:i/>
+          <w:iCs/>
+          <w:sz w:val="24"/>
+          <w:szCs w:val="24"/>
+        </w:rPr>
+        <w:t>glipizide</w:t>
+      </w:r>
+      <w:r>
+        <w:rPr>
+          <w:i/>
+          <w:iCs/>
+          <w:sz w:val="24"/>
+          <w:szCs w:val="24"/>
+        </w:rPr>
+        <w:t>:</w:t>
+      </w:r>
+      <w:r>
+        <w:rPr>
+          <w:i/>
+          <w:iCs/>
+          <w:sz w:val="20"/>
+          <w:szCs w:val="20"/>
+        </w:rPr>
+        <w:t>'Whether</w:t>
+      </w:r>
+      <w:proofErr w:type="spellEnd"/>
+      <w:r>
+        <w:rPr>
+          <w:i/>
+          <w:iCs/>
+          <w:sz w:val="20"/>
+          <w:szCs w:val="20"/>
+        </w:rPr>
+        <w:t xml:space="preserve"> the drug metformin was prescribed (e.g., No drug not prescribed, Steady, Up, Down).’</w:t>
+      </w:r>
+    </w:p>
+    <w:p>
+      <w:pPr>
+        <w:pStyle w:val="Body"/>
+        <w:ind w:left="720"/>
+        <w:rPr>
+          <w:i/>
+          <w:iCs/>
+          <w:sz w:val="20"/>
+          <w:szCs w:val="20"/>
+        </w:rPr>
+      </w:pPr>
+      <w:proofErr w:type="spellStart"/>
+      <w:r>
+        <w:rPr>
+          <w:i/>
+          <w:iCs/>
+          <w:sz w:val="24"/>
+          <w:szCs w:val="24"/>
+        </w:rPr>
+        <w:t>glyburide</w:t>
+      </w:r>
+      <w:r>
+        <w:rPr>
+          <w:i/>
+          <w:iCs/>
+          <w:sz w:val="24"/>
+          <w:szCs w:val="24"/>
+        </w:rPr>
+        <w:t>:</w:t>
+      </w:r>
+      <w:r>
+        <w:rPr>
+          <w:i/>
+          <w:iCs/>
+          <w:sz w:val="20"/>
+          <w:szCs w:val="20"/>
+        </w:rPr>
+        <w:t>'Whether</w:t>
+      </w:r>
+      <w:proofErr w:type="spellEnd"/>
+      <w:r>
+        <w:rPr>
+          <w:i/>
+          <w:iCs/>
+          <w:sz w:val="20"/>
+          <w:szCs w:val="20"/>
+        </w:rPr>
+        <w:t xml:space="preserve"> the drug metformin was prescribed (e.g., No drug not prescribed, Steady, Up, Down).’</w:t>
+      </w:r>
+    </w:p>
+    <w:p>
+      <w:pPr>
+        <w:pStyle w:val="Body"/>
+        <w:ind w:left="720"/>
+        <w:rPr>
+          <w:i/>
+          <w:iCs/>
+          <w:sz w:val="24"/>
+          <w:szCs w:val="24"/>
+        </w:rPr>
+      </w:pPr>
+      <w:proofErr w:type="spellStart"/>
+      <w:r>
+        <w:rPr>
+          <w:i/>
+          <w:iCs/>
+          <w:sz w:val="24"/>
+          <w:szCs w:val="24"/>
+        </w:rPr>
+        <w:t>tolbutamide</w:t>
+      </w:r>
+      <w:r>
+        <w:rPr>
+          <w:i/>
+          <w:iCs/>
+          <w:sz w:val="24"/>
+          <w:szCs w:val="24"/>
+        </w:rPr>
+        <w:t>:</w:t>
+      </w:r>
+      <w:r>
+        <w:rPr>
+          <w:i/>
+          <w:iCs/>
+          <w:sz w:val="20"/>
+          <w:szCs w:val="20"/>
+        </w:rPr>
+        <w:t>'Whether</w:t>
+      </w:r>
+      <w:proofErr w:type="spellEnd"/>
+      <w:r>
+        <w:rPr>
+          <w:i/>
+          <w:iCs/>
+          <w:sz w:val="20"/>
+          <w:szCs w:val="20"/>
+        </w:rPr>
+        <w:t xml:space="preserve"> the drug metformin was prescribed (e.g., No drug not prescribed, Steady, Up, Down).’</w:t>
+      </w:r>
+    </w:p>
+    <w:p>
+      <w:pPr>
+        <w:pStyle w:val="Body"/>
+        <w:ind w:left="720"/>
+        <w:rPr>
+          <w:i/>
+          <w:iCs/>
+          <w:sz w:val="24"/>
+          <w:szCs w:val="24"/>
+        </w:rPr>
+      </w:pPr>
+      <w:proofErr w:type="spellStart"/>
+      <w:r>
+        <w:rPr>
+          <w:i/>
+          <w:iCs/>
+          <w:sz w:val="24"/>
+          <w:szCs w:val="24"/>
+        </w:rPr>
+        <w:t>pioglitazone</w:t>
+      </w:r>
+      <w:r>
+        <w:rPr>
+          <w:i/>
+          <w:iCs/>
+          <w:sz w:val="24"/>
+          <w:szCs w:val="24"/>
+        </w:rPr>
+        <w:t>:</w:t>
+      </w:r>
+      <w:r>
+        <w:rPr>
+          <w:i/>
+          <w:iCs/>
+          <w:sz w:val="20"/>
+          <w:szCs w:val="20"/>
+        </w:rPr>
+        <w:t>'Whether</w:t>
+      </w:r>
+      <w:proofErr w:type="spellEnd"/>
+      <w:r>
+        <w:rPr>
+          <w:i/>
+          <w:iCs/>
+          <w:sz w:val="20"/>
+          <w:szCs w:val="20"/>
+        </w:rPr>
+        <w:t xml:space="preserve"> the drug metformin was prescribed (e.g., No drug not prescribed, Steady, Up, Down).’</w:t>
+      </w:r>
+    </w:p>
+    <w:p>
+      <w:pPr>
+        <w:pStyle w:val="Body"/>
+        <w:ind w:left="720"/>
+        <w:rPr>
+          <w:i/>
+          <w:iCs/>
+          <w:sz w:val="24"/>
+          <w:szCs w:val="24"/>
+        </w:rPr>
+      </w:pPr>
+      <w:proofErr w:type="spellStart"/>
+      <w:r>
+        <w:rPr>
+          <w:i/>
+          <w:iCs/>
+          <w:sz w:val="24"/>
+          <w:szCs w:val="24"/>
+        </w:rPr>
+        <w:t>rosiglitazone</w:t>
+      </w:r>
+      <w:r>
+        <w:rPr>
+          <w:i/>
+          <w:iCs/>
+          <w:sz w:val="20"/>
+          <w:szCs w:val="20"/>
+        </w:rPr>
+        <w:t>:'Whether</w:t>
+      </w:r>
+      <w:proofErr w:type="spellEnd"/>
+      <w:r>
+        <w:rPr>
+          <w:i/>
+          <w:iCs/>
+          <w:sz w:val="20"/>
+          <w:szCs w:val="20"/>
+        </w:rPr>
+        <w:t xml:space="preserve"> the drug metformin was prescribed (e.g., No drug not prescribed, Steady, Up, Down).’</w:t>
+      </w:r>
+    </w:p>
+    <w:p>
+      <w:pPr>
+        <w:pStyle w:val="Body"/>
+        <w:ind w:left="720"/>
+        <w:rPr>
+          <w:i/>
+          <w:iCs/>
+          <w:sz w:val="24"/>
+          <w:szCs w:val="24"/>
+        </w:rPr>
+      </w:pPr>
+      <w:proofErr w:type="spellStart"/>
+      <w:r>
+        <w:rPr>
+          <w:i/>
+          <w:iCs/>
+          <w:sz w:val="24"/>
+          <w:szCs w:val="24"/>
+        </w:rPr>
+        <w:t>acarbose</w:t>
+      </w:r>
+      <w:r>
+        <w:rPr>
+          <w:i/>
+          <w:iCs/>
+          <w:sz w:val="24"/>
+          <w:szCs w:val="24"/>
+        </w:rPr>
+        <w:t>:</w:t>
+      </w:r>
+      <w:r>
+        <w:rPr>
+          <w:i/>
+          <w:iCs/>
+          <w:sz w:val="20"/>
+          <w:szCs w:val="20"/>
+        </w:rPr>
+        <w:t>'Whether</w:t>
+      </w:r>
+      <w:proofErr w:type="spellEnd"/>
+      <w:r>
+        <w:rPr>
+          <w:i/>
+          <w:iCs/>
+          <w:sz w:val="20"/>
+          <w:szCs w:val="20"/>
+        </w:rPr>
+        <w:t xml:space="preserve"> the drug metformin was prescribed (e.g., No drug not prescribed, Steady, Up, Down).’</w:t>
+      </w:r>
+    </w:p>
+    <w:p>
+      <w:pPr>
+        <w:pStyle w:val="Body"/>
+        <w:ind w:left="720"/>
+        <w:rPr>
+          <w:i/>
+          <w:iCs/>
+          <w:sz w:val="24"/>
+          <w:szCs w:val="24"/>
+        </w:rPr>
+      </w:pPr>
+      <w:proofErr w:type="spellStart"/>
+      <w:r>
+        <w:rPr>
+          <w:i/>
+          <w:iCs/>
+          <w:sz w:val="24"/>
+          <w:szCs w:val="24"/>
+        </w:rPr>
+        <w:t>miglitol</w:t>
+      </w:r>
+      <w:r>
+        <w:rPr>
+          <w:i/>
+          <w:iCs/>
+          <w:sz w:val="24"/>
+          <w:szCs w:val="24"/>
+        </w:rPr>
+        <w:t>:</w:t>
+      </w:r>
+      <w:r>
+        <w:rPr>
+          <w:i/>
+          <w:iCs/>
+          <w:sz w:val="20"/>
+          <w:szCs w:val="20"/>
+        </w:rPr>
+        <w:t>'Whether</w:t>
+      </w:r>
+      <w:proofErr w:type="spellEnd"/>
+      <w:r>
+        <w:rPr>
+          <w:i/>
+          <w:iCs/>
+          <w:sz w:val="20"/>
+          <w:szCs w:val="20"/>
+        </w:rPr>
+        <w:t xml:space="preserve"> the drug metformin was prescribed (e.g., No drug not prescribed, Steady, Up, Down).’</w:t>
+      </w:r>
+    </w:p>
+    <w:p>
+      <w:pPr>
+        <w:pStyle w:val="Body"/>
+        <w:ind w:left="720"/>
+        <w:rPr>
+          <w:i/>
+          <w:iCs/>
+          <w:sz w:val="24"/>
+          <w:szCs w:val="24"/>
+        </w:rPr>
+      </w:pPr>
+      <w:proofErr w:type="spellStart"/>
+      <w:r>
+        <w:rPr>
+          <w:i/>
+          <w:iCs/>
+          <w:sz w:val="24"/>
+          <w:szCs w:val="24"/>
+        </w:rPr>
+        <w:t>troglitazone</w:t>
+      </w:r>
+      <w:r>
+        <w:rPr>
+          <w:i/>
+          <w:iCs/>
+          <w:sz w:val="24"/>
+          <w:szCs w:val="24"/>
+        </w:rPr>
+        <w:t>:</w:t>
+      </w:r>
+      <w:r>
+        <w:rPr>
+          <w:i/>
+          <w:iCs/>
+          <w:sz w:val="20"/>
+          <w:szCs w:val="20"/>
+        </w:rPr>
+        <w:t>'Whether</w:t>
+      </w:r>
+      <w:proofErr w:type="spellEnd"/>
+      <w:r>
+        <w:rPr>
+          <w:i/>
+          <w:iCs/>
+          <w:sz w:val="20"/>
+          <w:szCs w:val="20"/>
+        </w:rPr>
+        <w:t xml:space="preserve"> the drug metformin was prescribed (e.g., No drug not prescribed, Steady, Up, Down).’</w:t>
+      </w:r>
+    </w:p>
+    <w:p>
+      <w:pPr>
+        <w:pStyle w:val="Body"/>
+        <w:ind w:left="720"/>
+        <w:rPr>
+          <w:i/>
+          <w:iCs/>
+          <w:sz w:val="20"/>
+          <w:szCs w:val="20"/>
+        </w:rPr>
+      </w:pPr>
+      <w:proofErr w:type="spellStart"/>
+      <w:r>
+        <w:rPr>
+          <w:i/>
+          <w:iCs/>
+          <w:sz w:val="24"/>
+          <w:szCs w:val="24"/>
+        </w:rPr>
+        <w:t>tolazamide</w:t>
+      </w:r>
+      <w:r>
+        <w:rPr>
+          <w:i/>
+          <w:iCs/>
+          <w:sz w:val="24"/>
+          <w:szCs w:val="24"/>
+        </w:rPr>
+        <w:t>:</w:t>
+      </w:r>
+      <w:r>
+        <w:rPr>
+          <w:i/>
+          <w:iCs/>
+          <w:sz w:val="20"/>
+          <w:szCs w:val="20"/>
+        </w:rPr>
+        <w:t>'Whether</w:t>
+      </w:r>
+      <w:proofErr w:type="spellEnd"/>
+      <w:r>
+        <w:rPr>
+          <w:i/>
+          <w:iCs/>
+          <w:sz w:val="20"/>
+          <w:szCs w:val="20"/>
+        </w:rPr>
+        <w:t xml:space="preserve"> the drug metformin was prescribed (e.g., No drug not prescribed, Steady, Up, Down).’</w:t>
+      </w:r>
+    </w:p>
+    <w:p>
+      <w:pPr>
+        <w:pStyle w:val="Body"/>
+        <w:ind w:left="720"/>
+        <w:rPr>
+          <w:i/>
+          <w:iCs/>
+          <w:sz w:val="24"/>
+          <w:szCs w:val="24"/>
+        </w:rPr>
+      </w:pPr>
+      <w:proofErr w:type="spellStart"/>
+      <w:r>
+        <w:rPr>
+          <w:i/>
+          <w:iCs/>
+          <w:sz w:val="24"/>
+          <w:szCs w:val="24"/>
+        </w:rPr>
+        <w:t>examide</w:t>
+      </w:r>
+      <w:proofErr w:type="spellEnd"/>
+      <w:r>
+        <w:rPr>
+          <w:i/>
+          <w:iCs/>
+          <w:sz w:val="20"/>
+          <w:szCs w:val="20"/>
+        </w:rPr>
+        <w:t>:'Whether the drug metformin was prescribed (e.g., No drug not prescribed, Steady, Up, Down).’</w:t>
+      </w:r>
+    </w:p>
+    <w:p>
+      <w:pPr>
+        <w:pStyle w:val="Body"/>
+        <w:ind w:left="720"/>
+        <w:rPr>
+          <w:i/>
+          <w:iCs/>
+          <w:sz w:val="24"/>
+          <w:szCs w:val="24"/>
+        </w:rPr>
+      </w:pPr>
+      <w:proofErr w:type="spellStart"/>
+      <w:r>
+        <w:rPr>
+          <w:i/>
+          <w:iCs/>
+          <w:sz w:val="24"/>
+          <w:szCs w:val="24"/>
+        </w:rPr>
+        <w:t>citoglipton</w:t>
+      </w:r>
+      <w:proofErr w:type="spellEnd"/>
+      <w:r>
+        <w:rPr>
+          <w:i/>
+          <w:iCs/>
+          <w:sz w:val="24"/>
+          <w:szCs w:val="24"/>
+        </w:rPr>
+        <w:t>:</w:t>
+      </w:r>
+      <w:r>
+        <w:rPr>
+          <w:i/>
+          <w:iCs/>
+          <w:sz w:val="20"/>
+          <w:szCs w:val="20"/>
+        </w:rPr>
+        <w:t>'Whether the drug metformin was prescribed (e.g., No drug not prescribed, Steady, Up, Down).’</w:t>
+      </w:r>
+    </w:p>
+    <w:p>
+      <w:pPr>
+        <w:pStyle w:val="Body"/>
+        <w:ind w:left="720"/>
+        <w:rPr>
+          <w:i/>
+          <w:iCs/>
+          <w:sz w:val="24"/>
+          <w:szCs w:val="24"/>
+        </w:rPr>
+      </w:pPr>
+      <w:r>
+        <w:rPr>
+          <w:i/>
+          <w:iCs/>
+          <w:sz w:val="24"/>
+          <w:szCs w:val="24"/>
+        </w:rPr>
+        <w:t>Insuli</w:t>
+      </w:r>
+      <w:r>
+        <w:rPr>
+          <w:i/>
+          <w:iCs/>
+          <w:sz w:val="24"/>
+          <w:szCs w:val="24"/>
+        </w:rPr>
+        <w:t>n:</w:t>
+      </w:r>
+      <w:r>
+        <w:rPr>
+          <w:i/>
+          <w:iCs/>
           <w:sz w:val="24"/>
           <w:szCs w:val="24"/>
         </w:rPr>
@@ -3331,7 +4547,7 @@
           <w:sz w:val="20"/>
           <w:szCs w:val="20"/>
         </w:rPr>
-        <w:t>Number of emergency visits in the year before the encounter.'</w:t>
+        <w:t>'Whether the drug metformin was prescribed (e.g., No drug not prescribed, Steady, Up, Down).’</w:t>
       </w:r>
     </w:p>
     <w:p>
@@ -3341,8 +4557,8 @@
         <w:rPr>
           <w:i/>
           <w:iCs/>
-          <w:sz w:val="20"/>
-          <w:szCs w:val="20"/>
+          <w:sz w:val="24"/>
+          <w:szCs w:val="24"/>
         </w:rPr>
       </w:pPr>
       <w:proofErr w:type="spellStart"/>
@@ -3353,7 +4569,7 @@
           <w:sz w:val="24"/>
           <w:szCs w:val="24"/>
         </w:rPr>
-        <w:t>number_inpatient</w:t>
+        <w:t>glyburideMetformin</w:t>
       </w:r>
       <w:proofErr w:type="spellEnd"/>
       <w:r>
@@ -3363,16 +4579,16 @@
           <w:sz w:val="24"/>
           <w:szCs w:val="24"/>
         </w:rPr>
-        <w:t xml:space="preserve">: </w:t>
-      </w:r>
-      <w:r>
-        <w:rPr>
-          <w:i/>
-          <w:iCs/>
-          <w:sz w:val="20"/>
-          <w:szCs w:val="20"/>
-        </w:rPr>
-        <w:t>'Number of inpatient visits in the year before the encounter.'</w:t>
+        <w:t>:</w:t>
+      </w:r>
+      <w:r>
+        <w:rPr>
+          <w:i/>
+          <w:iCs/>
+          <w:sz w:val="20"/>
+          <w:szCs w:val="20"/>
+        </w:rPr>
+        <w:t>'Whether the drug metformin was prescribed (e.g., No drug not prescribed, Steady, Up, Down).’</w:t>
       </w:r>
     </w:p>
     <w:p>
@@ -3382,36 +4598,38 @@
         <w:rPr>
           <w:i/>
           <w:iCs/>
-          <w:sz w:val="20"/>
-          <w:szCs w:val="20"/>
-        </w:rPr>
-      </w:pPr>
-      <w:r>
-        <w:rPr>
-          <w:i/>
-          <w:iCs/>
-          <w:sz w:val="24"/>
-          <w:szCs w:val="24"/>
-        </w:rPr>
-        <w:t>diag_1</w:t>
-      </w:r>
-      <w:r>
-        <w:rPr>
-          <w:i/>
-          <w:iCs/>
-          <w:sz w:val="24"/>
-          <w:szCs w:val="24"/>
-        </w:rPr>
-        <w:t xml:space="preserve">: </w:t>
-      </w:r>
-      <w:r>
-        <w:rPr>
-          <w:i/>
-          <w:iCs/>
-          <w:sz w:val="20"/>
-          <w:szCs w:val="20"/>
-        </w:rPr>
-        <w:t>Primary diagnosis code (ICD-9-CM). Represents the main condition diagnosed.'</w:t>
+          <w:sz w:val="24"/>
+          <w:szCs w:val="24"/>
+        </w:rPr>
+      </w:pPr>
+      <w:proofErr w:type="spellStart"/>
+      <w:r>
+        <w:rPr>
+          <w:i/>
+          <w:iCs/>
+          <w:sz w:val="24"/>
+          <w:szCs w:val="24"/>
+        </w:rPr>
+        <w:t>glipizideMetformin</w:t>
+      </w:r>
+      <w:proofErr w:type="spellEnd"/>
+      <w:r>
+        <w:rPr>
+          <w:i/>
+          <w:iCs/>
+          <w:sz w:val="24"/>
+          <w:szCs w:val="24"/>
+        </w:rPr>
+        <w:t>:</w:t>
+      </w:r>
+      <w:r>
+        <w:rPr>
+          <w:i/>
+          <w:iCs/>
+          <w:sz w:val="20"/>
+          <w:szCs w:val="20"/>
+        </w:rPr>
+        <w:t>'Whether the drug metformin was prescribed (e.g., No drug not prescribed, Steady, Up, Down).’</w:t>
       </w:r>
     </w:p>
     <w:p>
@@ -3425,104 +4643,6 @@
           <w:szCs w:val="24"/>
         </w:rPr>
       </w:pPr>
-      <w:r>
-        <w:rPr>
-          <w:i/>
-          <w:iCs/>
-          <w:sz w:val="24"/>
-          <w:szCs w:val="24"/>
-        </w:rPr>
-        <w:t>diag_2</w:t>
-      </w:r>
-      <w:r>
-        <w:rPr>
-          <w:i/>
-          <w:iCs/>
-          <w:sz w:val="24"/>
-          <w:szCs w:val="24"/>
-        </w:rPr>
-        <w:t>:</w:t>
-      </w:r>
-      <w:r>
-        <w:rPr>
-          <w:i/>
-          <w:iCs/>
-          <w:sz w:val="24"/>
-          <w:szCs w:val="24"/>
-        </w:rPr>
-        <w:t xml:space="preserve"> </w:t>
-      </w:r>
-      <w:r>
-        <w:rPr>
-          <w:i/>
-          <w:iCs/>
-          <w:sz w:val="20"/>
-          <w:szCs w:val="20"/>
-        </w:rPr>
-        <w:t>'Secondary diagnosis code (ICD-9-CM). Represents additional medical conditions.'</w:t>
-      </w:r>
-    </w:p>
-    <w:p>
-      <w:pPr>
-        <w:pStyle w:val="Body"/>
-        <w:ind w:left="720"/>
-        <w:rPr>
-          <w:i/>
-          <w:iCs/>
-          <w:sz w:val="20"/>
-          <w:szCs w:val="20"/>
-        </w:rPr>
-      </w:pPr>
-      <w:r>
-        <w:rPr>
-          <w:i/>
-          <w:iCs/>
-          <w:sz w:val="24"/>
-          <w:szCs w:val="24"/>
-        </w:rPr>
-        <w:t>diag_</w:t>
-      </w:r>
-      <w:proofErr w:type="gramStart"/>
-      <w:r>
-        <w:rPr>
-          <w:i/>
-          <w:iCs/>
-          <w:sz w:val="24"/>
-          <w:szCs w:val="24"/>
-        </w:rPr>
-        <w:t>3</w:t>
-      </w:r>
-      <w:r>
-        <w:rPr>
-          <w:i/>
-          <w:iCs/>
-          <w:sz w:val="24"/>
-          <w:szCs w:val="24"/>
-        </w:rPr>
-        <w:t>: ‘</w:t>
-      </w:r>
-      <w:proofErr w:type="gramEnd"/>
-      <w:r>
-        <w:rPr>
-          <w:i/>
-          <w:iCs/>
-          <w:sz w:val="20"/>
-          <w:szCs w:val="20"/>
-        </w:rPr>
-        <w:t>Tertiary diagnosis code (ICD-9-CM). Represents other relevant conditions.'</w:t>
-      </w:r>
-    </w:p>
-    <w:p>
-      <w:pPr>
-        <w:pStyle w:val="Body"/>
-        <w:ind w:left="720"/>
-        <w:rPr>
-          <w:i/>
-          <w:iCs/>
-          <w:sz w:val="20"/>
-          <w:szCs w:val="20"/>
-        </w:rPr>
-      </w:pPr>
       <w:proofErr w:type="spellStart"/>
       <w:r>
         <w:rPr>
@@ -3531,1149 +4651,7 @@
           <w:sz w:val="24"/>
           <w:szCs w:val="24"/>
         </w:rPr>
-        <w:t>number_diagnoses</w:t>
-      </w:r>
-      <w:proofErr w:type="spellEnd"/>
-      <w:r>
-        <w:rPr>
-          <w:i/>
-          <w:iCs/>
-          <w:sz w:val="24"/>
-          <w:szCs w:val="24"/>
-        </w:rPr>
-        <w:t>:</w:t>
-      </w:r>
-      <w:r>
-        <w:rPr>
-          <w:i/>
-          <w:iCs/>
-          <w:sz w:val="24"/>
-          <w:szCs w:val="24"/>
-        </w:rPr>
-        <w:t xml:space="preserve"> </w:t>
-      </w:r>
-      <w:r>
-        <w:rPr>
-          <w:i/>
-          <w:iCs/>
-          <w:sz w:val="20"/>
-          <w:szCs w:val="20"/>
-        </w:rPr>
-        <w:t>'Total number of diagnoses assigned during the encounter.'</w:t>
-      </w:r>
-    </w:p>
-    <w:p>
-      <w:pPr>
-        <w:pStyle w:val="Body"/>
-        <w:ind w:left="720"/>
-        <w:rPr>
-          <w:i/>
-          <w:iCs/>
-          <w:sz w:val="20"/>
-          <w:szCs w:val="20"/>
-        </w:rPr>
-      </w:pPr>
-      <w:proofErr w:type="spellStart"/>
-      <w:r>
-        <w:rPr>
-          <w:i/>
-          <w:iCs/>
-          <w:sz w:val="24"/>
-          <w:szCs w:val="24"/>
-        </w:rPr>
-        <w:t>max_glu_serum</w:t>
-      </w:r>
-      <w:proofErr w:type="spellEnd"/>
-      <w:r>
-        <w:rPr>
-          <w:i/>
-          <w:iCs/>
-          <w:sz w:val="24"/>
-          <w:szCs w:val="24"/>
-        </w:rPr>
-        <w:t xml:space="preserve">: </w:t>
-      </w:r>
-      <w:r>
-        <w:rPr>
-          <w:i/>
-          <w:iCs/>
-          <w:sz w:val="20"/>
-          <w:szCs w:val="20"/>
-        </w:rPr>
-        <w:t xml:space="preserve">'Maximum glucose serum test result (e.g., &gt;200, &gt;300, Normal, </w:t>
-      </w:r>
-      <w:proofErr w:type="gramStart"/>
-      <w:r>
-        <w:rPr>
-          <w:i/>
-          <w:iCs/>
-          <w:sz w:val="20"/>
-          <w:szCs w:val="20"/>
-        </w:rPr>
-        <w:t>None</w:t>
-      </w:r>
-      <w:proofErr w:type="gramEnd"/>
-      <w:r>
-        <w:rPr>
-          <w:i/>
-          <w:iCs/>
-          <w:sz w:val="20"/>
-          <w:szCs w:val="20"/>
-        </w:rPr>
-        <w:t xml:space="preserve"> if not measured).'</w:t>
-      </w:r>
-    </w:p>
-    <w:p>
-      <w:pPr>
-        <w:pStyle w:val="Body"/>
-        <w:ind w:left="720"/>
-        <w:rPr>
-          <w:i/>
-          <w:iCs/>
-          <w:sz w:val="24"/>
-          <w:szCs w:val="24"/>
-        </w:rPr>
-      </w:pPr>
-      <w:r>
-        <w:rPr>
-          <w:i/>
-          <w:iCs/>
-          <w:sz w:val="24"/>
-          <w:szCs w:val="24"/>
-        </w:rPr>
-        <w:t>A1Cresult</w:t>
-      </w:r>
-      <w:r>
-        <w:rPr>
-          <w:i/>
-          <w:iCs/>
-          <w:sz w:val="24"/>
-          <w:szCs w:val="24"/>
-        </w:rPr>
-        <w:t>:</w:t>
-      </w:r>
-      <w:r>
-        <w:rPr>
-          <w:i/>
-          <w:iCs/>
-          <w:sz w:val="24"/>
-          <w:szCs w:val="24"/>
-        </w:rPr>
-        <w:t xml:space="preserve"> </w:t>
-      </w:r>
-      <w:r>
-        <w:rPr>
-          <w:i/>
-          <w:iCs/>
-          <w:sz w:val="20"/>
-          <w:szCs w:val="20"/>
-        </w:rPr>
-        <w:t xml:space="preserve">'Hemoglobin A1c test result indicating average blood sugar levels (e.g., &gt;7, &gt;8, Normal, </w:t>
-      </w:r>
-      <w:proofErr w:type="gramStart"/>
-      <w:r>
-        <w:rPr>
-          <w:i/>
-          <w:iCs/>
-          <w:sz w:val="20"/>
-          <w:szCs w:val="20"/>
-        </w:rPr>
-        <w:t>None</w:t>
-      </w:r>
-      <w:proofErr w:type="gramEnd"/>
-      <w:r>
-        <w:rPr>
-          <w:i/>
-          <w:iCs/>
-          <w:sz w:val="20"/>
-          <w:szCs w:val="20"/>
-        </w:rPr>
-        <w:t xml:space="preserve"> if not measured).'</w:t>
-      </w:r>
-    </w:p>
-    <w:p>
-      <w:pPr>
-        <w:pStyle w:val="Body"/>
-        <w:ind w:left="720"/>
-        <w:rPr>
-          <w:i/>
-          <w:iCs/>
-          <w:sz w:val="20"/>
-          <w:szCs w:val="20"/>
-        </w:rPr>
-      </w:pPr>
-      <w:r>
-        <w:rPr>
-          <w:i/>
-          <w:iCs/>
-          <w:sz w:val="24"/>
-          <w:szCs w:val="24"/>
-        </w:rPr>
-        <w:t>M</w:t>
-      </w:r>
-      <w:r>
-        <w:rPr>
-          <w:i/>
-          <w:iCs/>
-          <w:sz w:val="24"/>
-          <w:szCs w:val="24"/>
-        </w:rPr>
-        <w:t>etformin</w:t>
-      </w:r>
-      <w:r>
-        <w:rPr>
-          <w:i/>
-          <w:iCs/>
-          <w:sz w:val="24"/>
-          <w:szCs w:val="24"/>
-        </w:rPr>
-        <w:t>:</w:t>
-      </w:r>
-      <w:r>
-        <w:rPr>
-          <w:i/>
-          <w:iCs/>
-          <w:sz w:val="24"/>
-          <w:szCs w:val="24"/>
-        </w:rPr>
-        <w:t xml:space="preserve"> </w:t>
-      </w:r>
-      <w:r>
-        <w:rPr>
-          <w:i/>
-          <w:iCs/>
-          <w:sz w:val="20"/>
-          <w:szCs w:val="20"/>
-        </w:rPr>
-        <w:t>'Whether the drug metformin was prescribed (e.g., No drug not prescribed, Steady, Up, Down).'</w:t>
-      </w:r>
-    </w:p>
-    <w:p>
-      <w:pPr>
-        <w:pStyle w:val="Body"/>
-        <w:ind w:left="720"/>
-        <w:rPr>
-          <w:i/>
-          <w:iCs/>
-          <w:sz w:val="20"/>
-          <w:szCs w:val="20"/>
-        </w:rPr>
-      </w:pPr>
-      <w:r>
-        <w:rPr>
-          <w:i/>
-          <w:iCs/>
-          <w:sz w:val="24"/>
-          <w:szCs w:val="24"/>
-        </w:rPr>
-        <w:t>R</w:t>
-      </w:r>
-      <w:r>
-        <w:rPr>
-          <w:i/>
-          <w:iCs/>
-          <w:sz w:val="24"/>
-          <w:szCs w:val="24"/>
-        </w:rPr>
-        <w:t>epaglinide</w:t>
-      </w:r>
-      <w:r>
-        <w:rPr>
-          <w:i/>
-          <w:iCs/>
-          <w:sz w:val="24"/>
-          <w:szCs w:val="24"/>
-        </w:rPr>
-        <w:t>:</w:t>
-      </w:r>
-      <w:r>
-        <w:rPr>
-          <w:i/>
-          <w:iCs/>
-          <w:sz w:val="24"/>
-          <w:szCs w:val="24"/>
-        </w:rPr>
-        <w:t xml:space="preserve"> </w:t>
-      </w:r>
-      <w:r>
-        <w:rPr>
-          <w:i/>
-          <w:iCs/>
-          <w:sz w:val="20"/>
-          <w:szCs w:val="20"/>
-        </w:rPr>
-        <w:t>'Whether the drug metformin was prescribed (e.g., No drug not prescribed, Steady, Up, Down).'</w:t>
-      </w:r>
-    </w:p>
-    <w:p>
-      <w:pPr>
-        <w:pStyle w:val="Body"/>
-        <w:ind w:left="720"/>
-        <w:rPr>
-          <w:i/>
-          <w:iCs/>
-          <w:sz w:val="24"/>
-          <w:szCs w:val="24"/>
-        </w:rPr>
-      </w:pPr>
-      <w:r>
-        <w:rPr>
-          <w:i/>
-          <w:iCs/>
-          <w:sz w:val="24"/>
-          <w:szCs w:val="24"/>
-        </w:rPr>
-        <w:t>N</w:t>
-      </w:r>
-      <w:r>
-        <w:rPr>
-          <w:i/>
-          <w:iCs/>
-          <w:sz w:val="24"/>
-          <w:szCs w:val="24"/>
-        </w:rPr>
-        <w:t>ateglinide</w:t>
-      </w:r>
-      <w:r>
-        <w:rPr>
-          <w:i/>
-          <w:iCs/>
-          <w:sz w:val="24"/>
-          <w:szCs w:val="24"/>
-        </w:rPr>
-        <w:t>:</w:t>
-      </w:r>
-      <w:r>
-        <w:rPr>
-          <w:i/>
-          <w:iCs/>
-          <w:sz w:val="24"/>
-          <w:szCs w:val="24"/>
-        </w:rPr>
-        <w:t xml:space="preserve"> </w:t>
-      </w:r>
-      <w:r>
-        <w:rPr>
-          <w:i/>
-          <w:iCs/>
-          <w:sz w:val="20"/>
-          <w:szCs w:val="20"/>
-        </w:rPr>
-        <w:t>Whether the drug metformin was prescribed (e.g., No drug not prescribed, Steady, Up, Down).'</w:t>
-      </w:r>
-    </w:p>
-    <w:p>
-      <w:pPr>
-        <w:pStyle w:val="Body"/>
-        <w:ind w:left="720"/>
-        <w:rPr>
-          <w:i/>
-          <w:iCs/>
-          <w:sz w:val="20"/>
-          <w:szCs w:val="20"/>
-        </w:rPr>
-      </w:pPr>
-      <w:r>
-        <w:rPr>
-          <w:i/>
-          <w:iCs/>
-          <w:sz w:val="24"/>
-          <w:szCs w:val="24"/>
-        </w:rPr>
-        <w:t>Chlorpropamide</w:t>
-      </w:r>
-      <w:r>
-        <w:rPr>
-          <w:i/>
-          <w:iCs/>
-          <w:sz w:val="24"/>
-          <w:szCs w:val="24"/>
-        </w:rPr>
-        <w:t xml:space="preserve">: </w:t>
-      </w:r>
-      <w:r>
-        <w:rPr>
-          <w:i/>
-          <w:iCs/>
-          <w:sz w:val="20"/>
-          <w:szCs w:val="20"/>
-        </w:rPr>
-        <w:t>'Whether the drug metformin was prescribed (e.g., No drug not prescribed, Steady, Up, Down).’</w:t>
-      </w:r>
-    </w:p>
-    <w:p>
-      <w:pPr>
-        <w:pStyle w:val="Body"/>
-        <w:ind w:left="720"/>
-        <w:rPr>
-          <w:i/>
-          <w:iCs/>
-          <w:sz w:val="24"/>
-          <w:szCs w:val="24"/>
-        </w:rPr>
-      </w:pPr>
-      <w:proofErr w:type="spellStart"/>
-      <w:r>
-        <w:rPr>
-          <w:i/>
-          <w:iCs/>
-          <w:sz w:val="24"/>
-          <w:szCs w:val="24"/>
-        </w:rPr>
-        <w:t>glimepiride</w:t>
-      </w:r>
-      <w:r>
-        <w:rPr>
-          <w:i/>
-          <w:iCs/>
-          <w:sz w:val="24"/>
-          <w:szCs w:val="24"/>
-        </w:rPr>
-        <w:t>:</w:t>
-      </w:r>
-      <w:r>
-        <w:rPr>
-          <w:i/>
-          <w:iCs/>
-          <w:sz w:val="20"/>
-          <w:szCs w:val="20"/>
-        </w:rPr>
-        <w:t>'Whether</w:t>
-      </w:r>
-      <w:proofErr w:type="spellEnd"/>
-      <w:r>
-        <w:rPr>
-          <w:i/>
-          <w:iCs/>
-          <w:sz w:val="20"/>
-          <w:szCs w:val="20"/>
-        </w:rPr>
-        <w:t xml:space="preserve"> the drug metformin was prescribed (e.g., No drug not prescribed, Steady, Up, Down).</w:t>
-      </w:r>
-      <w:r>
-        <w:rPr>
-          <w:i/>
-          <w:iCs/>
-          <w:sz w:val="24"/>
-          <w:szCs w:val="24"/>
-        </w:rPr>
-        <w:t>’</w:t>
-      </w:r>
-    </w:p>
-    <w:p>
-      <w:pPr>
-        <w:pStyle w:val="Body"/>
-        <w:ind w:left="720"/>
-        <w:rPr>
-          <w:i/>
-          <w:iCs/>
-          <w:sz w:val="24"/>
-          <w:szCs w:val="24"/>
-        </w:rPr>
-      </w:pPr>
-      <w:proofErr w:type="spellStart"/>
-      <w:r>
-        <w:rPr>
-          <w:i/>
-          <w:iCs/>
-          <w:sz w:val="24"/>
-          <w:szCs w:val="24"/>
-        </w:rPr>
-        <w:t>acetohexamide</w:t>
-      </w:r>
-      <w:r>
-        <w:rPr>
-          <w:i/>
-          <w:iCs/>
-          <w:sz w:val="24"/>
-          <w:szCs w:val="24"/>
-        </w:rPr>
-        <w:t>:</w:t>
-      </w:r>
-      <w:r>
-        <w:rPr>
-          <w:i/>
-          <w:iCs/>
-          <w:sz w:val="20"/>
-          <w:szCs w:val="20"/>
-        </w:rPr>
-        <w:t>'Whether</w:t>
-      </w:r>
-      <w:proofErr w:type="spellEnd"/>
-      <w:r>
-        <w:rPr>
-          <w:i/>
-          <w:iCs/>
-          <w:sz w:val="20"/>
-          <w:szCs w:val="20"/>
-        </w:rPr>
-        <w:t xml:space="preserve"> the drug metformin was prescribed (e.g., No drug not prescribed, Steady, Up, Down).’</w:t>
-      </w:r>
-    </w:p>
-    <w:p>
-      <w:pPr>
-        <w:pStyle w:val="Body"/>
-        <w:ind w:left="720"/>
-        <w:rPr>
-          <w:i/>
-          <w:iCs/>
-          <w:sz w:val="24"/>
-          <w:szCs w:val="24"/>
-        </w:rPr>
-      </w:pPr>
-      <w:proofErr w:type="spellStart"/>
-      <w:r>
-        <w:rPr>
-          <w:i/>
-          <w:iCs/>
-          <w:sz w:val="24"/>
-          <w:szCs w:val="24"/>
-        </w:rPr>
-        <w:t>glipizide</w:t>
-      </w:r>
-      <w:r>
-        <w:rPr>
-          <w:i/>
-          <w:iCs/>
-          <w:sz w:val="24"/>
-          <w:szCs w:val="24"/>
-        </w:rPr>
-        <w:t>:</w:t>
-      </w:r>
-      <w:r>
-        <w:rPr>
-          <w:i/>
-          <w:iCs/>
-          <w:sz w:val="20"/>
-          <w:szCs w:val="20"/>
-        </w:rPr>
-        <w:t>'Whether</w:t>
-      </w:r>
-      <w:proofErr w:type="spellEnd"/>
-      <w:r>
-        <w:rPr>
-          <w:i/>
-          <w:iCs/>
-          <w:sz w:val="20"/>
-          <w:szCs w:val="20"/>
-        </w:rPr>
-        <w:t xml:space="preserve"> the drug metformin was prescribed (e.g., No drug not prescribed, Steady, Up, Down).’</w:t>
-      </w:r>
-    </w:p>
-    <w:p>
-      <w:pPr>
-        <w:pStyle w:val="Body"/>
-        <w:ind w:left="720"/>
-        <w:rPr>
-          <w:i/>
-          <w:iCs/>
-          <w:sz w:val="20"/>
-          <w:szCs w:val="20"/>
-        </w:rPr>
-      </w:pPr>
-      <w:proofErr w:type="spellStart"/>
-      <w:r>
-        <w:rPr>
-          <w:i/>
-          <w:iCs/>
-          <w:sz w:val="24"/>
-          <w:szCs w:val="24"/>
-        </w:rPr>
-        <w:t>glyburide</w:t>
-      </w:r>
-      <w:r>
-        <w:rPr>
-          <w:i/>
-          <w:iCs/>
-          <w:sz w:val="24"/>
-          <w:szCs w:val="24"/>
-        </w:rPr>
-        <w:t>:</w:t>
-      </w:r>
-      <w:r>
-        <w:rPr>
-          <w:i/>
-          <w:iCs/>
-          <w:sz w:val="20"/>
-          <w:szCs w:val="20"/>
-        </w:rPr>
-        <w:t>'Whether</w:t>
-      </w:r>
-      <w:proofErr w:type="spellEnd"/>
-      <w:r>
-        <w:rPr>
-          <w:i/>
-          <w:iCs/>
-          <w:sz w:val="20"/>
-          <w:szCs w:val="20"/>
-        </w:rPr>
-        <w:t xml:space="preserve"> the drug metformin was prescribed (e.g., No drug not prescribed, Steady, Up, Down).’</w:t>
-      </w:r>
-    </w:p>
-    <w:p>
-      <w:pPr>
-        <w:pStyle w:val="Body"/>
-        <w:ind w:left="720"/>
-        <w:rPr>
-          <w:i/>
-          <w:iCs/>
-          <w:sz w:val="24"/>
-          <w:szCs w:val="24"/>
-        </w:rPr>
-      </w:pPr>
-      <w:proofErr w:type="spellStart"/>
-      <w:r>
-        <w:rPr>
-          <w:i/>
-          <w:iCs/>
-          <w:sz w:val="24"/>
-          <w:szCs w:val="24"/>
-        </w:rPr>
-        <w:t>tolbutamide</w:t>
-      </w:r>
-      <w:r>
-        <w:rPr>
-          <w:i/>
-          <w:iCs/>
-          <w:sz w:val="24"/>
-          <w:szCs w:val="24"/>
-        </w:rPr>
-        <w:t>:</w:t>
-      </w:r>
-      <w:r>
-        <w:rPr>
-          <w:i/>
-          <w:iCs/>
-          <w:sz w:val="20"/>
-          <w:szCs w:val="20"/>
-        </w:rPr>
-        <w:t>'Whether</w:t>
-      </w:r>
-      <w:proofErr w:type="spellEnd"/>
-      <w:r>
-        <w:rPr>
-          <w:i/>
-          <w:iCs/>
-          <w:sz w:val="20"/>
-          <w:szCs w:val="20"/>
-        </w:rPr>
-        <w:t xml:space="preserve"> the drug metformin was prescribed (e.g., No drug not prescribed, Steady, Up, Down).’</w:t>
-      </w:r>
-    </w:p>
-    <w:p>
-      <w:pPr>
-        <w:pStyle w:val="Body"/>
-        <w:ind w:left="720"/>
-        <w:rPr>
-          <w:i/>
-          <w:iCs/>
-          <w:sz w:val="24"/>
-          <w:szCs w:val="24"/>
-        </w:rPr>
-      </w:pPr>
-      <w:proofErr w:type="spellStart"/>
-      <w:r>
-        <w:rPr>
-          <w:i/>
-          <w:iCs/>
-          <w:sz w:val="24"/>
-          <w:szCs w:val="24"/>
-        </w:rPr>
-        <w:t>pioglitazone</w:t>
-      </w:r>
-      <w:r>
-        <w:rPr>
-          <w:i/>
-          <w:iCs/>
-          <w:sz w:val="24"/>
-          <w:szCs w:val="24"/>
-        </w:rPr>
-        <w:t>:</w:t>
-      </w:r>
-      <w:r>
-        <w:rPr>
-          <w:i/>
-          <w:iCs/>
-          <w:sz w:val="20"/>
-          <w:szCs w:val="20"/>
-        </w:rPr>
-        <w:t>'Whether</w:t>
-      </w:r>
-      <w:proofErr w:type="spellEnd"/>
-      <w:r>
-        <w:rPr>
-          <w:i/>
-          <w:iCs/>
-          <w:sz w:val="20"/>
-          <w:szCs w:val="20"/>
-        </w:rPr>
-        <w:t xml:space="preserve"> the drug metformin was prescribed (e.g., No drug not prescribed, Steady, Up, Down).’</w:t>
-      </w:r>
-    </w:p>
-    <w:p>
-      <w:pPr>
-        <w:pStyle w:val="Body"/>
-        <w:ind w:left="720"/>
-        <w:rPr>
-          <w:i/>
-          <w:iCs/>
-          <w:sz w:val="24"/>
-          <w:szCs w:val="24"/>
-        </w:rPr>
-      </w:pPr>
-      <w:proofErr w:type="spellStart"/>
-      <w:r>
-        <w:rPr>
-          <w:i/>
-          <w:iCs/>
-          <w:sz w:val="24"/>
-          <w:szCs w:val="24"/>
-        </w:rPr>
-        <w:t>rosiglitazone</w:t>
-      </w:r>
-      <w:r>
-        <w:rPr>
-          <w:i/>
-          <w:iCs/>
-          <w:sz w:val="20"/>
-          <w:szCs w:val="20"/>
-        </w:rPr>
-        <w:t>:'Whether</w:t>
-      </w:r>
-      <w:proofErr w:type="spellEnd"/>
-      <w:r>
-        <w:rPr>
-          <w:i/>
-          <w:iCs/>
-          <w:sz w:val="20"/>
-          <w:szCs w:val="20"/>
-        </w:rPr>
-        <w:t xml:space="preserve"> the drug metformin was prescribed (e.g., No drug not prescribed, Steady, Up, Down).’</w:t>
-      </w:r>
-    </w:p>
-    <w:p>
-      <w:pPr>
-        <w:pStyle w:val="Body"/>
-        <w:ind w:left="720"/>
-        <w:rPr>
-          <w:i/>
-          <w:iCs/>
-          <w:sz w:val="24"/>
-          <w:szCs w:val="24"/>
-        </w:rPr>
-      </w:pPr>
-      <w:proofErr w:type="spellStart"/>
-      <w:r>
-        <w:rPr>
-          <w:i/>
-          <w:iCs/>
-          <w:sz w:val="24"/>
-          <w:szCs w:val="24"/>
-        </w:rPr>
-        <w:t>acarbose</w:t>
-      </w:r>
-      <w:r>
-        <w:rPr>
-          <w:i/>
-          <w:iCs/>
-          <w:sz w:val="24"/>
-          <w:szCs w:val="24"/>
-        </w:rPr>
-        <w:t>:</w:t>
-      </w:r>
-      <w:r>
-        <w:rPr>
-          <w:i/>
-          <w:iCs/>
-          <w:sz w:val="20"/>
-          <w:szCs w:val="20"/>
-        </w:rPr>
-        <w:t>'Whether</w:t>
-      </w:r>
-      <w:proofErr w:type="spellEnd"/>
-      <w:r>
-        <w:rPr>
-          <w:i/>
-          <w:iCs/>
-          <w:sz w:val="20"/>
-          <w:szCs w:val="20"/>
-        </w:rPr>
-        <w:t xml:space="preserve"> the drug metformin was prescribed (e.g., No drug not prescribed, Steady, Up, Down).’</w:t>
-      </w:r>
-    </w:p>
-    <w:p>
-      <w:pPr>
-        <w:pStyle w:val="Body"/>
-        <w:ind w:left="720"/>
-        <w:rPr>
-          <w:i/>
-          <w:iCs/>
-          <w:sz w:val="24"/>
-          <w:szCs w:val="24"/>
-        </w:rPr>
-      </w:pPr>
-      <w:proofErr w:type="spellStart"/>
-      <w:r>
-        <w:rPr>
-          <w:i/>
-          <w:iCs/>
-          <w:sz w:val="24"/>
-          <w:szCs w:val="24"/>
-        </w:rPr>
-        <w:t>miglitol</w:t>
-      </w:r>
-      <w:r>
-        <w:rPr>
-          <w:i/>
-          <w:iCs/>
-          <w:sz w:val="24"/>
-          <w:szCs w:val="24"/>
-        </w:rPr>
-        <w:t>:</w:t>
-      </w:r>
-      <w:r>
-        <w:rPr>
-          <w:i/>
-          <w:iCs/>
-          <w:sz w:val="20"/>
-          <w:szCs w:val="20"/>
-        </w:rPr>
-        <w:t>'Whether</w:t>
-      </w:r>
-      <w:proofErr w:type="spellEnd"/>
-      <w:r>
-        <w:rPr>
-          <w:i/>
-          <w:iCs/>
-          <w:sz w:val="20"/>
-          <w:szCs w:val="20"/>
-        </w:rPr>
-        <w:t xml:space="preserve"> the drug metformin was prescribed (e.g., No drug not prescribed, Steady, Up, Down).’</w:t>
-      </w:r>
-    </w:p>
-    <w:p>
-      <w:pPr>
-        <w:pStyle w:val="Body"/>
-        <w:ind w:left="720"/>
-        <w:rPr>
-          <w:i/>
-          <w:iCs/>
-          <w:sz w:val="24"/>
-          <w:szCs w:val="24"/>
-        </w:rPr>
-      </w:pPr>
-      <w:proofErr w:type="spellStart"/>
-      <w:r>
-        <w:rPr>
-          <w:i/>
-          <w:iCs/>
-          <w:sz w:val="24"/>
-          <w:szCs w:val="24"/>
-        </w:rPr>
-        <w:t>troglitazone</w:t>
-      </w:r>
-      <w:r>
-        <w:rPr>
-          <w:i/>
-          <w:iCs/>
-          <w:sz w:val="24"/>
-          <w:szCs w:val="24"/>
-        </w:rPr>
-        <w:t>:</w:t>
-      </w:r>
-      <w:r>
-        <w:rPr>
-          <w:i/>
-          <w:iCs/>
-          <w:sz w:val="20"/>
-          <w:szCs w:val="20"/>
-        </w:rPr>
-        <w:t>'Whether</w:t>
-      </w:r>
-      <w:proofErr w:type="spellEnd"/>
-      <w:r>
-        <w:rPr>
-          <w:i/>
-          <w:iCs/>
-          <w:sz w:val="20"/>
-          <w:szCs w:val="20"/>
-        </w:rPr>
-        <w:t xml:space="preserve"> the drug metformin was prescribed (e.g., No drug not prescribed, Steady, Up, Down).’</w:t>
-      </w:r>
-    </w:p>
-    <w:p>
-      <w:pPr>
-        <w:pStyle w:val="Body"/>
-        <w:ind w:left="720"/>
-        <w:rPr>
-          <w:i/>
-          <w:iCs/>
-          <w:sz w:val="20"/>
-          <w:szCs w:val="20"/>
-        </w:rPr>
-      </w:pPr>
-      <w:proofErr w:type="spellStart"/>
-      <w:r>
-        <w:rPr>
-          <w:i/>
-          <w:iCs/>
-          <w:sz w:val="24"/>
-          <w:szCs w:val="24"/>
-        </w:rPr>
-        <w:t>tolazamide</w:t>
-      </w:r>
-      <w:r>
-        <w:rPr>
-          <w:i/>
-          <w:iCs/>
-          <w:sz w:val="24"/>
-          <w:szCs w:val="24"/>
-        </w:rPr>
-        <w:t>:</w:t>
-      </w:r>
-      <w:r>
-        <w:rPr>
-          <w:i/>
-          <w:iCs/>
-          <w:sz w:val="20"/>
-          <w:szCs w:val="20"/>
-        </w:rPr>
-        <w:t>'Whether</w:t>
-      </w:r>
-      <w:proofErr w:type="spellEnd"/>
-      <w:r>
-        <w:rPr>
-          <w:i/>
-          <w:iCs/>
-          <w:sz w:val="20"/>
-          <w:szCs w:val="20"/>
-        </w:rPr>
-        <w:t xml:space="preserve"> the drug metformin was prescribed (e.g., No drug not prescribed, Steady, Up, Down).’</w:t>
-      </w:r>
-    </w:p>
-    <w:p>
-      <w:pPr>
-        <w:pStyle w:val="Body"/>
-        <w:ind w:left="720"/>
-        <w:rPr>
-          <w:i/>
-          <w:iCs/>
-          <w:sz w:val="24"/>
-          <w:szCs w:val="24"/>
-        </w:rPr>
-      </w:pPr>
-      <w:proofErr w:type="spellStart"/>
-      <w:r>
-        <w:rPr>
-          <w:i/>
-          <w:iCs/>
-          <w:sz w:val="24"/>
-          <w:szCs w:val="24"/>
-        </w:rPr>
-        <w:t>examide</w:t>
-      </w:r>
-      <w:proofErr w:type="spellEnd"/>
-      <w:r>
-        <w:rPr>
-          <w:i/>
-          <w:iCs/>
-          <w:sz w:val="20"/>
-          <w:szCs w:val="20"/>
-        </w:rPr>
-        <w:t>:'Whether the drug metformin was prescribed (e.g., No drug not prescribed, Steady, Up, Down).’</w:t>
-      </w:r>
-    </w:p>
-    <w:p>
-      <w:pPr>
-        <w:pStyle w:val="Body"/>
-        <w:ind w:left="720"/>
-        <w:rPr>
-          <w:i/>
-          <w:iCs/>
-          <w:sz w:val="24"/>
-          <w:szCs w:val="24"/>
-        </w:rPr>
-      </w:pPr>
-      <w:proofErr w:type="spellStart"/>
-      <w:r>
-        <w:rPr>
-          <w:i/>
-          <w:iCs/>
-          <w:sz w:val="24"/>
-          <w:szCs w:val="24"/>
-        </w:rPr>
-        <w:t>citoglipton</w:t>
-      </w:r>
-      <w:proofErr w:type="spellEnd"/>
-      <w:r>
-        <w:rPr>
-          <w:i/>
-          <w:iCs/>
-          <w:sz w:val="24"/>
-          <w:szCs w:val="24"/>
-        </w:rPr>
-        <w:t>:</w:t>
-      </w:r>
-      <w:r>
-        <w:rPr>
-          <w:i/>
-          <w:iCs/>
-          <w:sz w:val="20"/>
-          <w:szCs w:val="20"/>
-        </w:rPr>
-        <w:t>'Whether the drug metformin was prescribed (e.g., No drug not prescribed, Steady, Up, Down).’</w:t>
-      </w:r>
-    </w:p>
-    <w:p>
-      <w:pPr>
-        <w:pStyle w:val="Body"/>
-        <w:ind w:left="720"/>
-        <w:rPr>
-          <w:i/>
-          <w:iCs/>
-          <w:sz w:val="24"/>
-          <w:szCs w:val="24"/>
-        </w:rPr>
-      </w:pPr>
-      <w:r>
-        <w:rPr>
-          <w:i/>
-          <w:iCs/>
-          <w:sz w:val="24"/>
-          <w:szCs w:val="24"/>
-        </w:rPr>
-        <w:t>Insuli</w:t>
-      </w:r>
-      <w:r>
-        <w:rPr>
-          <w:i/>
-          <w:iCs/>
-          <w:sz w:val="24"/>
-          <w:szCs w:val="24"/>
-        </w:rPr>
-        <w:t>n:</w:t>
-      </w:r>
-      <w:r>
-        <w:rPr>
-          <w:i/>
-          <w:iCs/>
-          <w:sz w:val="24"/>
-          <w:szCs w:val="24"/>
-        </w:rPr>
-        <w:t xml:space="preserve"> </w:t>
-      </w:r>
-      <w:r>
-        <w:rPr>
-          <w:i/>
-          <w:iCs/>
-          <w:sz w:val="20"/>
-          <w:szCs w:val="20"/>
-        </w:rPr>
-        <w:t>'Whether the drug metformin was prescribed (e.g., No drug not prescribed, Steady, Up, Down).’</w:t>
-      </w:r>
-    </w:p>
-    <w:p>
-      <w:pPr>
-        <w:pStyle w:val="Body"/>
-        <w:ind w:left="720"/>
-        <w:rPr>
-          <w:i/>
-          <w:iCs/>
-          <w:sz w:val="24"/>
-          <w:szCs w:val="24"/>
-        </w:rPr>
-      </w:pPr>
-      <w:proofErr w:type="spellStart"/>
-      <w:r>
-        <w:rPr>
-          <w:i/>
-          <w:iCs/>
-          <w:sz w:val="24"/>
-          <w:szCs w:val="24"/>
-        </w:rPr>
         <w:lastRenderedPageBreak/>
-        <w:t>glyburideMetformin</w:t>
-      </w:r>
-      <w:proofErr w:type="spellEnd"/>
-      <w:r>
-        <w:rPr>
-          <w:i/>
-          <w:iCs/>
-          <w:sz w:val="24"/>
-          <w:szCs w:val="24"/>
-        </w:rPr>
-        <w:t>:</w:t>
-      </w:r>
-      <w:r>
-        <w:rPr>
-          <w:i/>
-          <w:iCs/>
-          <w:sz w:val="20"/>
-          <w:szCs w:val="20"/>
-        </w:rPr>
-        <w:t>'Whether the drug metformin was prescribed (e.g., No drug not prescribed, Steady, Up, Down).’</w:t>
-      </w:r>
-    </w:p>
-    <w:p>
-      <w:pPr>
-        <w:pStyle w:val="Body"/>
-        <w:ind w:left="720"/>
-        <w:rPr>
-          <w:i/>
-          <w:iCs/>
-          <w:sz w:val="24"/>
-          <w:szCs w:val="24"/>
-        </w:rPr>
-      </w:pPr>
-      <w:proofErr w:type="spellStart"/>
-      <w:r>
-        <w:rPr>
-          <w:i/>
-          <w:iCs/>
-          <w:sz w:val="24"/>
-          <w:szCs w:val="24"/>
-        </w:rPr>
-        <w:t>glipizideMetformin</w:t>
-      </w:r>
-      <w:proofErr w:type="spellEnd"/>
-      <w:r>
-        <w:rPr>
-          <w:i/>
-          <w:iCs/>
-          <w:sz w:val="24"/>
-          <w:szCs w:val="24"/>
-        </w:rPr>
-        <w:t>:</w:t>
-      </w:r>
-      <w:r>
-        <w:rPr>
-          <w:i/>
-          <w:iCs/>
-          <w:sz w:val="20"/>
-          <w:szCs w:val="20"/>
-        </w:rPr>
-        <w:t>'Whether the drug metformin was prescribed (e.g., No drug not prescribed, Steady, Up, Down).’</w:t>
-      </w:r>
-    </w:p>
-    <w:p>
-      <w:pPr>
-        <w:pStyle w:val="Body"/>
-        <w:ind w:left="720"/>
-        <w:rPr>
-          <w:i/>
-          <w:iCs/>
-          <w:sz w:val="24"/>
-          <w:szCs w:val="24"/>
-        </w:rPr>
-      </w:pPr>
-      <w:proofErr w:type="spellStart"/>
-      <w:r>
-        <w:rPr>
-          <w:i/>
-          <w:iCs/>
-          <w:sz w:val="24"/>
-          <w:szCs w:val="24"/>
-        </w:rPr>
         <w:t>glimepiridePioglitazone</w:t>
       </w:r>
       <w:proofErr w:type="spellEnd"/>
@@ -5730,7 +5708,6 @@
           <w:sz w:val="24"/>
           <w:szCs w:val="24"/>
         </w:rPr>
-        <w:lastRenderedPageBreak/>
         <w:t xml:space="preserve">Verified data in the </w:t>
       </w:r>
       <w:proofErr w:type="spellStart"/>
@@ -5775,6 +5752,7 @@
           <w:sz w:val="24"/>
           <w:szCs w:val="24"/>
         </w:rPr>
+        <w:lastRenderedPageBreak/>
         <w:t xml:space="preserve">Created a connection to MySQL database to load the bronze level of the </w:t>
       </w:r>
       <w:proofErr w:type="spellStart"/>
@@ -7246,7 +7224,6 @@
           <w:sz w:val="24"/>
           <w:szCs w:val="24"/>
         </w:rPr>
-        <w:lastRenderedPageBreak/>
         <w:t>A space was added between</w:t>
       </w:r>
       <w:r>
@@ -7307,6 +7284,7 @@
           <w:sz w:val="24"/>
           <w:szCs w:val="24"/>
         </w:rPr>
+        <w:lastRenderedPageBreak/>
         <w:t>In the diag_1, diag_2, and diag_3 fields the following were done:</w:t>
       </w:r>
     </w:p>
@@ -9316,7 +9294,6 @@
           <w:sz w:val="24"/>
           <w:szCs w:val="24"/>
         </w:rPr>
-        <w:lastRenderedPageBreak/>
         <w:t>Duplicates</w:t>
       </w:r>
       <w:proofErr w:type="gramStart"/>
@@ -9397,6 +9374,7 @@
           <w:sz w:val="24"/>
           <w:szCs w:val="24"/>
         </w:rPr>
+        <w:lastRenderedPageBreak/>
         <w:t>Dates:</w:t>
       </w:r>
       <w:r>
